--- a/Лабораторная работа № 1.docx
+++ b/Лабораторная работа № 1.docx
@@ -1,6 +1,6 @@
 
 <file path=word/document.xml><?xml version="1.0" encoding="utf-8"?>
-<w:document xmlns:wpc="http://schemas.microsoft.com/office/word/2010/wordprocessingCanvas" xmlns:cx="http://schemas.microsoft.com/office/drawing/2014/chartex" xmlns:cx1="http://schemas.microsoft.com/office/drawing/2015/9/8/chartex" xmlns:cx2="http://schemas.microsoft.com/office/drawing/2015/10/21/chartex" xmlns:cx3="http://schemas.microsoft.com/office/drawing/2016/5/9/chartex" xmlns:cx4="http://schemas.microsoft.com/office/drawing/2016/5/10/chartex" xmlns:cx5="http://schemas.microsoft.com/office/drawing/2016/5/11/chartex" xmlns:cx6="http://schemas.microsoft.com/office/drawing/2016/5/12/chartex" xmlns:cx7="http://schemas.microsoft.com/office/drawing/2016/5/13/chartex" xmlns:cx8="http://schemas.microsoft.com/office/drawing/2016/5/14/chartex" xmlns:mc="http://schemas.openxmlformats.org/markup-compatibility/2006" xmlns:aink="http://schemas.microsoft.com/office/drawing/2016/ink" xmlns:am3d="http://schemas.microsoft.com/office/drawing/2017/model3d" xmlns:o="urn:schemas-microsoft-com:office:office" xmlns:r="http://schemas.openxmlformats.org/officeDocument/2006/relationships" xmlns:m="http://schemas.openxmlformats.org/officeDocument/2006/math" xmlns:v="urn:schemas-microsoft-com:vml" xmlns:wp14="http://schemas.microsoft.com/office/word/2010/wordprocessingDrawing" xmlns:wp="http://schemas.openxmlformats.org/drawingml/2006/wordprocessingDrawing" xmlns:w10="urn:schemas-microsoft-com:office:word" xmlns:w="http://schemas.openxmlformats.org/wordprocessingml/2006/main" xmlns:w14="http://schemas.microsoft.com/office/word/2010/wordml" xmlns:w15="http://schemas.microsoft.com/office/word/2012/wordml" xmlns:w16cid="http://schemas.microsoft.com/office/word/2016/wordml/cid" xmlns:w16se="http://schemas.microsoft.com/office/word/2015/wordml/symex" xmlns:wpg="http://schemas.microsoft.com/office/word/2010/wordprocessingGroup" xmlns:wpi="http://schemas.microsoft.com/office/word/2010/wordprocessingInk" xmlns:wne="http://schemas.microsoft.com/office/word/2006/wordml" xmlns:wps="http://schemas.microsoft.com/office/word/2010/wordprocessingShape" mc:Ignorable="w14 w15 w16se w16cid wp14">
+<w:document xmlns:wpc="http://schemas.microsoft.com/office/word/2010/wordprocessingCanvas" xmlns:cx="http://schemas.microsoft.com/office/drawing/2014/chartex" xmlns:cx1="http://schemas.microsoft.com/office/drawing/2015/9/8/chartex" xmlns:cx2="http://schemas.microsoft.com/office/drawing/2015/10/21/chartex" xmlns:cx3="http://schemas.microsoft.com/office/drawing/2016/5/9/chartex" xmlns:cx4="http://schemas.microsoft.com/office/drawing/2016/5/10/chartex" xmlns:cx5="http://schemas.microsoft.com/office/drawing/2016/5/11/chartex" xmlns:cx6="http://schemas.microsoft.com/office/drawing/2016/5/12/chartex" xmlns:cx7="http://schemas.microsoft.com/office/drawing/2016/5/13/chartex" xmlns:cx8="http://schemas.microsoft.com/office/drawing/2016/5/14/chartex" xmlns:mc="http://schemas.openxmlformats.org/markup-compatibility/2006" xmlns:aink="http://schemas.microsoft.com/office/drawing/2016/ink" xmlns:am3d="http://schemas.microsoft.com/office/drawing/2017/model3d" xmlns:o="urn:schemas-microsoft-com:office:office" xmlns:r="http://schemas.openxmlformats.org/officeDocument/2006/relationships" xmlns:m="http://schemas.openxmlformats.org/officeDocument/2006/math" xmlns:v="urn:schemas-microsoft-com:vml" xmlns:wp14="http://schemas.microsoft.com/office/word/2010/wordprocessingDrawing" xmlns:wp="http://schemas.openxmlformats.org/drawingml/2006/wordprocessingDrawing" xmlns:w10="urn:schemas-microsoft-com:office:word" xmlns:w="http://schemas.openxmlformats.org/wordprocessingml/2006/main" xmlns:w14="http://schemas.microsoft.com/office/word/2010/wordml" xmlns:w15="http://schemas.microsoft.com/office/word/2012/wordml" xmlns:w16cex="http://schemas.microsoft.com/office/word/2018/wordml/cex" xmlns:w16cid="http://schemas.microsoft.com/office/word/2016/wordml/cid" xmlns:w16="http://schemas.microsoft.com/office/word/2018/wordml" xmlns:w16se="http://schemas.microsoft.com/office/word/2015/wordml/symex" xmlns:wpg="http://schemas.microsoft.com/office/word/2010/wordprocessingGroup" xmlns:wpi="http://schemas.microsoft.com/office/word/2010/wordprocessingInk" xmlns:wne="http://schemas.microsoft.com/office/word/2006/wordml" xmlns:wps="http://schemas.microsoft.com/office/word/2010/wordprocessingShape" mc:Ignorable="w14 w15 w16se w16cid w16 w16cex wp14">
   <w:body>
     <w:p>
       <w:pPr>
@@ -113,8 +113,6 @@
         </w:rPr>
         <w:t>Задание 1.</w:t>
       </w:r>
-      <w:bookmarkStart w:id="0" w:name="_GoBack"/>
-      <w:bookmarkEnd w:id="0"/>
     </w:p>
     <w:p>
       <w:pPr>
@@ -5504,6 +5502,116 @@
                 <w:szCs w:val="24"/>
               </w:rPr>
             </w:pPr>
+            <w:r>
+              <w:rPr>
+                <w:rFonts w:ascii="Times New Roman" w:hAnsi="Times New Roman" w:cs="Times New Roman"/>
+                <w:sz w:val="24"/>
+                <w:szCs w:val="24"/>
+              </w:rPr>
+              <w:t>9</w:t>
+            </w:r>
+          </w:p>
+          <w:p>
+            <w:pPr>
+              <w:spacing w:after="120"/>
+              <w:rPr>
+                <w:rFonts w:ascii="Times New Roman" w:hAnsi="Times New Roman" w:cs="Times New Roman"/>
+                <w:sz w:val="24"/>
+                <w:szCs w:val="24"/>
+              </w:rPr>
+            </w:pPr>
+          </w:p>
+          <w:p>
+            <w:pPr>
+              <w:spacing w:after="120"/>
+              <w:rPr>
+                <w:rFonts w:ascii="Times New Roman" w:hAnsi="Times New Roman" w:cs="Times New Roman"/>
+                <w:sz w:val="24"/>
+                <w:szCs w:val="24"/>
+              </w:rPr>
+            </w:pPr>
+            <w:r>
+              <w:rPr>
+                <w:rFonts w:ascii="Times New Roman" w:hAnsi="Times New Roman" w:cs="Times New Roman"/>
+                <w:sz w:val="24"/>
+                <w:szCs w:val="24"/>
+              </w:rPr>
+              <w:t>8</w:t>
+            </w:r>
+          </w:p>
+          <w:p>
+            <w:pPr>
+              <w:spacing w:after="120"/>
+              <w:rPr>
+                <w:rFonts w:ascii="Times New Roman" w:hAnsi="Times New Roman" w:cs="Times New Roman"/>
+                <w:sz w:val="24"/>
+                <w:szCs w:val="24"/>
+              </w:rPr>
+            </w:pPr>
+          </w:p>
+          <w:p>
+            <w:pPr>
+              <w:spacing w:after="120"/>
+              <w:rPr>
+                <w:rFonts w:ascii="Times New Roman" w:hAnsi="Times New Roman" w:cs="Times New Roman"/>
+                <w:sz w:val="24"/>
+                <w:szCs w:val="24"/>
+              </w:rPr>
+            </w:pPr>
+            <w:r>
+              <w:rPr>
+                <w:rFonts w:ascii="Times New Roman" w:hAnsi="Times New Roman" w:cs="Times New Roman"/>
+                <w:sz w:val="24"/>
+                <w:szCs w:val="24"/>
+              </w:rPr>
+              <w:t>8</w:t>
+            </w:r>
+          </w:p>
+          <w:p>
+            <w:pPr>
+              <w:spacing w:after="120"/>
+              <w:rPr>
+                <w:rFonts w:ascii="Times New Roman" w:hAnsi="Times New Roman" w:cs="Times New Roman"/>
+                <w:sz w:val="24"/>
+                <w:szCs w:val="24"/>
+              </w:rPr>
+            </w:pPr>
+            <w:r>
+              <w:rPr>
+                <w:rFonts w:ascii="Times New Roman" w:hAnsi="Times New Roman" w:cs="Times New Roman"/>
+                <w:sz w:val="24"/>
+                <w:szCs w:val="24"/>
+              </w:rPr>
+              <w:t>8</w:t>
+            </w:r>
+          </w:p>
+          <w:p>
+            <w:pPr>
+              <w:spacing w:after="120"/>
+              <w:rPr>
+                <w:rFonts w:ascii="Times New Roman" w:hAnsi="Times New Roman" w:cs="Times New Roman"/>
+                <w:sz w:val="24"/>
+                <w:szCs w:val="24"/>
+              </w:rPr>
+            </w:pPr>
+          </w:p>
+          <w:p>
+            <w:pPr>
+              <w:spacing w:after="120"/>
+              <w:rPr>
+                <w:rFonts w:ascii="Times New Roman" w:hAnsi="Times New Roman" w:cs="Times New Roman"/>
+                <w:sz w:val="24"/>
+                <w:szCs w:val="24"/>
+              </w:rPr>
+            </w:pPr>
+            <w:r>
+              <w:rPr>
+                <w:rFonts w:ascii="Times New Roman" w:hAnsi="Times New Roman" w:cs="Times New Roman"/>
+                <w:sz w:val="24"/>
+                <w:szCs w:val="24"/>
+              </w:rPr>
+              <w:t>7</w:t>
+            </w:r>
           </w:p>
         </w:tc>
         <w:tc>
@@ -5519,6 +5627,116 @@
                 <w:szCs w:val="24"/>
               </w:rPr>
             </w:pPr>
+            <w:r>
+              <w:rPr>
+                <w:rFonts w:ascii="Times New Roman" w:hAnsi="Times New Roman" w:cs="Times New Roman"/>
+                <w:sz w:val="24"/>
+                <w:szCs w:val="24"/>
+              </w:rPr>
+              <w:t>0,38</w:t>
+            </w:r>
+          </w:p>
+          <w:p>
+            <w:pPr>
+              <w:spacing w:after="120"/>
+              <w:rPr>
+                <w:rFonts w:ascii="Times New Roman" w:hAnsi="Times New Roman" w:cs="Times New Roman"/>
+                <w:sz w:val="24"/>
+                <w:szCs w:val="24"/>
+              </w:rPr>
+            </w:pPr>
+          </w:p>
+          <w:p>
+            <w:pPr>
+              <w:spacing w:after="120"/>
+              <w:rPr>
+                <w:rFonts w:ascii="Times New Roman" w:hAnsi="Times New Roman" w:cs="Times New Roman"/>
+                <w:sz w:val="24"/>
+                <w:szCs w:val="24"/>
+              </w:rPr>
+            </w:pPr>
+            <w:r>
+              <w:rPr>
+                <w:rFonts w:ascii="Times New Roman" w:hAnsi="Times New Roman" w:cs="Times New Roman"/>
+                <w:sz w:val="24"/>
+                <w:szCs w:val="24"/>
+              </w:rPr>
+              <w:t>0,22</w:t>
+            </w:r>
+          </w:p>
+          <w:p>
+            <w:pPr>
+              <w:spacing w:after="120"/>
+              <w:rPr>
+                <w:rFonts w:ascii="Times New Roman" w:hAnsi="Times New Roman" w:cs="Times New Roman"/>
+                <w:sz w:val="24"/>
+                <w:szCs w:val="24"/>
+              </w:rPr>
+            </w:pPr>
+          </w:p>
+          <w:p>
+            <w:pPr>
+              <w:spacing w:after="120"/>
+              <w:rPr>
+                <w:rFonts w:ascii="Times New Roman" w:hAnsi="Times New Roman" w:cs="Times New Roman"/>
+                <w:sz w:val="24"/>
+                <w:szCs w:val="24"/>
+              </w:rPr>
+            </w:pPr>
+            <w:r>
+              <w:rPr>
+                <w:rFonts w:ascii="Times New Roman" w:hAnsi="Times New Roman" w:cs="Times New Roman"/>
+                <w:sz w:val="24"/>
+                <w:szCs w:val="24"/>
+              </w:rPr>
+              <w:t>0,17</w:t>
+            </w:r>
+          </w:p>
+          <w:p>
+            <w:pPr>
+              <w:spacing w:after="120"/>
+              <w:rPr>
+                <w:rFonts w:ascii="Times New Roman" w:hAnsi="Times New Roman" w:cs="Times New Roman"/>
+                <w:sz w:val="24"/>
+                <w:szCs w:val="24"/>
+              </w:rPr>
+            </w:pPr>
+            <w:r>
+              <w:rPr>
+                <w:rFonts w:ascii="Times New Roman" w:hAnsi="Times New Roman" w:cs="Times New Roman"/>
+                <w:sz w:val="24"/>
+                <w:szCs w:val="24"/>
+              </w:rPr>
+              <w:t>0,14</w:t>
+            </w:r>
+          </w:p>
+          <w:p>
+            <w:pPr>
+              <w:spacing w:after="120"/>
+              <w:rPr>
+                <w:rFonts w:ascii="Times New Roman" w:hAnsi="Times New Roman" w:cs="Times New Roman"/>
+                <w:sz w:val="24"/>
+                <w:szCs w:val="24"/>
+              </w:rPr>
+            </w:pPr>
+          </w:p>
+          <w:p>
+            <w:pPr>
+              <w:spacing w:after="120"/>
+              <w:rPr>
+                <w:rFonts w:ascii="Times New Roman" w:hAnsi="Times New Roman" w:cs="Times New Roman"/>
+                <w:sz w:val="24"/>
+                <w:szCs w:val="24"/>
+              </w:rPr>
+            </w:pPr>
+            <w:r>
+              <w:rPr>
+                <w:rFonts w:ascii="Times New Roman" w:hAnsi="Times New Roman" w:cs="Times New Roman"/>
+                <w:sz w:val="24"/>
+                <w:szCs w:val="24"/>
+              </w:rPr>
+              <w:t>0,09</w:t>
+            </w:r>
           </w:p>
         </w:tc>
         <w:tc>
@@ -5534,6 +5752,116 @@
                 <w:szCs w:val="24"/>
               </w:rPr>
             </w:pPr>
+            <w:r>
+              <w:rPr>
+                <w:rFonts w:ascii="Times New Roman" w:hAnsi="Times New Roman" w:cs="Times New Roman"/>
+                <w:sz w:val="24"/>
+                <w:szCs w:val="24"/>
+              </w:rPr>
+              <w:t>3,42</w:t>
+            </w:r>
+          </w:p>
+          <w:p>
+            <w:pPr>
+              <w:spacing w:after="120"/>
+              <w:rPr>
+                <w:rFonts w:ascii="Times New Roman" w:hAnsi="Times New Roman" w:cs="Times New Roman"/>
+                <w:sz w:val="24"/>
+                <w:szCs w:val="24"/>
+              </w:rPr>
+            </w:pPr>
+          </w:p>
+          <w:p>
+            <w:pPr>
+              <w:spacing w:after="120"/>
+              <w:rPr>
+                <w:rFonts w:ascii="Times New Roman" w:hAnsi="Times New Roman" w:cs="Times New Roman"/>
+                <w:sz w:val="24"/>
+                <w:szCs w:val="24"/>
+              </w:rPr>
+            </w:pPr>
+            <w:r>
+              <w:rPr>
+                <w:rFonts w:ascii="Times New Roman" w:hAnsi="Times New Roman" w:cs="Times New Roman"/>
+                <w:sz w:val="24"/>
+                <w:szCs w:val="24"/>
+              </w:rPr>
+              <w:t>1,76</w:t>
+            </w:r>
+          </w:p>
+          <w:p>
+            <w:pPr>
+              <w:spacing w:after="120"/>
+              <w:rPr>
+                <w:rFonts w:ascii="Times New Roman" w:hAnsi="Times New Roman" w:cs="Times New Roman"/>
+                <w:sz w:val="24"/>
+                <w:szCs w:val="24"/>
+              </w:rPr>
+            </w:pPr>
+          </w:p>
+          <w:p>
+            <w:pPr>
+              <w:spacing w:after="120"/>
+              <w:rPr>
+                <w:rFonts w:ascii="Times New Roman" w:hAnsi="Times New Roman" w:cs="Times New Roman"/>
+                <w:sz w:val="24"/>
+                <w:szCs w:val="24"/>
+              </w:rPr>
+            </w:pPr>
+            <w:r>
+              <w:rPr>
+                <w:rFonts w:ascii="Times New Roman" w:hAnsi="Times New Roman" w:cs="Times New Roman"/>
+                <w:sz w:val="24"/>
+                <w:szCs w:val="24"/>
+              </w:rPr>
+              <w:t>1,36</w:t>
+            </w:r>
+          </w:p>
+          <w:p>
+            <w:pPr>
+              <w:spacing w:after="120"/>
+              <w:rPr>
+                <w:rFonts w:ascii="Times New Roman" w:hAnsi="Times New Roman" w:cs="Times New Roman"/>
+                <w:sz w:val="24"/>
+                <w:szCs w:val="24"/>
+              </w:rPr>
+            </w:pPr>
+            <w:r>
+              <w:rPr>
+                <w:rFonts w:ascii="Times New Roman" w:hAnsi="Times New Roman" w:cs="Times New Roman"/>
+                <w:sz w:val="24"/>
+                <w:szCs w:val="24"/>
+              </w:rPr>
+              <w:t>1,12</w:t>
+            </w:r>
+          </w:p>
+          <w:p>
+            <w:pPr>
+              <w:spacing w:after="120"/>
+              <w:rPr>
+                <w:rFonts w:ascii="Times New Roman" w:hAnsi="Times New Roman" w:cs="Times New Roman"/>
+                <w:sz w:val="24"/>
+                <w:szCs w:val="24"/>
+              </w:rPr>
+            </w:pPr>
+          </w:p>
+          <w:p>
+            <w:pPr>
+              <w:spacing w:after="120"/>
+              <w:rPr>
+                <w:rFonts w:ascii="Times New Roman" w:hAnsi="Times New Roman" w:cs="Times New Roman"/>
+                <w:sz w:val="24"/>
+                <w:szCs w:val="24"/>
+              </w:rPr>
+            </w:pPr>
+            <w:r>
+              <w:rPr>
+                <w:rFonts w:ascii="Times New Roman" w:hAnsi="Times New Roman" w:cs="Times New Roman"/>
+                <w:sz w:val="24"/>
+                <w:szCs w:val="24"/>
+              </w:rPr>
+              <w:t>0,63</w:t>
+            </w:r>
           </w:p>
         </w:tc>
         <w:tc>
@@ -5549,6 +5877,14 @@
                 <w:szCs w:val="24"/>
               </w:rPr>
             </w:pPr>
+            <w:r>
+              <w:rPr>
+                <w:rFonts w:ascii="Times New Roman" w:hAnsi="Times New Roman" w:cs="Times New Roman"/>
+                <w:sz w:val="24"/>
+                <w:szCs w:val="24"/>
+              </w:rPr>
+              <w:t>1</w:t>
+            </w:r>
           </w:p>
         </w:tc>
       </w:tr>
@@ -5719,6 +6055,22 @@
                 <w:szCs w:val="24"/>
               </w:rPr>
             </w:pPr>
+            <w:r>
+              <w:rPr>
+                <w:rFonts w:ascii="Times New Roman" w:hAnsi="Times New Roman" w:cs="Times New Roman"/>
+                <w:sz w:val="24"/>
+                <w:szCs w:val="24"/>
+              </w:rPr>
+              <w:t>8,7</w:t>
+            </w:r>
+            <w:r>
+              <w:rPr>
+                <w:rFonts w:ascii="Times New Roman" w:hAnsi="Times New Roman" w:cs="Times New Roman"/>
+                <w:sz w:val="24"/>
+                <w:szCs w:val="24"/>
+              </w:rPr>
+              <w:t>8</w:t>
+            </w:r>
           </w:p>
         </w:tc>
         <w:tc>
@@ -6052,6 +6404,136 @@
                 <w:szCs w:val="24"/>
               </w:rPr>
             </w:pPr>
+            <w:r>
+              <w:rPr>
+                <w:rFonts w:ascii="Times New Roman" w:hAnsi="Times New Roman" w:cs="Times New Roman"/>
+                <w:sz w:val="24"/>
+                <w:szCs w:val="24"/>
+              </w:rPr>
+              <w:t>6</w:t>
+            </w:r>
+          </w:p>
+          <w:p>
+            <w:pPr>
+              <w:spacing w:after="120"/>
+              <w:rPr>
+                <w:rFonts w:ascii="Times New Roman" w:hAnsi="Times New Roman" w:cs="Times New Roman"/>
+                <w:sz w:val="24"/>
+                <w:szCs w:val="24"/>
+              </w:rPr>
+            </w:pPr>
+          </w:p>
+          <w:p>
+            <w:pPr>
+              <w:spacing w:after="120"/>
+              <w:rPr>
+                <w:rFonts w:ascii="Times New Roman" w:hAnsi="Times New Roman" w:cs="Times New Roman"/>
+                <w:sz w:val="24"/>
+                <w:szCs w:val="24"/>
+              </w:rPr>
+            </w:pPr>
+            <w:r>
+              <w:rPr>
+                <w:rFonts w:ascii="Times New Roman" w:hAnsi="Times New Roman" w:cs="Times New Roman"/>
+                <w:sz w:val="24"/>
+                <w:szCs w:val="24"/>
+              </w:rPr>
+              <w:t>7</w:t>
+            </w:r>
+          </w:p>
+          <w:p>
+            <w:pPr>
+              <w:spacing w:after="120"/>
+              <w:rPr>
+                <w:rFonts w:ascii="Times New Roman" w:hAnsi="Times New Roman" w:cs="Times New Roman"/>
+                <w:sz w:val="24"/>
+                <w:szCs w:val="24"/>
+              </w:rPr>
+            </w:pPr>
+          </w:p>
+          <w:p>
+            <w:pPr>
+              <w:spacing w:after="120"/>
+              <w:rPr>
+                <w:rFonts w:ascii="Times New Roman" w:hAnsi="Times New Roman" w:cs="Times New Roman"/>
+                <w:sz w:val="24"/>
+                <w:szCs w:val="24"/>
+              </w:rPr>
+            </w:pPr>
+          </w:p>
+          <w:p>
+            <w:pPr>
+              <w:spacing w:after="120"/>
+              <w:rPr>
+                <w:rFonts w:ascii="Times New Roman" w:hAnsi="Times New Roman" w:cs="Times New Roman"/>
+                <w:sz w:val="24"/>
+                <w:szCs w:val="24"/>
+              </w:rPr>
+            </w:pPr>
+            <w:r>
+              <w:rPr>
+                <w:rFonts w:ascii="Times New Roman" w:hAnsi="Times New Roman" w:cs="Times New Roman"/>
+                <w:sz w:val="24"/>
+                <w:szCs w:val="24"/>
+              </w:rPr>
+              <w:t>6</w:t>
+            </w:r>
+          </w:p>
+          <w:p>
+            <w:pPr>
+              <w:spacing w:after="120"/>
+              <w:rPr>
+                <w:rFonts w:ascii="Times New Roman" w:hAnsi="Times New Roman" w:cs="Times New Roman"/>
+                <w:sz w:val="24"/>
+                <w:szCs w:val="24"/>
+              </w:rPr>
+            </w:pPr>
+          </w:p>
+          <w:p>
+            <w:pPr>
+              <w:spacing w:after="120"/>
+              <w:rPr>
+                <w:rFonts w:ascii="Times New Roman" w:hAnsi="Times New Roman" w:cs="Times New Roman"/>
+                <w:sz w:val="24"/>
+                <w:szCs w:val="24"/>
+              </w:rPr>
+            </w:pPr>
+            <w:r>
+              <w:rPr>
+                <w:rFonts w:ascii="Times New Roman" w:hAnsi="Times New Roman" w:cs="Times New Roman"/>
+                <w:sz w:val="24"/>
+                <w:szCs w:val="24"/>
+              </w:rPr>
+              <w:t>8</w:t>
+            </w:r>
+          </w:p>
+          <w:p>
+            <w:pPr>
+              <w:spacing w:after="120"/>
+              <w:rPr>
+                <w:rFonts w:ascii="Times New Roman" w:hAnsi="Times New Roman" w:cs="Times New Roman"/>
+                <w:sz w:val="24"/>
+                <w:szCs w:val="24"/>
+              </w:rPr>
+            </w:pPr>
+          </w:p>
+          <w:p>
+            <w:pPr>
+              <w:spacing w:after="120"/>
+              <w:rPr>
+                <w:rFonts w:ascii="Times New Roman" w:hAnsi="Times New Roman" w:cs="Times New Roman"/>
+                <w:sz w:val="24"/>
+                <w:szCs w:val="24"/>
+              </w:rPr>
+            </w:pPr>
+            <w:r>
+              <w:rPr>
+                <w:rFonts w:ascii="Times New Roman" w:hAnsi="Times New Roman" w:cs="Times New Roman"/>
+                <w:sz w:val="24"/>
+                <w:szCs w:val="24"/>
+              </w:rPr>
+              <w:t>5</w:t>
+            </w:r>
           </w:p>
         </w:tc>
         <w:tc>
@@ -6067,6 +6549,136 @@
                 <w:szCs w:val="24"/>
               </w:rPr>
             </w:pPr>
+            <w:r>
+              <w:rPr>
+                <w:rFonts w:ascii="Times New Roman" w:hAnsi="Times New Roman" w:cs="Times New Roman"/>
+                <w:sz w:val="24"/>
+                <w:szCs w:val="24"/>
+              </w:rPr>
+              <w:t>0,29</w:t>
+            </w:r>
+          </w:p>
+          <w:p>
+            <w:pPr>
+              <w:spacing w:after="120"/>
+              <w:rPr>
+                <w:rFonts w:ascii="Times New Roman" w:hAnsi="Times New Roman" w:cs="Times New Roman"/>
+                <w:sz w:val="24"/>
+                <w:szCs w:val="24"/>
+              </w:rPr>
+            </w:pPr>
+          </w:p>
+          <w:p>
+            <w:pPr>
+              <w:spacing w:after="120"/>
+              <w:rPr>
+                <w:rFonts w:ascii="Times New Roman" w:hAnsi="Times New Roman" w:cs="Times New Roman"/>
+                <w:sz w:val="24"/>
+                <w:szCs w:val="24"/>
+              </w:rPr>
+            </w:pPr>
+            <w:r>
+              <w:rPr>
+                <w:rFonts w:ascii="Times New Roman" w:hAnsi="Times New Roman" w:cs="Times New Roman"/>
+                <w:sz w:val="24"/>
+                <w:szCs w:val="24"/>
+              </w:rPr>
+              <w:t>0,31</w:t>
+            </w:r>
+          </w:p>
+          <w:p>
+            <w:pPr>
+              <w:spacing w:after="120"/>
+              <w:rPr>
+                <w:rFonts w:ascii="Times New Roman" w:hAnsi="Times New Roman" w:cs="Times New Roman"/>
+                <w:sz w:val="24"/>
+                <w:szCs w:val="24"/>
+              </w:rPr>
+            </w:pPr>
+          </w:p>
+          <w:p>
+            <w:pPr>
+              <w:spacing w:after="120"/>
+              <w:rPr>
+                <w:rFonts w:ascii="Times New Roman" w:hAnsi="Times New Roman" w:cs="Times New Roman"/>
+                <w:sz w:val="24"/>
+                <w:szCs w:val="24"/>
+              </w:rPr>
+            </w:pPr>
+          </w:p>
+          <w:p>
+            <w:pPr>
+              <w:spacing w:after="120"/>
+              <w:rPr>
+                <w:rFonts w:ascii="Times New Roman" w:hAnsi="Times New Roman" w:cs="Times New Roman"/>
+                <w:sz w:val="24"/>
+                <w:szCs w:val="24"/>
+              </w:rPr>
+            </w:pPr>
+            <w:r>
+              <w:rPr>
+                <w:rFonts w:ascii="Times New Roman" w:hAnsi="Times New Roman" w:cs="Times New Roman"/>
+                <w:sz w:val="24"/>
+                <w:szCs w:val="24"/>
+              </w:rPr>
+              <w:t>0,18</w:t>
+            </w:r>
+          </w:p>
+          <w:p>
+            <w:pPr>
+              <w:spacing w:after="120"/>
+              <w:rPr>
+                <w:rFonts w:ascii="Times New Roman" w:hAnsi="Times New Roman" w:cs="Times New Roman"/>
+                <w:sz w:val="24"/>
+                <w:szCs w:val="24"/>
+              </w:rPr>
+            </w:pPr>
+          </w:p>
+          <w:p>
+            <w:pPr>
+              <w:spacing w:after="120"/>
+              <w:rPr>
+                <w:rFonts w:ascii="Times New Roman" w:hAnsi="Times New Roman" w:cs="Times New Roman"/>
+                <w:sz w:val="24"/>
+                <w:szCs w:val="24"/>
+              </w:rPr>
+            </w:pPr>
+            <w:r>
+              <w:rPr>
+                <w:rFonts w:ascii="Times New Roman" w:hAnsi="Times New Roman" w:cs="Times New Roman"/>
+                <w:sz w:val="24"/>
+                <w:szCs w:val="24"/>
+              </w:rPr>
+              <w:t>0,2</w:t>
+            </w:r>
+          </w:p>
+          <w:p>
+            <w:pPr>
+              <w:spacing w:after="120"/>
+              <w:rPr>
+                <w:rFonts w:ascii="Times New Roman" w:hAnsi="Times New Roman" w:cs="Times New Roman"/>
+                <w:sz w:val="24"/>
+                <w:szCs w:val="24"/>
+              </w:rPr>
+            </w:pPr>
+          </w:p>
+          <w:p>
+            <w:pPr>
+              <w:spacing w:after="120"/>
+              <w:rPr>
+                <w:rFonts w:ascii="Times New Roman" w:hAnsi="Times New Roman" w:cs="Times New Roman"/>
+                <w:sz w:val="24"/>
+                <w:szCs w:val="24"/>
+              </w:rPr>
+            </w:pPr>
+            <w:r>
+              <w:rPr>
+                <w:rFonts w:ascii="Times New Roman" w:hAnsi="Times New Roman" w:cs="Times New Roman"/>
+                <w:sz w:val="24"/>
+                <w:szCs w:val="24"/>
+              </w:rPr>
+              <w:t>0,02</w:t>
+            </w:r>
           </w:p>
         </w:tc>
         <w:tc>
@@ -6082,6 +6694,136 @@
                 <w:szCs w:val="24"/>
               </w:rPr>
             </w:pPr>
+            <w:r>
+              <w:rPr>
+                <w:rFonts w:ascii="Times New Roman" w:hAnsi="Times New Roman" w:cs="Times New Roman"/>
+                <w:sz w:val="24"/>
+                <w:szCs w:val="24"/>
+              </w:rPr>
+              <w:t>1,74</w:t>
+            </w:r>
+          </w:p>
+          <w:p>
+            <w:pPr>
+              <w:spacing w:after="120"/>
+              <w:rPr>
+                <w:rFonts w:ascii="Times New Roman" w:hAnsi="Times New Roman" w:cs="Times New Roman"/>
+                <w:sz w:val="24"/>
+                <w:szCs w:val="24"/>
+              </w:rPr>
+            </w:pPr>
+          </w:p>
+          <w:p>
+            <w:pPr>
+              <w:spacing w:after="120"/>
+              <w:rPr>
+                <w:rFonts w:ascii="Times New Roman" w:hAnsi="Times New Roman" w:cs="Times New Roman"/>
+                <w:sz w:val="24"/>
+                <w:szCs w:val="24"/>
+              </w:rPr>
+            </w:pPr>
+            <w:r>
+              <w:rPr>
+                <w:rFonts w:ascii="Times New Roman" w:hAnsi="Times New Roman" w:cs="Times New Roman"/>
+                <w:sz w:val="24"/>
+                <w:szCs w:val="24"/>
+              </w:rPr>
+              <w:t>2,17</w:t>
+            </w:r>
+          </w:p>
+          <w:p>
+            <w:pPr>
+              <w:spacing w:after="120"/>
+              <w:rPr>
+                <w:rFonts w:ascii="Times New Roman" w:hAnsi="Times New Roman" w:cs="Times New Roman"/>
+                <w:sz w:val="24"/>
+                <w:szCs w:val="24"/>
+              </w:rPr>
+            </w:pPr>
+          </w:p>
+          <w:p>
+            <w:pPr>
+              <w:spacing w:after="120"/>
+              <w:rPr>
+                <w:rFonts w:ascii="Times New Roman" w:hAnsi="Times New Roman" w:cs="Times New Roman"/>
+                <w:sz w:val="24"/>
+                <w:szCs w:val="24"/>
+              </w:rPr>
+            </w:pPr>
+          </w:p>
+          <w:p>
+            <w:pPr>
+              <w:spacing w:after="120"/>
+              <w:rPr>
+                <w:rFonts w:ascii="Times New Roman" w:hAnsi="Times New Roman" w:cs="Times New Roman"/>
+                <w:sz w:val="24"/>
+                <w:szCs w:val="24"/>
+              </w:rPr>
+            </w:pPr>
+            <w:r>
+              <w:rPr>
+                <w:rFonts w:ascii="Times New Roman" w:hAnsi="Times New Roman" w:cs="Times New Roman"/>
+                <w:sz w:val="24"/>
+                <w:szCs w:val="24"/>
+              </w:rPr>
+              <w:t>1,08</w:t>
+            </w:r>
+          </w:p>
+          <w:p>
+            <w:pPr>
+              <w:spacing w:after="120"/>
+              <w:rPr>
+                <w:rFonts w:ascii="Times New Roman" w:hAnsi="Times New Roman" w:cs="Times New Roman"/>
+                <w:sz w:val="24"/>
+                <w:szCs w:val="24"/>
+              </w:rPr>
+            </w:pPr>
+          </w:p>
+          <w:p>
+            <w:pPr>
+              <w:spacing w:after="120"/>
+              <w:rPr>
+                <w:rFonts w:ascii="Times New Roman" w:hAnsi="Times New Roman" w:cs="Times New Roman"/>
+                <w:sz w:val="24"/>
+                <w:szCs w:val="24"/>
+              </w:rPr>
+            </w:pPr>
+            <w:r>
+              <w:rPr>
+                <w:rFonts w:ascii="Times New Roman" w:hAnsi="Times New Roman" w:cs="Times New Roman"/>
+                <w:sz w:val="24"/>
+                <w:szCs w:val="24"/>
+              </w:rPr>
+              <w:t>1,6</w:t>
+            </w:r>
+          </w:p>
+          <w:p>
+            <w:pPr>
+              <w:spacing w:after="120"/>
+              <w:rPr>
+                <w:rFonts w:ascii="Times New Roman" w:hAnsi="Times New Roman" w:cs="Times New Roman"/>
+                <w:sz w:val="24"/>
+                <w:szCs w:val="24"/>
+              </w:rPr>
+            </w:pPr>
+          </w:p>
+          <w:p>
+            <w:pPr>
+              <w:spacing w:after="120"/>
+              <w:rPr>
+                <w:rFonts w:ascii="Times New Roman" w:hAnsi="Times New Roman" w:cs="Times New Roman"/>
+                <w:sz w:val="24"/>
+                <w:szCs w:val="24"/>
+              </w:rPr>
+            </w:pPr>
+            <w:r>
+              <w:rPr>
+                <w:rFonts w:ascii="Times New Roman" w:hAnsi="Times New Roman" w:cs="Times New Roman"/>
+                <w:sz w:val="24"/>
+                <w:szCs w:val="24"/>
+              </w:rPr>
+              <w:t>0,1</w:t>
+            </w:r>
           </w:p>
         </w:tc>
         <w:tc>
@@ -6097,6 +6839,14 @@
                 <w:szCs w:val="24"/>
               </w:rPr>
             </w:pPr>
+            <w:r>
+              <w:rPr>
+                <w:rFonts w:ascii="Times New Roman" w:hAnsi="Times New Roman" w:cs="Times New Roman"/>
+                <w:sz w:val="24"/>
+                <w:szCs w:val="24"/>
+              </w:rPr>
+              <w:t>4</w:t>
+            </w:r>
           </w:p>
         </w:tc>
       </w:tr>
@@ -6267,6 +7017,14 @@
                 <w:szCs w:val="24"/>
               </w:rPr>
             </w:pPr>
+            <w:r>
+              <w:rPr>
+                <w:rFonts w:ascii="Times New Roman" w:hAnsi="Times New Roman" w:cs="Times New Roman"/>
+                <w:sz w:val="24"/>
+                <w:szCs w:val="24"/>
+              </w:rPr>
+              <w:t>6,69</w:t>
+            </w:r>
           </w:p>
         </w:tc>
         <w:tc>
@@ -6566,6 +7324,108 @@
                 <w:szCs w:val="24"/>
               </w:rPr>
             </w:pPr>
+            <w:r>
+              <w:rPr>
+                <w:rFonts w:ascii="Times New Roman" w:hAnsi="Times New Roman" w:cs="Times New Roman"/>
+                <w:sz w:val="24"/>
+                <w:szCs w:val="24"/>
+              </w:rPr>
+              <w:t>9</w:t>
+            </w:r>
+          </w:p>
+          <w:p>
+            <w:pPr>
+              <w:spacing w:after="120"/>
+              <w:rPr>
+                <w:rFonts w:ascii="Times New Roman" w:hAnsi="Times New Roman" w:cs="Times New Roman"/>
+                <w:sz w:val="24"/>
+                <w:szCs w:val="24"/>
+              </w:rPr>
+            </w:pPr>
+          </w:p>
+          <w:p>
+            <w:pPr>
+              <w:spacing w:after="120"/>
+              <w:rPr>
+                <w:rFonts w:ascii="Times New Roman" w:hAnsi="Times New Roman" w:cs="Times New Roman"/>
+                <w:sz w:val="24"/>
+                <w:szCs w:val="24"/>
+              </w:rPr>
+            </w:pPr>
+            <w:r>
+              <w:rPr>
+                <w:rFonts w:ascii="Times New Roman" w:hAnsi="Times New Roman" w:cs="Times New Roman"/>
+                <w:sz w:val="24"/>
+                <w:szCs w:val="24"/>
+              </w:rPr>
+              <w:t>8</w:t>
+            </w:r>
+          </w:p>
+          <w:p>
+            <w:pPr>
+              <w:spacing w:after="120"/>
+              <w:rPr>
+                <w:rFonts w:ascii="Times New Roman" w:hAnsi="Times New Roman" w:cs="Times New Roman"/>
+                <w:sz w:val="24"/>
+                <w:szCs w:val="24"/>
+              </w:rPr>
+            </w:pPr>
+          </w:p>
+          <w:p>
+            <w:pPr>
+              <w:spacing w:after="120"/>
+              <w:rPr>
+                <w:rFonts w:ascii="Times New Roman" w:hAnsi="Times New Roman" w:cs="Times New Roman"/>
+                <w:sz w:val="24"/>
+                <w:szCs w:val="24"/>
+              </w:rPr>
+            </w:pPr>
+          </w:p>
+          <w:p>
+            <w:pPr>
+              <w:spacing w:after="120"/>
+              <w:rPr>
+                <w:rFonts w:ascii="Times New Roman" w:hAnsi="Times New Roman" w:cs="Times New Roman"/>
+                <w:sz w:val="24"/>
+                <w:szCs w:val="24"/>
+              </w:rPr>
+            </w:pPr>
+            <w:r>
+              <w:rPr>
+                <w:rFonts w:ascii="Times New Roman" w:hAnsi="Times New Roman" w:cs="Times New Roman"/>
+                <w:sz w:val="24"/>
+                <w:szCs w:val="24"/>
+              </w:rPr>
+              <w:t>7</w:t>
+            </w:r>
+          </w:p>
+          <w:p>
+            <w:pPr>
+              <w:spacing w:after="120"/>
+              <w:rPr>
+                <w:rFonts w:ascii="Times New Roman" w:hAnsi="Times New Roman" w:cs="Times New Roman"/>
+                <w:sz w:val="24"/>
+                <w:szCs w:val="24"/>
+              </w:rPr>
+            </w:pPr>
+          </w:p>
+          <w:p>
+            <w:pPr>
+              <w:spacing w:after="120"/>
+              <w:rPr>
+                <w:rFonts w:ascii="Times New Roman" w:hAnsi="Times New Roman" w:cs="Times New Roman"/>
+                <w:sz w:val="24"/>
+                <w:szCs w:val="24"/>
+              </w:rPr>
+            </w:pPr>
+            <w:r>
+              <w:rPr>
+                <w:rFonts w:ascii="Times New Roman" w:hAnsi="Times New Roman" w:cs="Times New Roman"/>
+                <w:sz w:val="24"/>
+                <w:szCs w:val="24"/>
+              </w:rPr>
+              <w:t>8</w:t>
+            </w:r>
           </w:p>
         </w:tc>
         <w:tc>
@@ -6581,6 +7441,108 @@
                 <w:szCs w:val="24"/>
               </w:rPr>
             </w:pPr>
+            <w:r>
+              <w:rPr>
+                <w:rFonts w:ascii="Times New Roman" w:hAnsi="Times New Roman" w:cs="Times New Roman"/>
+                <w:sz w:val="24"/>
+                <w:szCs w:val="24"/>
+              </w:rPr>
+              <w:t>0,35</w:t>
+            </w:r>
+          </w:p>
+          <w:p>
+            <w:pPr>
+              <w:spacing w:after="120"/>
+              <w:rPr>
+                <w:rFonts w:ascii="Times New Roman" w:hAnsi="Times New Roman" w:cs="Times New Roman"/>
+                <w:sz w:val="24"/>
+                <w:szCs w:val="24"/>
+              </w:rPr>
+            </w:pPr>
+          </w:p>
+          <w:p>
+            <w:pPr>
+              <w:spacing w:after="120"/>
+              <w:rPr>
+                <w:rFonts w:ascii="Times New Roman" w:hAnsi="Times New Roman" w:cs="Times New Roman"/>
+                <w:sz w:val="24"/>
+                <w:szCs w:val="24"/>
+              </w:rPr>
+            </w:pPr>
+            <w:r>
+              <w:rPr>
+                <w:rFonts w:ascii="Times New Roman" w:hAnsi="Times New Roman" w:cs="Times New Roman"/>
+                <w:sz w:val="24"/>
+                <w:szCs w:val="24"/>
+              </w:rPr>
+              <w:t>0,21</w:t>
+            </w:r>
+          </w:p>
+          <w:p>
+            <w:pPr>
+              <w:spacing w:after="120"/>
+              <w:rPr>
+                <w:rFonts w:ascii="Times New Roman" w:hAnsi="Times New Roman" w:cs="Times New Roman"/>
+                <w:sz w:val="24"/>
+                <w:szCs w:val="24"/>
+              </w:rPr>
+            </w:pPr>
+          </w:p>
+          <w:p>
+            <w:pPr>
+              <w:spacing w:after="120"/>
+              <w:rPr>
+                <w:rFonts w:ascii="Times New Roman" w:hAnsi="Times New Roman" w:cs="Times New Roman"/>
+                <w:sz w:val="24"/>
+                <w:szCs w:val="24"/>
+              </w:rPr>
+            </w:pPr>
+          </w:p>
+          <w:p>
+            <w:pPr>
+              <w:spacing w:after="120"/>
+              <w:rPr>
+                <w:rFonts w:ascii="Times New Roman" w:hAnsi="Times New Roman" w:cs="Times New Roman"/>
+                <w:sz w:val="24"/>
+                <w:szCs w:val="24"/>
+              </w:rPr>
+            </w:pPr>
+            <w:r>
+              <w:rPr>
+                <w:rFonts w:ascii="Times New Roman" w:hAnsi="Times New Roman" w:cs="Times New Roman"/>
+                <w:sz w:val="24"/>
+                <w:szCs w:val="24"/>
+              </w:rPr>
+              <w:t>0,12</w:t>
+            </w:r>
+          </w:p>
+          <w:p>
+            <w:pPr>
+              <w:spacing w:after="120"/>
+              <w:rPr>
+                <w:rFonts w:ascii="Times New Roman" w:hAnsi="Times New Roman" w:cs="Times New Roman"/>
+                <w:sz w:val="24"/>
+                <w:szCs w:val="24"/>
+              </w:rPr>
+            </w:pPr>
+          </w:p>
+          <w:p>
+            <w:pPr>
+              <w:spacing w:after="120"/>
+              <w:rPr>
+                <w:rFonts w:ascii="Times New Roman" w:hAnsi="Times New Roman" w:cs="Times New Roman"/>
+                <w:sz w:val="24"/>
+                <w:szCs w:val="24"/>
+              </w:rPr>
+            </w:pPr>
+            <w:r>
+              <w:rPr>
+                <w:rFonts w:ascii="Times New Roman" w:hAnsi="Times New Roman" w:cs="Times New Roman"/>
+                <w:sz w:val="24"/>
+                <w:szCs w:val="24"/>
+              </w:rPr>
+              <w:t>0,32</w:t>
+            </w:r>
           </w:p>
         </w:tc>
         <w:tc>
@@ -6596,6 +7558,108 @@
                 <w:szCs w:val="24"/>
               </w:rPr>
             </w:pPr>
+            <w:r>
+              <w:rPr>
+                <w:rFonts w:ascii="Times New Roman" w:hAnsi="Times New Roman" w:cs="Times New Roman"/>
+                <w:sz w:val="24"/>
+                <w:szCs w:val="24"/>
+              </w:rPr>
+              <w:t>3,15</w:t>
+            </w:r>
+          </w:p>
+          <w:p>
+            <w:pPr>
+              <w:spacing w:after="120"/>
+              <w:rPr>
+                <w:rFonts w:ascii="Times New Roman" w:hAnsi="Times New Roman" w:cs="Times New Roman"/>
+                <w:sz w:val="24"/>
+                <w:szCs w:val="24"/>
+              </w:rPr>
+            </w:pPr>
+          </w:p>
+          <w:p>
+            <w:pPr>
+              <w:spacing w:after="120"/>
+              <w:rPr>
+                <w:rFonts w:ascii="Times New Roman" w:hAnsi="Times New Roman" w:cs="Times New Roman"/>
+                <w:sz w:val="24"/>
+                <w:szCs w:val="24"/>
+              </w:rPr>
+            </w:pPr>
+            <w:r>
+              <w:rPr>
+                <w:rFonts w:ascii="Times New Roman" w:hAnsi="Times New Roman" w:cs="Times New Roman"/>
+                <w:sz w:val="24"/>
+                <w:szCs w:val="24"/>
+              </w:rPr>
+              <w:t>1,68</w:t>
+            </w:r>
+          </w:p>
+          <w:p>
+            <w:pPr>
+              <w:spacing w:after="120"/>
+              <w:rPr>
+                <w:rFonts w:ascii="Times New Roman" w:hAnsi="Times New Roman" w:cs="Times New Roman"/>
+                <w:sz w:val="24"/>
+                <w:szCs w:val="24"/>
+              </w:rPr>
+            </w:pPr>
+          </w:p>
+          <w:p>
+            <w:pPr>
+              <w:spacing w:after="120"/>
+              <w:rPr>
+                <w:rFonts w:ascii="Times New Roman" w:hAnsi="Times New Roman" w:cs="Times New Roman"/>
+                <w:sz w:val="24"/>
+                <w:szCs w:val="24"/>
+              </w:rPr>
+            </w:pPr>
+          </w:p>
+          <w:p>
+            <w:pPr>
+              <w:spacing w:after="120"/>
+              <w:rPr>
+                <w:rFonts w:ascii="Times New Roman" w:hAnsi="Times New Roman" w:cs="Times New Roman"/>
+                <w:sz w:val="24"/>
+                <w:szCs w:val="24"/>
+              </w:rPr>
+            </w:pPr>
+            <w:r>
+              <w:rPr>
+                <w:rFonts w:ascii="Times New Roman" w:hAnsi="Times New Roman" w:cs="Times New Roman"/>
+                <w:sz w:val="24"/>
+                <w:szCs w:val="24"/>
+              </w:rPr>
+              <w:t>0,84</w:t>
+            </w:r>
+          </w:p>
+          <w:p>
+            <w:pPr>
+              <w:spacing w:after="120"/>
+              <w:rPr>
+                <w:rFonts w:ascii="Times New Roman" w:hAnsi="Times New Roman" w:cs="Times New Roman"/>
+                <w:sz w:val="24"/>
+                <w:szCs w:val="24"/>
+              </w:rPr>
+            </w:pPr>
+          </w:p>
+          <w:p>
+            <w:pPr>
+              <w:spacing w:after="120"/>
+              <w:rPr>
+                <w:rFonts w:ascii="Times New Roman" w:hAnsi="Times New Roman" w:cs="Times New Roman"/>
+                <w:sz w:val="24"/>
+                <w:szCs w:val="24"/>
+              </w:rPr>
+            </w:pPr>
+            <w:r>
+              <w:rPr>
+                <w:rFonts w:ascii="Times New Roman" w:hAnsi="Times New Roman" w:cs="Times New Roman"/>
+                <w:sz w:val="24"/>
+                <w:szCs w:val="24"/>
+              </w:rPr>
+              <w:t>2,56</w:t>
+            </w:r>
           </w:p>
         </w:tc>
         <w:tc>
@@ -6611,6 +7675,14 @@
                 <w:szCs w:val="24"/>
               </w:rPr>
             </w:pPr>
+            <w:r>
+              <w:rPr>
+                <w:rFonts w:ascii="Times New Roman" w:hAnsi="Times New Roman" w:cs="Times New Roman"/>
+                <w:sz w:val="24"/>
+                <w:szCs w:val="24"/>
+              </w:rPr>
+              <w:t>2</w:t>
+            </w:r>
           </w:p>
         </w:tc>
       </w:tr>
@@ -6781,6 +7853,14 @@
                 <w:szCs w:val="24"/>
               </w:rPr>
             </w:pPr>
+            <w:r>
+              <w:rPr>
+                <w:rFonts w:ascii="Times New Roman" w:hAnsi="Times New Roman" w:cs="Times New Roman"/>
+                <w:sz w:val="24"/>
+                <w:szCs w:val="24"/>
+              </w:rPr>
+              <w:t>8,23</w:t>
+            </w:r>
           </w:p>
         </w:tc>
         <w:tc>
@@ -7131,6 +8211,136 @@
                 <w:szCs w:val="24"/>
               </w:rPr>
             </w:pPr>
+            <w:r>
+              <w:rPr>
+                <w:rFonts w:ascii="Times New Roman" w:hAnsi="Times New Roman" w:cs="Times New Roman"/>
+                <w:sz w:val="24"/>
+                <w:szCs w:val="24"/>
+              </w:rPr>
+              <w:t>8</w:t>
+            </w:r>
+          </w:p>
+          <w:p>
+            <w:pPr>
+              <w:spacing w:after="120"/>
+              <w:rPr>
+                <w:rFonts w:ascii="Times New Roman" w:hAnsi="Times New Roman" w:cs="Times New Roman"/>
+                <w:sz w:val="24"/>
+                <w:szCs w:val="24"/>
+              </w:rPr>
+            </w:pPr>
+          </w:p>
+          <w:p>
+            <w:pPr>
+              <w:spacing w:after="120"/>
+              <w:rPr>
+                <w:rFonts w:ascii="Times New Roman" w:hAnsi="Times New Roman" w:cs="Times New Roman"/>
+                <w:sz w:val="24"/>
+                <w:szCs w:val="24"/>
+              </w:rPr>
+            </w:pPr>
+          </w:p>
+          <w:p>
+            <w:pPr>
+              <w:spacing w:after="120"/>
+              <w:rPr>
+                <w:rFonts w:ascii="Times New Roman" w:hAnsi="Times New Roman" w:cs="Times New Roman"/>
+                <w:sz w:val="24"/>
+                <w:szCs w:val="24"/>
+              </w:rPr>
+            </w:pPr>
+            <w:r>
+              <w:rPr>
+                <w:rFonts w:ascii="Times New Roman" w:hAnsi="Times New Roman" w:cs="Times New Roman"/>
+                <w:sz w:val="24"/>
+                <w:szCs w:val="24"/>
+              </w:rPr>
+              <w:t>9</w:t>
+            </w:r>
+          </w:p>
+          <w:p>
+            <w:pPr>
+              <w:spacing w:after="120"/>
+              <w:rPr>
+                <w:rFonts w:ascii="Times New Roman" w:hAnsi="Times New Roman" w:cs="Times New Roman"/>
+                <w:sz w:val="24"/>
+                <w:szCs w:val="24"/>
+              </w:rPr>
+            </w:pPr>
+          </w:p>
+          <w:p>
+            <w:pPr>
+              <w:spacing w:after="120"/>
+              <w:rPr>
+                <w:rFonts w:ascii="Times New Roman" w:hAnsi="Times New Roman" w:cs="Times New Roman"/>
+                <w:sz w:val="24"/>
+                <w:szCs w:val="24"/>
+              </w:rPr>
+            </w:pPr>
+            <w:r>
+              <w:rPr>
+                <w:rFonts w:ascii="Times New Roman" w:hAnsi="Times New Roman" w:cs="Times New Roman"/>
+                <w:sz w:val="24"/>
+                <w:szCs w:val="24"/>
+              </w:rPr>
+              <w:t>6</w:t>
+            </w:r>
+          </w:p>
+          <w:p>
+            <w:pPr>
+              <w:spacing w:after="120"/>
+              <w:rPr>
+                <w:rFonts w:ascii="Times New Roman" w:hAnsi="Times New Roman" w:cs="Times New Roman"/>
+                <w:sz w:val="24"/>
+                <w:szCs w:val="24"/>
+              </w:rPr>
+            </w:pPr>
+          </w:p>
+          <w:p>
+            <w:pPr>
+              <w:spacing w:after="120"/>
+              <w:rPr>
+                <w:rFonts w:ascii="Times New Roman" w:hAnsi="Times New Roman" w:cs="Times New Roman"/>
+                <w:sz w:val="24"/>
+                <w:szCs w:val="24"/>
+              </w:rPr>
+            </w:pPr>
+            <w:r>
+              <w:rPr>
+                <w:rFonts w:ascii="Times New Roman" w:hAnsi="Times New Roman" w:cs="Times New Roman"/>
+                <w:sz w:val="24"/>
+                <w:szCs w:val="24"/>
+              </w:rPr>
+              <w:t>5</w:t>
+            </w:r>
+          </w:p>
+          <w:p>
+            <w:pPr>
+              <w:spacing w:after="120"/>
+              <w:rPr>
+                <w:rFonts w:ascii="Times New Roman" w:hAnsi="Times New Roman" w:cs="Times New Roman"/>
+                <w:sz w:val="24"/>
+                <w:szCs w:val="24"/>
+              </w:rPr>
+            </w:pPr>
+          </w:p>
+          <w:p>
+            <w:pPr>
+              <w:spacing w:after="120"/>
+              <w:rPr>
+                <w:rFonts w:ascii="Times New Roman" w:hAnsi="Times New Roman" w:cs="Times New Roman"/>
+                <w:sz w:val="24"/>
+                <w:szCs w:val="24"/>
+              </w:rPr>
+            </w:pPr>
+            <w:r>
+              <w:rPr>
+                <w:rFonts w:ascii="Times New Roman" w:hAnsi="Times New Roman" w:cs="Times New Roman"/>
+                <w:sz w:val="24"/>
+                <w:szCs w:val="24"/>
+              </w:rPr>
+              <w:t>4</w:t>
+            </w:r>
           </w:p>
         </w:tc>
         <w:tc>
@@ -7146,6 +8356,136 @@
                 <w:szCs w:val="24"/>
               </w:rPr>
             </w:pPr>
+            <w:r>
+              <w:rPr>
+                <w:rFonts w:ascii="Times New Roman" w:hAnsi="Times New Roman" w:cs="Times New Roman"/>
+                <w:sz w:val="24"/>
+                <w:szCs w:val="24"/>
+              </w:rPr>
+              <w:t>0,43</w:t>
+            </w:r>
+          </w:p>
+          <w:p>
+            <w:pPr>
+              <w:spacing w:after="120"/>
+              <w:rPr>
+                <w:rFonts w:ascii="Times New Roman" w:hAnsi="Times New Roman" w:cs="Times New Roman"/>
+                <w:sz w:val="24"/>
+                <w:szCs w:val="24"/>
+              </w:rPr>
+            </w:pPr>
+          </w:p>
+          <w:p>
+            <w:pPr>
+              <w:spacing w:after="120"/>
+              <w:rPr>
+                <w:rFonts w:ascii="Times New Roman" w:hAnsi="Times New Roman" w:cs="Times New Roman"/>
+                <w:sz w:val="24"/>
+                <w:szCs w:val="24"/>
+              </w:rPr>
+            </w:pPr>
+          </w:p>
+          <w:p>
+            <w:pPr>
+              <w:spacing w:after="120"/>
+              <w:rPr>
+                <w:rFonts w:ascii="Times New Roman" w:hAnsi="Times New Roman" w:cs="Times New Roman"/>
+                <w:sz w:val="24"/>
+                <w:szCs w:val="24"/>
+              </w:rPr>
+            </w:pPr>
+            <w:r>
+              <w:rPr>
+                <w:rFonts w:ascii="Times New Roman" w:hAnsi="Times New Roman" w:cs="Times New Roman"/>
+                <w:sz w:val="24"/>
+                <w:szCs w:val="24"/>
+              </w:rPr>
+              <w:t>0,27</w:t>
+            </w:r>
+          </w:p>
+          <w:p>
+            <w:pPr>
+              <w:spacing w:after="120"/>
+              <w:rPr>
+                <w:rFonts w:ascii="Times New Roman" w:hAnsi="Times New Roman" w:cs="Times New Roman"/>
+                <w:sz w:val="24"/>
+                <w:szCs w:val="24"/>
+              </w:rPr>
+            </w:pPr>
+          </w:p>
+          <w:p>
+            <w:pPr>
+              <w:spacing w:after="120"/>
+              <w:rPr>
+                <w:rFonts w:ascii="Times New Roman" w:hAnsi="Times New Roman" w:cs="Times New Roman"/>
+                <w:sz w:val="24"/>
+                <w:szCs w:val="24"/>
+              </w:rPr>
+            </w:pPr>
+            <w:r>
+              <w:rPr>
+                <w:rFonts w:ascii="Times New Roman" w:hAnsi="Times New Roman" w:cs="Times New Roman"/>
+                <w:sz w:val="24"/>
+                <w:szCs w:val="24"/>
+              </w:rPr>
+              <w:t>0,14</w:t>
+            </w:r>
+          </w:p>
+          <w:p>
+            <w:pPr>
+              <w:spacing w:after="120"/>
+              <w:rPr>
+                <w:rFonts w:ascii="Times New Roman" w:hAnsi="Times New Roman" w:cs="Times New Roman"/>
+                <w:sz w:val="24"/>
+                <w:szCs w:val="24"/>
+              </w:rPr>
+            </w:pPr>
+          </w:p>
+          <w:p>
+            <w:pPr>
+              <w:spacing w:after="120"/>
+              <w:rPr>
+                <w:rFonts w:ascii="Times New Roman" w:hAnsi="Times New Roman" w:cs="Times New Roman"/>
+                <w:sz w:val="24"/>
+                <w:szCs w:val="24"/>
+              </w:rPr>
+            </w:pPr>
+            <w:r>
+              <w:rPr>
+                <w:rFonts w:ascii="Times New Roman" w:hAnsi="Times New Roman" w:cs="Times New Roman"/>
+                <w:sz w:val="24"/>
+                <w:szCs w:val="24"/>
+              </w:rPr>
+              <w:t>0,06</w:t>
+            </w:r>
+          </w:p>
+          <w:p>
+            <w:pPr>
+              <w:spacing w:after="120"/>
+              <w:rPr>
+                <w:rFonts w:ascii="Times New Roman" w:hAnsi="Times New Roman" w:cs="Times New Roman"/>
+                <w:sz w:val="24"/>
+                <w:szCs w:val="24"/>
+              </w:rPr>
+            </w:pPr>
+          </w:p>
+          <w:p>
+            <w:pPr>
+              <w:spacing w:after="120"/>
+              <w:rPr>
+                <w:rFonts w:ascii="Times New Roman" w:hAnsi="Times New Roman" w:cs="Times New Roman"/>
+                <w:sz w:val="24"/>
+                <w:szCs w:val="24"/>
+              </w:rPr>
+            </w:pPr>
+            <w:r>
+              <w:rPr>
+                <w:rFonts w:ascii="Times New Roman" w:hAnsi="Times New Roman" w:cs="Times New Roman"/>
+                <w:sz w:val="24"/>
+                <w:szCs w:val="24"/>
+              </w:rPr>
+              <w:t>0,1</w:t>
+            </w:r>
           </w:p>
         </w:tc>
         <w:tc>
@@ -7161,6 +8501,136 @@
                 <w:szCs w:val="24"/>
               </w:rPr>
             </w:pPr>
+            <w:r>
+              <w:rPr>
+                <w:rFonts w:ascii="Times New Roman" w:hAnsi="Times New Roman" w:cs="Times New Roman"/>
+                <w:sz w:val="24"/>
+                <w:szCs w:val="24"/>
+              </w:rPr>
+              <w:t>3,44</w:t>
+            </w:r>
+          </w:p>
+          <w:p>
+            <w:pPr>
+              <w:spacing w:after="120"/>
+              <w:rPr>
+                <w:rFonts w:ascii="Times New Roman" w:hAnsi="Times New Roman" w:cs="Times New Roman"/>
+                <w:sz w:val="24"/>
+                <w:szCs w:val="24"/>
+              </w:rPr>
+            </w:pPr>
+          </w:p>
+          <w:p>
+            <w:pPr>
+              <w:spacing w:after="120"/>
+              <w:rPr>
+                <w:rFonts w:ascii="Times New Roman" w:hAnsi="Times New Roman" w:cs="Times New Roman"/>
+                <w:sz w:val="24"/>
+                <w:szCs w:val="24"/>
+              </w:rPr>
+            </w:pPr>
+          </w:p>
+          <w:p>
+            <w:pPr>
+              <w:spacing w:after="120"/>
+              <w:rPr>
+                <w:rFonts w:ascii="Times New Roman" w:hAnsi="Times New Roman" w:cs="Times New Roman"/>
+                <w:sz w:val="24"/>
+                <w:szCs w:val="24"/>
+              </w:rPr>
+            </w:pPr>
+            <w:r>
+              <w:rPr>
+                <w:rFonts w:ascii="Times New Roman" w:hAnsi="Times New Roman" w:cs="Times New Roman"/>
+                <w:sz w:val="24"/>
+                <w:szCs w:val="24"/>
+              </w:rPr>
+              <w:t>2,43</w:t>
+            </w:r>
+          </w:p>
+          <w:p>
+            <w:pPr>
+              <w:spacing w:after="120"/>
+              <w:rPr>
+                <w:rFonts w:ascii="Times New Roman" w:hAnsi="Times New Roman" w:cs="Times New Roman"/>
+                <w:sz w:val="24"/>
+                <w:szCs w:val="24"/>
+              </w:rPr>
+            </w:pPr>
+          </w:p>
+          <w:p>
+            <w:pPr>
+              <w:spacing w:after="120"/>
+              <w:rPr>
+                <w:rFonts w:ascii="Times New Roman" w:hAnsi="Times New Roman" w:cs="Times New Roman"/>
+                <w:sz w:val="24"/>
+                <w:szCs w:val="24"/>
+              </w:rPr>
+            </w:pPr>
+            <w:r>
+              <w:rPr>
+                <w:rFonts w:ascii="Times New Roman" w:hAnsi="Times New Roman" w:cs="Times New Roman"/>
+                <w:sz w:val="24"/>
+                <w:szCs w:val="24"/>
+              </w:rPr>
+              <w:t>0,84</w:t>
+            </w:r>
+          </w:p>
+          <w:p>
+            <w:pPr>
+              <w:spacing w:after="120"/>
+              <w:rPr>
+                <w:rFonts w:ascii="Times New Roman" w:hAnsi="Times New Roman" w:cs="Times New Roman"/>
+                <w:sz w:val="24"/>
+                <w:szCs w:val="24"/>
+              </w:rPr>
+            </w:pPr>
+          </w:p>
+          <w:p>
+            <w:pPr>
+              <w:spacing w:after="120"/>
+              <w:rPr>
+                <w:rFonts w:ascii="Times New Roman" w:hAnsi="Times New Roman" w:cs="Times New Roman"/>
+                <w:sz w:val="24"/>
+                <w:szCs w:val="24"/>
+              </w:rPr>
+            </w:pPr>
+            <w:r>
+              <w:rPr>
+                <w:rFonts w:ascii="Times New Roman" w:hAnsi="Times New Roman" w:cs="Times New Roman"/>
+                <w:sz w:val="24"/>
+                <w:szCs w:val="24"/>
+              </w:rPr>
+              <w:t>0,3</w:t>
+            </w:r>
+          </w:p>
+          <w:p>
+            <w:pPr>
+              <w:spacing w:after="120"/>
+              <w:rPr>
+                <w:rFonts w:ascii="Times New Roman" w:hAnsi="Times New Roman" w:cs="Times New Roman"/>
+                <w:sz w:val="24"/>
+                <w:szCs w:val="24"/>
+              </w:rPr>
+            </w:pPr>
+          </w:p>
+          <w:p>
+            <w:pPr>
+              <w:spacing w:after="120"/>
+              <w:rPr>
+                <w:rFonts w:ascii="Times New Roman" w:hAnsi="Times New Roman" w:cs="Times New Roman"/>
+                <w:sz w:val="24"/>
+                <w:szCs w:val="24"/>
+              </w:rPr>
+            </w:pPr>
+            <w:r>
+              <w:rPr>
+                <w:rFonts w:ascii="Times New Roman" w:hAnsi="Times New Roman" w:cs="Times New Roman"/>
+                <w:sz w:val="24"/>
+                <w:szCs w:val="24"/>
+              </w:rPr>
+              <w:t>0,4</w:t>
+            </w:r>
           </w:p>
         </w:tc>
         <w:tc>
@@ -7176,6 +8646,14 @@
                 <w:szCs w:val="24"/>
               </w:rPr>
             </w:pPr>
+            <w:r>
+              <w:rPr>
+                <w:rFonts w:ascii="Times New Roman" w:hAnsi="Times New Roman" w:cs="Times New Roman"/>
+                <w:sz w:val="24"/>
+                <w:szCs w:val="24"/>
+              </w:rPr>
+              <w:t>3</w:t>
+            </w:r>
           </w:p>
         </w:tc>
       </w:tr>
@@ -7346,6 +8824,14 @@
                 <w:szCs w:val="24"/>
               </w:rPr>
             </w:pPr>
+            <w:r>
+              <w:rPr>
+                <w:rFonts w:ascii="Times New Roman" w:hAnsi="Times New Roman" w:cs="Times New Roman"/>
+                <w:sz w:val="24"/>
+                <w:szCs w:val="24"/>
+              </w:rPr>
+              <w:t>7,41</w:t>
+            </w:r>
           </w:p>
         </w:tc>
         <w:tc>
@@ -7468,6 +8954,7 @@
                 <w:sz w:val="24"/>
                 <w:szCs w:val="24"/>
               </w:rPr>
+              <w:lastRenderedPageBreak/>
               <w:t>- уровень</w:t>
             </w:r>
           </w:p>
@@ -7502,167 +8989,277 @@
                 <w:sz w:val="24"/>
                 <w:szCs w:val="24"/>
               </w:rPr>
+              <w:t>населения;</w:t>
+            </w:r>
+          </w:p>
+          <w:p>
+            <w:pPr>
+              <w:rPr>
+                <w:rFonts w:ascii="Times New Roman" w:hAnsi="Times New Roman" w:cs="Times New Roman"/>
+                <w:sz w:val="24"/>
+                <w:szCs w:val="24"/>
+              </w:rPr>
+            </w:pPr>
+            <w:r>
+              <w:rPr>
+                <w:rFonts w:ascii="Times New Roman" w:hAnsi="Times New Roman" w:cs="Times New Roman"/>
+                <w:sz w:val="24"/>
+                <w:szCs w:val="24"/>
+              </w:rPr>
+              <w:t>- уровень общей</w:t>
+            </w:r>
+          </w:p>
+          <w:p>
+            <w:pPr>
+              <w:rPr>
+                <w:rFonts w:ascii="Times New Roman" w:hAnsi="Times New Roman" w:cs="Times New Roman"/>
+                <w:sz w:val="24"/>
+                <w:szCs w:val="24"/>
+              </w:rPr>
+            </w:pPr>
+            <w:r>
+              <w:rPr>
+                <w:rFonts w:ascii="Times New Roman" w:hAnsi="Times New Roman" w:cs="Times New Roman"/>
+                <w:sz w:val="24"/>
+                <w:szCs w:val="24"/>
+              </w:rPr>
+              <w:t>культуры;</w:t>
+            </w:r>
+          </w:p>
+          <w:p>
+            <w:pPr>
+              <w:rPr>
+                <w:rFonts w:ascii="Times New Roman" w:hAnsi="Times New Roman" w:cs="Times New Roman"/>
+                <w:sz w:val="24"/>
+                <w:szCs w:val="24"/>
+              </w:rPr>
+            </w:pPr>
+            <w:r>
+              <w:rPr>
+                <w:rFonts w:ascii="Times New Roman" w:hAnsi="Times New Roman" w:cs="Times New Roman"/>
+                <w:sz w:val="24"/>
+                <w:szCs w:val="24"/>
+              </w:rPr>
+              <w:t>- миграция</w:t>
+            </w:r>
+          </w:p>
+          <w:p>
+            <w:pPr>
+              <w:rPr>
+                <w:rFonts w:ascii="Times New Roman" w:hAnsi="Times New Roman" w:cs="Times New Roman"/>
+                <w:sz w:val="24"/>
+                <w:szCs w:val="24"/>
+              </w:rPr>
+            </w:pPr>
+            <w:r>
+              <w:rPr>
+                <w:rFonts w:ascii="Times New Roman" w:hAnsi="Times New Roman" w:cs="Times New Roman"/>
+                <w:sz w:val="24"/>
+                <w:szCs w:val="24"/>
+              </w:rPr>
+              <w:t>населения</w:t>
+            </w:r>
+          </w:p>
+        </w:tc>
+        <w:tc>
+          <w:tcPr>
+            <w:tcW w:w="548" w:type="dxa"/>
+          </w:tcPr>
+          <w:p>
+            <w:pPr>
+              <w:spacing w:after="120"/>
+              <w:rPr>
+                <w:rFonts w:ascii="Times New Roman" w:hAnsi="Times New Roman" w:cs="Times New Roman"/>
+                <w:sz w:val="24"/>
+                <w:szCs w:val="24"/>
+              </w:rPr>
+            </w:pPr>
+          </w:p>
+        </w:tc>
+        <w:tc>
+          <w:tcPr>
+            <w:tcW w:w="548" w:type="dxa"/>
+          </w:tcPr>
+          <w:p>
+            <w:pPr>
+              <w:spacing w:after="120"/>
+              <w:rPr>
+                <w:rFonts w:ascii="Times New Roman" w:hAnsi="Times New Roman" w:cs="Times New Roman"/>
+                <w:sz w:val="24"/>
+                <w:szCs w:val="24"/>
+              </w:rPr>
+            </w:pPr>
+          </w:p>
+        </w:tc>
+        <w:tc>
+          <w:tcPr>
+            <w:tcW w:w="548" w:type="dxa"/>
+          </w:tcPr>
+          <w:p>
+            <w:pPr>
+              <w:spacing w:after="120"/>
+              <w:rPr>
+                <w:rFonts w:ascii="Times New Roman" w:hAnsi="Times New Roman" w:cs="Times New Roman"/>
+                <w:sz w:val="24"/>
+                <w:szCs w:val="24"/>
+              </w:rPr>
+            </w:pPr>
+          </w:p>
+        </w:tc>
+        <w:tc>
+          <w:tcPr>
+            <w:tcW w:w="548" w:type="dxa"/>
+          </w:tcPr>
+          <w:p>
+            <w:pPr>
+              <w:spacing w:after="120"/>
+              <w:rPr>
+                <w:rFonts w:ascii="Times New Roman" w:hAnsi="Times New Roman" w:cs="Times New Roman"/>
+                <w:sz w:val="24"/>
+                <w:szCs w:val="24"/>
+              </w:rPr>
+            </w:pPr>
+          </w:p>
+        </w:tc>
+        <w:tc>
+          <w:tcPr>
+            <w:tcW w:w="548" w:type="dxa"/>
+          </w:tcPr>
+          <w:p>
+            <w:pPr>
+              <w:spacing w:after="120"/>
+              <w:rPr>
+                <w:rFonts w:ascii="Times New Roman" w:hAnsi="Times New Roman" w:cs="Times New Roman"/>
+                <w:sz w:val="24"/>
+                <w:szCs w:val="24"/>
+              </w:rPr>
+            </w:pPr>
+          </w:p>
+        </w:tc>
+        <w:tc>
+          <w:tcPr>
+            <w:tcW w:w="934" w:type="dxa"/>
+          </w:tcPr>
+          <w:p>
+            <w:pPr>
+              <w:spacing w:after="120"/>
+              <w:rPr>
+                <w:rFonts w:ascii="Times New Roman" w:hAnsi="Times New Roman" w:cs="Times New Roman"/>
+                <w:sz w:val="24"/>
+                <w:szCs w:val="24"/>
+              </w:rPr>
+            </w:pPr>
+          </w:p>
+          <w:p>
+            <w:pPr>
+              <w:spacing w:after="120"/>
+              <w:rPr>
+                <w:rFonts w:ascii="Times New Roman" w:hAnsi="Times New Roman" w:cs="Times New Roman"/>
+                <w:sz w:val="24"/>
+                <w:szCs w:val="24"/>
+              </w:rPr>
+            </w:pPr>
+            <w:r>
+              <w:rPr>
+                <w:rFonts w:ascii="Times New Roman" w:hAnsi="Times New Roman" w:cs="Times New Roman"/>
+                <w:sz w:val="24"/>
+                <w:szCs w:val="24"/>
+              </w:rPr>
+              <w:t>5</w:t>
+            </w:r>
+          </w:p>
+          <w:p>
+            <w:pPr>
+              <w:spacing w:after="120"/>
+              <w:rPr>
+                <w:rFonts w:ascii="Times New Roman" w:hAnsi="Times New Roman" w:cs="Times New Roman"/>
+                <w:sz w:val="24"/>
+                <w:szCs w:val="24"/>
+              </w:rPr>
+            </w:pPr>
+            <w:r>
+              <w:rPr>
+                <w:rFonts w:ascii="Times New Roman" w:hAnsi="Times New Roman" w:cs="Times New Roman"/>
+                <w:sz w:val="24"/>
+                <w:szCs w:val="24"/>
+              </w:rPr>
+              <w:t>3</w:t>
+            </w:r>
+          </w:p>
+          <w:p>
+            <w:pPr>
+              <w:spacing w:after="120"/>
+              <w:rPr>
+                <w:rFonts w:ascii="Times New Roman" w:hAnsi="Times New Roman" w:cs="Times New Roman"/>
+                <w:sz w:val="24"/>
+                <w:szCs w:val="24"/>
+              </w:rPr>
+            </w:pPr>
+            <w:r>
+              <w:rPr>
+                <w:rFonts w:ascii="Times New Roman" w:hAnsi="Times New Roman" w:cs="Times New Roman"/>
+                <w:sz w:val="24"/>
+                <w:szCs w:val="24"/>
+              </w:rPr>
               <w:lastRenderedPageBreak/>
-              <w:t>населения;</w:t>
-            </w:r>
-          </w:p>
-          <w:p>
-            <w:pPr>
-              <w:rPr>
-                <w:rFonts w:ascii="Times New Roman" w:hAnsi="Times New Roman" w:cs="Times New Roman"/>
-                <w:sz w:val="24"/>
-                <w:szCs w:val="24"/>
-              </w:rPr>
-            </w:pPr>
-            <w:r>
-              <w:rPr>
-                <w:rFonts w:ascii="Times New Roman" w:hAnsi="Times New Roman" w:cs="Times New Roman"/>
-                <w:sz w:val="24"/>
-                <w:szCs w:val="24"/>
-              </w:rPr>
-              <w:t>- уровень общей</w:t>
-            </w:r>
-          </w:p>
-          <w:p>
-            <w:pPr>
-              <w:rPr>
-                <w:rFonts w:ascii="Times New Roman" w:hAnsi="Times New Roman" w:cs="Times New Roman"/>
-                <w:sz w:val="24"/>
-                <w:szCs w:val="24"/>
-              </w:rPr>
-            </w:pPr>
-            <w:r>
-              <w:rPr>
-                <w:rFonts w:ascii="Times New Roman" w:hAnsi="Times New Roman" w:cs="Times New Roman"/>
-                <w:sz w:val="24"/>
-                <w:szCs w:val="24"/>
-              </w:rPr>
-              <w:t>культуры;</w:t>
-            </w:r>
-          </w:p>
-          <w:p>
-            <w:pPr>
-              <w:rPr>
-                <w:rFonts w:ascii="Times New Roman" w:hAnsi="Times New Roman" w:cs="Times New Roman"/>
-                <w:sz w:val="24"/>
-                <w:szCs w:val="24"/>
-              </w:rPr>
-            </w:pPr>
-            <w:r>
-              <w:rPr>
-                <w:rFonts w:ascii="Times New Roman" w:hAnsi="Times New Roman" w:cs="Times New Roman"/>
-                <w:sz w:val="24"/>
-                <w:szCs w:val="24"/>
-              </w:rPr>
-              <w:t>- миграция</w:t>
-            </w:r>
-          </w:p>
-          <w:p>
-            <w:pPr>
-              <w:rPr>
-                <w:rFonts w:ascii="Times New Roman" w:hAnsi="Times New Roman" w:cs="Times New Roman"/>
-                <w:sz w:val="24"/>
-                <w:szCs w:val="24"/>
-              </w:rPr>
-            </w:pPr>
-            <w:r>
-              <w:rPr>
-                <w:rFonts w:ascii="Times New Roman" w:hAnsi="Times New Roman" w:cs="Times New Roman"/>
-                <w:sz w:val="24"/>
-                <w:szCs w:val="24"/>
-              </w:rPr>
-              <w:t>населения</w:t>
-            </w:r>
-          </w:p>
-        </w:tc>
-        <w:tc>
-          <w:tcPr>
-            <w:tcW w:w="548" w:type="dxa"/>
-          </w:tcPr>
-          <w:p>
-            <w:pPr>
-              <w:spacing w:after="120"/>
-              <w:rPr>
-                <w:rFonts w:ascii="Times New Roman" w:hAnsi="Times New Roman" w:cs="Times New Roman"/>
-                <w:sz w:val="24"/>
-                <w:szCs w:val="24"/>
-              </w:rPr>
-            </w:pPr>
-          </w:p>
-        </w:tc>
-        <w:tc>
-          <w:tcPr>
-            <w:tcW w:w="548" w:type="dxa"/>
-          </w:tcPr>
-          <w:p>
-            <w:pPr>
-              <w:spacing w:after="120"/>
-              <w:rPr>
-                <w:rFonts w:ascii="Times New Roman" w:hAnsi="Times New Roman" w:cs="Times New Roman"/>
-                <w:sz w:val="24"/>
-                <w:szCs w:val="24"/>
-              </w:rPr>
-            </w:pPr>
-          </w:p>
-        </w:tc>
-        <w:tc>
-          <w:tcPr>
-            <w:tcW w:w="548" w:type="dxa"/>
-          </w:tcPr>
-          <w:p>
-            <w:pPr>
-              <w:spacing w:after="120"/>
-              <w:rPr>
-                <w:rFonts w:ascii="Times New Roman" w:hAnsi="Times New Roman" w:cs="Times New Roman"/>
-                <w:sz w:val="24"/>
-                <w:szCs w:val="24"/>
-              </w:rPr>
-            </w:pPr>
-          </w:p>
-        </w:tc>
-        <w:tc>
-          <w:tcPr>
-            <w:tcW w:w="548" w:type="dxa"/>
-          </w:tcPr>
-          <w:p>
-            <w:pPr>
-              <w:spacing w:after="120"/>
-              <w:rPr>
-                <w:rFonts w:ascii="Times New Roman" w:hAnsi="Times New Roman" w:cs="Times New Roman"/>
-                <w:sz w:val="24"/>
-                <w:szCs w:val="24"/>
-              </w:rPr>
-            </w:pPr>
-          </w:p>
-        </w:tc>
-        <w:tc>
-          <w:tcPr>
-            <w:tcW w:w="548" w:type="dxa"/>
-          </w:tcPr>
-          <w:p>
-            <w:pPr>
-              <w:spacing w:after="120"/>
-              <w:rPr>
-                <w:rFonts w:ascii="Times New Roman" w:hAnsi="Times New Roman" w:cs="Times New Roman"/>
-                <w:sz w:val="24"/>
-                <w:szCs w:val="24"/>
-              </w:rPr>
-            </w:pPr>
-          </w:p>
-        </w:tc>
-        <w:tc>
-          <w:tcPr>
-            <w:tcW w:w="934" w:type="dxa"/>
-          </w:tcPr>
-          <w:p>
-            <w:pPr>
-              <w:spacing w:after="120"/>
-              <w:rPr>
-                <w:rFonts w:ascii="Times New Roman" w:hAnsi="Times New Roman" w:cs="Times New Roman"/>
-                <w:sz w:val="24"/>
-                <w:szCs w:val="24"/>
-              </w:rPr>
-            </w:pPr>
+              <w:t>6</w:t>
+            </w:r>
+          </w:p>
+          <w:p>
+            <w:pPr>
+              <w:spacing w:after="120"/>
+              <w:rPr>
+                <w:rFonts w:ascii="Times New Roman" w:hAnsi="Times New Roman" w:cs="Times New Roman"/>
+                <w:sz w:val="24"/>
+                <w:szCs w:val="24"/>
+              </w:rPr>
+            </w:pPr>
+          </w:p>
+          <w:p>
+            <w:pPr>
+              <w:spacing w:after="120"/>
+              <w:rPr>
+                <w:rFonts w:ascii="Times New Roman" w:hAnsi="Times New Roman" w:cs="Times New Roman"/>
+                <w:sz w:val="24"/>
+                <w:szCs w:val="24"/>
+              </w:rPr>
+            </w:pPr>
+            <w:r>
+              <w:rPr>
+                <w:rFonts w:ascii="Times New Roman" w:hAnsi="Times New Roman" w:cs="Times New Roman"/>
+                <w:sz w:val="24"/>
+                <w:szCs w:val="24"/>
+              </w:rPr>
+              <w:t>4</w:t>
+            </w:r>
+          </w:p>
+          <w:p>
+            <w:pPr>
+              <w:spacing w:after="120"/>
+              <w:rPr>
+                <w:rFonts w:ascii="Times New Roman" w:hAnsi="Times New Roman" w:cs="Times New Roman"/>
+                <w:sz w:val="24"/>
+                <w:szCs w:val="24"/>
+              </w:rPr>
+            </w:pPr>
+          </w:p>
+          <w:p>
+            <w:pPr>
+              <w:spacing w:after="120"/>
+              <w:rPr>
+                <w:rFonts w:ascii="Times New Roman" w:hAnsi="Times New Roman" w:cs="Times New Roman"/>
+                <w:sz w:val="24"/>
+                <w:szCs w:val="24"/>
+              </w:rPr>
+            </w:pPr>
+            <w:r>
+              <w:rPr>
+                <w:rFonts w:ascii="Times New Roman" w:hAnsi="Times New Roman" w:cs="Times New Roman"/>
+                <w:sz w:val="24"/>
+                <w:szCs w:val="24"/>
+              </w:rPr>
+              <w:t>7</w:t>
+            </w:r>
           </w:p>
         </w:tc>
         <w:tc>
@@ -7679,6 +9276,117 @@
               </w:rPr>
             </w:pPr>
           </w:p>
+          <w:p>
+            <w:pPr>
+              <w:spacing w:after="120"/>
+              <w:rPr>
+                <w:rFonts w:ascii="Times New Roman" w:hAnsi="Times New Roman" w:cs="Times New Roman"/>
+                <w:sz w:val="24"/>
+                <w:szCs w:val="24"/>
+              </w:rPr>
+            </w:pPr>
+            <w:r>
+              <w:rPr>
+                <w:rFonts w:ascii="Times New Roman" w:hAnsi="Times New Roman" w:cs="Times New Roman"/>
+                <w:sz w:val="24"/>
+                <w:szCs w:val="24"/>
+              </w:rPr>
+              <w:t>0,21</w:t>
+            </w:r>
+          </w:p>
+          <w:p>
+            <w:pPr>
+              <w:spacing w:after="120"/>
+              <w:rPr>
+                <w:rFonts w:ascii="Times New Roman" w:hAnsi="Times New Roman" w:cs="Times New Roman"/>
+                <w:sz w:val="24"/>
+                <w:szCs w:val="24"/>
+              </w:rPr>
+            </w:pPr>
+            <w:r>
+              <w:rPr>
+                <w:rFonts w:ascii="Times New Roman" w:hAnsi="Times New Roman" w:cs="Times New Roman"/>
+                <w:sz w:val="24"/>
+                <w:szCs w:val="24"/>
+              </w:rPr>
+              <w:t>0,1</w:t>
+            </w:r>
+          </w:p>
+          <w:p>
+            <w:pPr>
+              <w:spacing w:after="120"/>
+              <w:rPr>
+                <w:rFonts w:ascii="Times New Roman" w:hAnsi="Times New Roman" w:cs="Times New Roman"/>
+                <w:sz w:val="24"/>
+                <w:szCs w:val="24"/>
+              </w:rPr>
+            </w:pPr>
+            <w:r>
+              <w:rPr>
+                <w:rFonts w:ascii="Times New Roman" w:hAnsi="Times New Roman" w:cs="Times New Roman"/>
+                <w:sz w:val="24"/>
+                <w:szCs w:val="24"/>
+              </w:rPr>
+              <w:lastRenderedPageBreak/>
+              <w:t>0,25</w:t>
+            </w:r>
+          </w:p>
+          <w:p>
+            <w:pPr>
+              <w:spacing w:after="120"/>
+              <w:rPr>
+                <w:rFonts w:ascii="Times New Roman" w:hAnsi="Times New Roman" w:cs="Times New Roman"/>
+                <w:sz w:val="24"/>
+                <w:szCs w:val="24"/>
+              </w:rPr>
+            </w:pPr>
+          </w:p>
+          <w:p>
+            <w:pPr>
+              <w:spacing w:after="120"/>
+              <w:rPr>
+                <w:rFonts w:ascii="Times New Roman" w:hAnsi="Times New Roman" w:cs="Times New Roman"/>
+                <w:sz w:val="24"/>
+                <w:szCs w:val="24"/>
+              </w:rPr>
+            </w:pPr>
+            <w:r>
+              <w:rPr>
+                <w:rFonts w:ascii="Times New Roman" w:hAnsi="Times New Roman" w:cs="Times New Roman"/>
+                <w:sz w:val="24"/>
+                <w:szCs w:val="24"/>
+              </w:rPr>
+              <w:t>0,14</w:t>
+            </w:r>
+          </w:p>
+          <w:p>
+            <w:pPr>
+              <w:spacing w:after="120"/>
+              <w:rPr>
+                <w:rFonts w:ascii="Times New Roman" w:hAnsi="Times New Roman" w:cs="Times New Roman"/>
+                <w:sz w:val="24"/>
+                <w:szCs w:val="24"/>
+              </w:rPr>
+            </w:pPr>
+          </w:p>
+          <w:p>
+            <w:pPr>
+              <w:spacing w:after="120"/>
+              <w:rPr>
+                <w:rFonts w:ascii="Times New Roman" w:hAnsi="Times New Roman" w:cs="Times New Roman"/>
+                <w:sz w:val="24"/>
+                <w:szCs w:val="24"/>
+              </w:rPr>
+            </w:pPr>
+            <w:r>
+              <w:rPr>
+                <w:rFonts w:ascii="Times New Roman" w:hAnsi="Times New Roman" w:cs="Times New Roman"/>
+                <w:sz w:val="24"/>
+                <w:szCs w:val="24"/>
+              </w:rPr>
+              <w:t>0,3</w:t>
+            </w:r>
+          </w:p>
         </w:tc>
         <w:tc>
           <w:tcPr>
@@ -7694,6 +9402,117 @@
               </w:rPr>
             </w:pPr>
           </w:p>
+          <w:p>
+            <w:pPr>
+              <w:spacing w:after="120"/>
+              <w:rPr>
+                <w:rFonts w:ascii="Times New Roman" w:hAnsi="Times New Roman" w:cs="Times New Roman"/>
+                <w:sz w:val="24"/>
+                <w:szCs w:val="24"/>
+              </w:rPr>
+            </w:pPr>
+            <w:r>
+              <w:rPr>
+                <w:rFonts w:ascii="Times New Roman" w:hAnsi="Times New Roman" w:cs="Times New Roman"/>
+                <w:sz w:val="24"/>
+                <w:szCs w:val="24"/>
+              </w:rPr>
+              <w:t>1,05</w:t>
+            </w:r>
+          </w:p>
+          <w:p>
+            <w:pPr>
+              <w:spacing w:after="120"/>
+              <w:rPr>
+                <w:rFonts w:ascii="Times New Roman" w:hAnsi="Times New Roman" w:cs="Times New Roman"/>
+                <w:sz w:val="24"/>
+                <w:szCs w:val="24"/>
+              </w:rPr>
+            </w:pPr>
+            <w:r>
+              <w:rPr>
+                <w:rFonts w:ascii="Times New Roman" w:hAnsi="Times New Roman" w:cs="Times New Roman"/>
+                <w:sz w:val="24"/>
+                <w:szCs w:val="24"/>
+              </w:rPr>
+              <w:t>0,3</w:t>
+            </w:r>
+          </w:p>
+          <w:p>
+            <w:pPr>
+              <w:spacing w:after="120"/>
+              <w:rPr>
+                <w:rFonts w:ascii="Times New Roman" w:hAnsi="Times New Roman" w:cs="Times New Roman"/>
+                <w:sz w:val="24"/>
+                <w:szCs w:val="24"/>
+              </w:rPr>
+            </w:pPr>
+            <w:r>
+              <w:rPr>
+                <w:rFonts w:ascii="Times New Roman" w:hAnsi="Times New Roman" w:cs="Times New Roman"/>
+                <w:sz w:val="24"/>
+                <w:szCs w:val="24"/>
+              </w:rPr>
+              <w:lastRenderedPageBreak/>
+              <w:t>1,5</w:t>
+            </w:r>
+          </w:p>
+          <w:p>
+            <w:pPr>
+              <w:spacing w:after="120"/>
+              <w:rPr>
+                <w:rFonts w:ascii="Times New Roman" w:hAnsi="Times New Roman" w:cs="Times New Roman"/>
+                <w:sz w:val="24"/>
+                <w:szCs w:val="24"/>
+              </w:rPr>
+            </w:pPr>
+          </w:p>
+          <w:p>
+            <w:pPr>
+              <w:spacing w:after="120"/>
+              <w:rPr>
+                <w:rFonts w:ascii="Times New Roman" w:hAnsi="Times New Roman" w:cs="Times New Roman"/>
+                <w:sz w:val="24"/>
+                <w:szCs w:val="24"/>
+              </w:rPr>
+            </w:pPr>
+            <w:r>
+              <w:rPr>
+                <w:rFonts w:ascii="Times New Roman" w:hAnsi="Times New Roman" w:cs="Times New Roman"/>
+                <w:sz w:val="24"/>
+                <w:szCs w:val="24"/>
+              </w:rPr>
+              <w:t>0,56</w:t>
+            </w:r>
+          </w:p>
+          <w:p>
+            <w:pPr>
+              <w:spacing w:after="120"/>
+              <w:rPr>
+                <w:rFonts w:ascii="Times New Roman" w:hAnsi="Times New Roman" w:cs="Times New Roman"/>
+                <w:sz w:val="24"/>
+                <w:szCs w:val="24"/>
+              </w:rPr>
+            </w:pPr>
+          </w:p>
+          <w:p>
+            <w:pPr>
+              <w:spacing w:after="120"/>
+              <w:rPr>
+                <w:rFonts w:ascii="Times New Roman" w:hAnsi="Times New Roman" w:cs="Times New Roman"/>
+                <w:sz w:val="24"/>
+                <w:szCs w:val="24"/>
+              </w:rPr>
+            </w:pPr>
+            <w:r>
+              <w:rPr>
+                <w:rFonts w:ascii="Times New Roman" w:hAnsi="Times New Roman" w:cs="Times New Roman"/>
+                <w:sz w:val="24"/>
+                <w:szCs w:val="24"/>
+              </w:rPr>
+              <w:t>2,1</w:t>
+            </w:r>
+          </w:p>
         </w:tc>
         <w:tc>
           <w:tcPr>
@@ -7708,6 +9527,15 @@
                 <w:szCs w:val="24"/>
               </w:rPr>
             </w:pPr>
+            <w:r>
+              <w:rPr>
+                <w:rFonts w:ascii="Times New Roman" w:hAnsi="Times New Roman" w:cs="Times New Roman"/>
+                <w:sz w:val="24"/>
+                <w:szCs w:val="24"/>
+              </w:rPr>
+              <w:lastRenderedPageBreak/>
+              <w:t>6</w:t>
+            </w:r>
           </w:p>
         </w:tc>
       </w:tr>
@@ -7878,6 +9706,14 @@
                 <w:szCs w:val="24"/>
               </w:rPr>
             </w:pPr>
+            <w:r>
+              <w:rPr>
+                <w:rFonts w:ascii="Times New Roman" w:hAnsi="Times New Roman" w:cs="Times New Roman"/>
+                <w:sz w:val="24"/>
+                <w:szCs w:val="24"/>
+              </w:rPr>
+              <w:t>5,51</w:t>
+            </w:r>
           </w:p>
         </w:tc>
         <w:tc>
@@ -8281,6 +10117,136 @@
               </w:rPr>
             </w:pPr>
           </w:p>
+          <w:p>
+            <w:pPr>
+              <w:spacing w:after="120"/>
+              <w:rPr>
+                <w:rFonts w:ascii="Times New Roman" w:hAnsi="Times New Roman" w:cs="Times New Roman"/>
+                <w:sz w:val="24"/>
+                <w:szCs w:val="24"/>
+              </w:rPr>
+            </w:pPr>
+          </w:p>
+          <w:p>
+            <w:pPr>
+              <w:spacing w:after="120"/>
+              <w:rPr>
+                <w:rFonts w:ascii="Times New Roman" w:hAnsi="Times New Roman" w:cs="Times New Roman"/>
+                <w:sz w:val="24"/>
+                <w:szCs w:val="24"/>
+              </w:rPr>
+            </w:pPr>
+            <w:r>
+              <w:rPr>
+                <w:rFonts w:ascii="Times New Roman" w:hAnsi="Times New Roman" w:cs="Times New Roman"/>
+                <w:sz w:val="24"/>
+                <w:szCs w:val="24"/>
+              </w:rPr>
+              <w:t>7</w:t>
+            </w:r>
+          </w:p>
+          <w:p>
+            <w:pPr>
+              <w:spacing w:after="120"/>
+              <w:rPr>
+                <w:rFonts w:ascii="Times New Roman" w:hAnsi="Times New Roman" w:cs="Times New Roman"/>
+                <w:sz w:val="24"/>
+                <w:szCs w:val="24"/>
+              </w:rPr>
+            </w:pPr>
+          </w:p>
+          <w:p>
+            <w:pPr>
+              <w:spacing w:after="120"/>
+              <w:rPr>
+                <w:rFonts w:ascii="Times New Roman" w:hAnsi="Times New Roman" w:cs="Times New Roman"/>
+                <w:sz w:val="24"/>
+                <w:szCs w:val="24"/>
+              </w:rPr>
+            </w:pPr>
+            <w:r>
+              <w:rPr>
+                <w:rFonts w:ascii="Times New Roman" w:hAnsi="Times New Roman" w:cs="Times New Roman"/>
+                <w:sz w:val="24"/>
+                <w:szCs w:val="24"/>
+              </w:rPr>
+              <w:t>6</w:t>
+            </w:r>
+          </w:p>
+          <w:p>
+            <w:pPr>
+              <w:spacing w:after="120"/>
+              <w:rPr>
+                <w:rFonts w:ascii="Times New Roman" w:hAnsi="Times New Roman" w:cs="Times New Roman"/>
+                <w:sz w:val="24"/>
+                <w:szCs w:val="24"/>
+              </w:rPr>
+            </w:pPr>
+          </w:p>
+          <w:p>
+            <w:pPr>
+              <w:spacing w:after="120"/>
+              <w:rPr>
+                <w:rFonts w:ascii="Times New Roman" w:hAnsi="Times New Roman" w:cs="Times New Roman"/>
+                <w:sz w:val="24"/>
+                <w:szCs w:val="24"/>
+              </w:rPr>
+            </w:pPr>
+            <w:r>
+              <w:rPr>
+                <w:rFonts w:ascii="Times New Roman" w:hAnsi="Times New Roman" w:cs="Times New Roman"/>
+                <w:sz w:val="24"/>
+                <w:szCs w:val="24"/>
+              </w:rPr>
+              <w:t>5</w:t>
+            </w:r>
+          </w:p>
+          <w:p>
+            <w:pPr>
+              <w:spacing w:after="120"/>
+              <w:rPr>
+                <w:rFonts w:ascii="Times New Roman" w:hAnsi="Times New Roman" w:cs="Times New Roman"/>
+                <w:sz w:val="24"/>
+                <w:szCs w:val="24"/>
+              </w:rPr>
+            </w:pPr>
+            <w:r>
+              <w:rPr>
+                <w:rFonts w:ascii="Times New Roman" w:hAnsi="Times New Roman" w:cs="Times New Roman"/>
+                <w:sz w:val="24"/>
+                <w:szCs w:val="24"/>
+              </w:rPr>
+              <w:t>6</w:t>
+            </w:r>
+          </w:p>
+          <w:p>
+            <w:pPr>
+              <w:spacing w:after="120"/>
+              <w:rPr>
+                <w:rFonts w:ascii="Times New Roman" w:hAnsi="Times New Roman" w:cs="Times New Roman"/>
+                <w:sz w:val="24"/>
+                <w:szCs w:val="24"/>
+              </w:rPr>
+            </w:pPr>
+          </w:p>
+          <w:p>
+            <w:pPr>
+              <w:spacing w:after="120"/>
+              <w:rPr>
+                <w:rFonts w:ascii="Times New Roman" w:hAnsi="Times New Roman" w:cs="Times New Roman"/>
+                <w:sz w:val="24"/>
+                <w:szCs w:val="24"/>
+              </w:rPr>
+            </w:pPr>
+            <w:r>
+              <w:rPr>
+                <w:rFonts w:ascii="Times New Roman" w:hAnsi="Times New Roman" w:cs="Times New Roman"/>
+                <w:sz w:val="24"/>
+                <w:szCs w:val="24"/>
+              </w:rPr>
+              <w:t>7</w:t>
+            </w:r>
+          </w:p>
         </w:tc>
         <w:tc>
           <w:tcPr>
@@ -8296,6 +10262,136 @@
               </w:rPr>
             </w:pPr>
           </w:p>
+          <w:p>
+            <w:pPr>
+              <w:spacing w:after="120"/>
+              <w:rPr>
+                <w:rFonts w:ascii="Times New Roman" w:hAnsi="Times New Roman" w:cs="Times New Roman"/>
+                <w:sz w:val="24"/>
+                <w:szCs w:val="24"/>
+              </w:rPr>
+            </w:pPr>
+          </w:p>
+          <w:p>
+            <w:pPr>
+              <w:spacing w:after="120"/>
+              <w:rPr>
+                <w:rFonts w:ascii="Times New Roman" w:hAnsi="Times New Roman" w:cs="Times New Roman"/>
+                <w:sz w:val="24"/>
+                <w:szCs w:val="24"/>
+              </w:rPr>
+            </w:pPr>
+            <w:r>
+              <w:rPr>
+                <w:rFonts w:ascii="Times New Roman" w:hAnsi="Times New Roman" w:cs="Times New Roman"/>
+                <w:sz w:val="24"/>
+                <w:szCs w:val="24"/>
+              </w:rPr>
+              <w:t>0,31</w:t>
+            </w:r>
+          </w:p>
+          <w:p>
+            <w:pPr>
+              <w:spacing w:after="120"/>
+              <w:rPr>
+                <w:rFonts w:ascii="Times New Roman" w:hAnsi="Times New Roman" w:cs="Times New Roman"/>
+                <w:sz w:val="24"/>
+                <w:szCs w:val="24"/>
+              </w:rPr>
+            </w:pPr>
+          </w:p>
+          <w:p>
+            <w:pPr>
+              <w:spacing w:after="120"/>
+              <w:rPr>
+                <w:rFonts w:ascii="Times New Roman" w:hAnsi="Times New Roman" w:cs="Times New Roman"/>
+                <w:sz w:val="24"/>
+                <w:szCs w:val="24"/>
+              </w:rPr>
+            </w:pPr>
+            <w:r>
+              <w:rPr>
+                <w:rFonts w:ascii="Times New Roman" w:hAnsi="Times New Roman" w:cs="Times New Roman"/>
+                <w:sz w:val="24"/>
+                <w:szCs w:val="24"/>
+              </w:rPr>
+              <w:t>0,19</w:t>
+            </w:r>
+          </w:p>
+          <w:p>
+            <w:pPr>
+              <w:spacing w:after="120"/>
+              <w:rPr>
+                <w:rFonts w:ascii="Times New Roman" w:hAnsi="Times New Roman" w:cs="Times New Roman"/>
+                <w:sz w:val="24"/>
+                <w:szCs w:val="24"/>
+              </w:rPr>
+            </w:pPr>
+          </w:p>
+          <w:p>
+            <w:pPr>
+              <w:spacing w:after="120"/>
+              <w:rPr>
+                <w:rFonts w:ascii="Times New Roman" w:hAnsi="Times New Roman" w:cs="Times New Roman"/>
+                <w:sz w:val="24"/>
+                <w:szCs w:val="24"/>
+              </w:rPr>
+            </w:pPr>
+            <w:r>
+              <w:rPr>
+                <w:rFonts w:ascii="Times New Roman" w:hAnsi="Times New Roman" w:cs="Times New Roman"/>
+                <w:sz w:val="24"/>
+                <w:szCs w:val="24"/>
+              </w:rPr>
+              <w:t>0,13</w:t>
+            </w:r>
+          </w:p>
+          <w:p>
+            <w:pPr>
+              <w:spacing w:after="120"/>
+              <w:rPr>
+                <w:rFonts w:ascii="Times New Roman" w:hAnsi="Times New Roman" w:cs="Times New Roman"/>
+                <w:sz w:val="24"/>
+                <w:szCs w:val="24"/>
+              </w:rPr>
+            </w:pPr>
+            <w:r>
+              <w:rPr>
+                <w:rFonts w:ascii="Times New Roman" w:hAnsi="Times New Roman" w:cs="Times New Roman"/>
+                <w:sz w:val="24"/>
+                <w:szCs w:val="24"/>
+              </w:rPr>
+              <w:t>0,17</w:t>
+            </w:r>
+          </w:p>
+          <w:p>
+            <w:pPr>
+              <w:spacing w:after="120"/>
+              <w:rPr>
+                <w:rFonts w:ascii="Times New Roman" w:hAnsi="Times New Roman" w:cs="Times New Roman"/>
+                <w:sz w:val="24"/>
+                <w:szCs w:val="24"/>
+              </w:rPr>
+            </w:pPr>
+          </w:p>
+          <w:p>
+            <w:pPr>
+              <w:spacing w:after="120"/>
+              <w:rPr>
+                <w:rFonts w:ascii="Times New Roman" w:hAnsi="Times New Roman" w:cs="Times New Roman"/>
+                <w:sz w:val="24"/>
+                <w:szCs w:val="24"/>
+              </w:rPr>
+            </w:pPr>
+            <w:r>
+              <w:rPr>
+                <w:rFonts w:ascii="Times New Roman" w:hAnsi="Times New Roman" w:cs="Times New Roman"/>
+                <w:sz w:val="24"/>
+                <w:szCs w:val="24"/>
+              </w:rPr>
+              <w:t>0,2</w:t>
+            </w:r>
+          </w:p>
         </w:tc>
         <w:tc>
           <w:tcPr>
@@ -8311,6 +10407,136 @@
               </w:rPr>
             </w:pPr>
           </w:p>
+          <w:p>
+            <w:pPr>
+              <w:spacing w:after="120"/>
+              <w:rPr>
+                <w:rFonts w:ascii="Times New Roman" w:hAnsi="Times New Roman" w:cs="Times New Roman"/>
+                <w:sz w:val="24"/>
+                <w:szCs w:val="24"/>
+              </w:rPr>
+            </w:pPr>
+          </w:p>
+          <w:p>
+            <w:pPr>
+              <w:spacing w:after="120"/>
+              <w:rPr>
+                <w:rFonts w:ascii="Times New Roman" w:hAnsi="Times New Roman" w:cs="Times New Roman"/>
+                <w:sz w:val="24"/>
+                <w:szCs w:val="24"/>
+              </w:rPr>
+            </w:pPr>
+            <w:r>
+              <w:rPr>
+                <w:rFonts w:ascii="Times New Roman" w:hAnsi="Times New Roman" w:cs="Times New Roman"/>
+                <w:sz w:val="24"/>
+                <w:szCs w:val="24"/>
+              </w:rPr>
+              <w:t>2,17</w:t>
+            </w:r>
+          </w:p>
+          <w:p>
+            <w:pPr>
+              <w:spacing w:after="120"/>
+              <w:rPr>
+                <w:rFonts w:ascii="Times New Roman" w:hAnsi="Times New Roman" w:cs="Times New Roman"/>
+                <w:sz w:val="24"/>
+                <w:szCs w:val="24"/>
+              </w:rPr>
+            </w:pPr>
+          </w:p>
+          <w:p>
+            <w:pPr>
+              <w:spacing w:after="120"/>
+              <w:rPr>
+                <w:rFonts w:ascii="Times New Roman" w:hAnsi="Times New Roman" w:cs="Times New Roman"/>
+                <w:sz w:val="24"/>
+                <w:szCs w:val="24"/>
+              </w:rPr>
+            </w:pPr>
+            <w:r>
+              <w:rPr>
+                <w:rFonts w:ascii="Times New Roman" w:hAnsi="Times New Roman" w:cs="Times New Roman"/>
+                <w:sz w:val="24"/>
+                <w:szCs w:val="24"/>
+              </w:rPr>
+              <w:t>1,14</w:t>
+            </w:r>
+          </w:p>
+          <w:p>
+            <w:pPr>
+              <w:spacing w:after="120"/>
+              <w:rPr>
+                <w:rFonts w:ascii="Times New Roman" w:hAnsi="Times New Roman" w:cs="Times New Roman"/>
+                <w:sz w:val="24"/>
+                <w:szCs w:val="24"/>
+              </w:rPr>
+            </w:pPr>
+          </w:p>
+          <w:p>
+            <w:pPr>
+              <w:spacing w:after="120"/>
+              <w:rPr>
+                <w:rFonts w:ascii="Times New Roman" w:hAnsi="Times New Roman" w:cs="Times New Roman"/>
+                <w:sz w:val="24"/>
+                <w:szCs w:val="24"/>
+              </w:rPr>
+            </w:pPr>
+            <w:r>
+              <w:rPr>
+                <w:rFonts w:ascii="Times New Roman" w:hAnsi="Times New Roman" w:cs="Times New Roman"/>
+                <w:sz w:val="24"/>
+                <w:szCs w:val="24"/>
+              </w:rPr>
+              <w:t>0,65</w:t>
+            </w:r>
+          </w:p>
+          <w:p>
+            <w:pPr>
+              <w:spacing w:after="120"/>
+              <w:rPr>
+                <w:rFonts w:ascii="Times New Roman" w:hAnsi="Times New Roman" w:cs="Times New Roman"/>
+                <w:sz w:val="24"/>
+                <w:szCs w:val="24"/>
+              </w:rPr>
+            </w:pPr>
+            <w:r>
+              <w:rPr>
+                <w:rFonts w:ascii="Times New Roman" w:hAnsi="Times New Roman" w:cs="Times New Roman"/>
+                <w:sz w:val="24"/>
+                <w:szCs w:val="24"/>
+              </w:rPr>
+              <w:t>1,02</w:t>
+            </w:r>
+          </w:p>
+          <w:p>
+            <w:pPr>
+              <w:spacing w:after="120"/>
+              <w:rPr>
+                <w:rFonts w:ascii="Times New Roman" w:hAnsi="Times New Roman" w:cs="Times New Roman"/>
+                <w:sz w:val="24"/>
+                <w:szCs w:val="24"/>
+              </w:rPr>
+            </w:pPr>
+          </w:p>
+          <w:p>
+            <w:pPr>
+              <w:spacing w:after="120"/>
+              <w:rPr>
+                <w:rFonts w:ascii="Times New Roman" w:hAnsi="Times New Roman" w:cs="Times New Roman"/>
+                <w:sz w:val="24"/>
+                <w:szCs w:val="24"/>
+              </w:rPr>
+            </w:pPr>
+            <w:r>
+              <w:rPr>
+                <w:rFonts w:ascii="Times New Roman" w:hAnsi="Times New Roman" w:cs="Times New Roman"/>
+                <w:sz w:val="24"/>
+                <w:szCs w:val="24"/>
+              </w:rPr>
+              <w:t>1,4</w:t>
+            </w:r>
+          </w:p>
         </w:tc>
         <w:tc>
           <w:tcPr>
@@ -8325,6 +10551,14 @@
                 <w:szCs w:val="24"/>
               </w:rPr>
             </w:pPr>
+            <w:r>
+              <w:rPr>
+                <w:rFonts w:ascii="Times New Roman" w:hAnsi="Times New Roman" w:cs="Times New Roman"/>
+                <w:sz w:val="24"/>
+                <w:szCs w:val="24"/>
+              </w:rPr>
+              <w:t>5</w:t>
+            </w:r>
           </w:p>
         </w:tc>
       </w:tr>
@@ -8495,6 +10729,14 @@
                 <w:szCs w:val="24"/>
               </w:rPr>
             </w:pPr>
+            <w:r>
+              <w:rPr>
+                <w:rFonts w:ascii="Times New Roman" w:hAnsi="Times New Roman" w:cs="Times New Roman"/>
+                <w:sz w:val="24"/>
+                <w:szCs w:val="24"/>
+              </w:rPr>
+              <w:t>6,38</w:t>
+            </w:r>
           </w:p>
         </w:tc>
         <w:tc>
@@ -9427,6 +11669,7 @@
                 <w:sz w:val="24"/>
                 <w:szCs w:val="24"/>
               </w:rPr>
+              <w:lastRenderedPageBreak/>
               <w:t>структура управления:</w:t>
             </w:r>
           </w:p>
@@ -9461,365 +11704,877 @@
                 <w:sz w:val="24"/>
                 <w:szCs w:val="24"/>
               </w:rPr>
+              <w:t>рыночным</w:t>
+            </w:r>
+          </w:p>
+          <w:p>
+            <w:pPr>
+              <w:rPr>
+                <w:rFonts w:ascii="Times New Roman" w:hAnsi="Times New Roman" w:cs="Times New Roman"/>
+                <w:sz w:val="24"/>
+                <w:szCs w:val="24"/>
+              </w:rPr>
+            </w:pPr>
+            <w:r>
+              <w:rPr>
+                <w:rFonts w:ascii="Times New Roman" w:hAnsi="Times New Roman" w:cs="Times New Roman"/>
+                <w:sz w:val="24"/>
+                <w:szCs w:val="24"/>
+              </w:rPr>
+              <w:t>требованиям;</w:t>
+            </w:r>
+          </w:p>
+          <w:p>
+            <w:pPr>
+              <w:rPr>
+                <w:rFonts w:ascii="Times New Roman" w:hAnsi="Times New Roman" w:cs="Times New Roman"/>
+                <w:sz w:val="24"/>
+                <w:szCs w:val="24"/>
+              </w:rPr>
+            </w:pPr>
+            <w:r>
+              <w:rPr>
+                <w:rFonts w:ascii="Times New Roman" w:hAnsi="Times New Roman" w:cs="Times New Roman"/>
+                <w:sz w:val="24"/>
+                <w:szCs w:val="24"/>
+              </w:rPr>
+              <w:t>- распределение</w:t>
+            </w:r>
+          </w:p>
+          <w:p>
+            <w:pPr>
+              <w:rPr>
+                <w:rFonts w:ascii="Times New Roman" w:hAnsi="Times New Roman" w:cs="Times New Roman"/>
+                <w:sz w:val="24"/>
+                <w:szCs w:val="24"/>
+              </w:rPr>
+            </w:pPr>
+            <w:r>
+              <w:rPr>
+                <w:rFonts w:ascii="Times New Roman" w:hAnsi="Times New Roman" w:cs="Times New Roman"/>
+                <w:sz w:val="24"/>
+                <w:szCs w:val="24"/>
+              </w:rPr>
+              <w:t>функций, прав и</w:t>
+            </w:r>
+          </w:p>
+          <w:p>
+            <w:pPr>
+              <w:rPr>
+                <w:rFonts w:ascii="Times New Roman" w:hAnsi="Times New Roman" w:cs="Times New Roman"/>
+                <w:sz w:val="24"/>
+                <w:szCs w:val="24"/>
+              </w:rPr>
+            </w:pPr>
+            <w:r>
+              <w:rPr>
+                <w:rFonts w:ascii="Times New Roman" w:hAnsi="Times New Roman" w:cs="Times New Roman"/>
+                <w:sz w:val="24"/>
+                <w:szCs w:val="24"/>
+              </w:rPr>
+              <w:t>ответственности;</w:t>
+            </w:r>
+          </w:p>
+          <w:p>
+            <w:pPr>
+              <w:rPr>
+                <w:rFonts w:ascii="Times New Roman" w:hAnsi="Times New Roman" w:cs="Times New Roman"/>
+                <w:sz w:val="24"/>
+                <w:szCs w:val="24"/>
+              </w:rPr>
+            </w:pPr>
+            <w:r>
+              <w:rPr>
+                <w:rFonts w:ascii="Times New Roman" w:hAnsi="Times New Roman" w:cs="Times New Roman"/>
+                <w:sz w:val="24"/>
+                <w:szCs w:val="24"/>
+              </w:rPr>
+              <w:t>- затраты на</w:t>
+            </w:r>
+          </w:p>
+          <w:p>
+            <w:pPr>
+              <w:rPr>
+                <w:rFonts w:ascii="Times New Roman" w:hAnsi="Times New Roman" w:cs="Times New Roman"/>
+                <w:sz w:val="24"/>
+                <w:szCs w:val="24"/>
+              </w:rPr>
+            </w:pPr>
+            <w:r>
+              <w:rPr>
+                <w:rFonts w:ascii="Times New Roman" w:hAnsi="Times New Roman" w:cs="Times New Roman"/>
+                <w:sz w:val="24"/>
+                <w:szCs w:val="24"/>
+              </w:rPr>
+              <w:t>управленческий</w:t>
+            </w:r>
+          </w:p>
+          <w:p>
+            <w:pPr>
+              <w:rPr>
+                <w:rFonts w:ascii="Times New Roman" w:hAnsi="Times New Roman" w:cs="Times New Roman"/>
+                <w:sz w:val="24"/>
+                <w:szCs w:val="24"/>
+              </w:rPr>
+            </w:pPr>
+            <w:r>
+              <w:rPr>
+                <w:rFonts w:ascii="Times New Roman" w:hAnsi="Times New Roman" w:cs="Times New Roman"/>
+                <w:sz w:val="24"/>
+                <w:szCs w:val="24"/>
+              </w:rPr>
+              <w:t>аппарат;</w:t>
+            </w:r>
+          </w:p>
+          <w:p>
+            <w:pPr>
+              <w:rPr>
+                <w:rFonts w:ascii="Times New Roman" w:hAnsi="Times New Roman" w:cs="Times New Roman"/>
+                <w:sz w:val="24"/>
+                <w:szCs w:val="24"/>
+              </w:rPr>
+            </w:pPr>
+            <w:r>
+              <w:rPr>
+                <w:rFonts w:ascii="Times New Roman" w:hAnsi="Times New Roman" w:cs="Times New Roman"/>
+                <w:sz w:val="24"/>
+                <w:szCs w:val="24"/>
+              </w:rPr>
+              <w:t>- процесс принятия</w:t>
+            </w:r>
+          </w:p>
+          <w:p>
+            <w:pPr>
+              <w:rPr>
+                <w:rFonts w:ascii="Times New Roman" w:hAnsi="Times New Roman" w:cs="Times New Roman"/>
+                <w:sz w:val="24"/>
+                <w:szCs w:val="24"/>
+              </w:rPr>
+            </w:pPr>
+            <w:r>
+              <w:rPr>
+                <w:rFonts w:ascii="Times New Roman" w:hAnsi="Times New Roman" w:cs="Times New Roman"/>
+                <w:sz w:val="24"/>
+                <w:szCs w:val="24"/>
+              </w:rPr>
+              <w:t>управленческих</w:t>
+            </w:r>
+          </w:p>
+          <w:p>
+            <w:pPr>
+              <w:rPr>
+                <w:rFonts w:ascii="Times New Roman" w:hAnsi="Times New Roman" w:cs="Times New Roman"/>
+                <w:sz w:val="24"/>
+                <w:szCs w:val="24"/>
+              </w:rPr>
+            </w:pPr>
+            <w:r>
+              <w:rPr>
+                <w:rFonts w:ascii="Times New Roman" w:hAnsi="Times New Roman" w:cs="Times New Roman"/>
+                <w:sz w:val="24"/>
+                <w:szCs w:val="24"/>
+              </w:rPr>
+              <w:t>решений;</w:t>
+            </w:r>
+          </w:p>
+          <w:p>
+            <w:pPr>
+              <w:rPr>
+                <w:rFonts w:ascii="Times New Roman" w:hAnsi="Times New Roman" w:cs="Times New Roman"/>
+                <w:sz w:val="24"/>
+                <w:szCs w:val="24"/>
+              </w:rPr>
+            </w:pPr>
+            <w:r>
+              <w:rPr>
+                <w:rFonts w:ascii="Times New Roman" w:hAnsi="Times New Roman" w:cs="Times New Roman"/>
+                <w:sz w:val="24"/>
+                <w:szCs w:val="24"/>
+              </w:rPr>
+              <w:t>- система</w:t>
+            </w:r>
+          </w:p>
+          <w:p>
+            <w:pPr>
+              <w:rPr>
+                <w:rFonts w:ascii="Times New Roman" w:hAnsi="Times New Roman" w:cs="Times New Roman"/>
+                <w:sz w:val="24"/>
+                <w:szCs w:val="24"/>
+              </w:rPr>
+            </w:pPr>
+            <w:r>
+              <w:rPr>
+                <w:rFonts w:ascii="Times New Roman" w:hAnsi="Times New Roman" w:cs="Times New Roman"/>
+                <w:sz w:val="24"/>
+                <w:szCs w:val="24"/>
+              </w:rPr>
+              <w:t>документооборота;</w:t>
+            </w:r>
+          </w:p>
+          <w:p>
+            <w:pPr>
+              <w:rPr>
+                <w:rFonts w:ascii="Times New Roman" w:hAnsi="Times New Roman" w:cs="Times New Roman"/>
+                <w:sz w:val="24"/>
+                <w:szCs w:val="24"/>
+              </w:rPr>
+            </w:pPr>
+            <w:r>
+              <w:rPr>
+                <w:rFonts w:ascii="Times New Roman" w:hAnsi="Times New Roman" w:cs="Times New Roman"/>
+                <w:sz w:val="24"/>
+                <w:szCs w:val="24"/>
+              </w:rPr>
+              <w:t>- система контроля</w:t>
+            </w:r>
+          </w:p>
+        </w:tc>
+        <w:tc>
+          <w:tcPr>
+            <w:tcW w:w="548" w:type="dxa"/>
+          </w:tcPr>
+          <w:p>
+            <w:pPr>
+              <w:spacing w:after="120"/>
+              <w:rPr>
+                <w:rFonts w:ascii="Times New Roman" w:hAnsi="Times New Roman" w:cs="Times New Roman"/>
+                <w:sz w:val="24"/>
+                <w:szCs w:val="24"/>
+              </w:rPr>
+            </w:pPr>
+          </w:p>
+        </w:tc>
+        <w:tc>
+          <w:tcPr>
+            <w:tcW w:w="548" w:type="dxa"/>
+          </w:tcPr>
+          <w:p>
+            <w:pPr>
+              <w:spacing w:after="120"/>
+              <w:rPr>
+                <w:rFonts w:ascii="Times New Roman" w:hAnsi="Times New Roman" w:cs="Times New Roman"/>
+                <w:sz w:val="24"/>
+                <w:szCs w:val="24"/>
+              </w:rPr>
+            </w:pPr>
+          </w:p>
+        </w:tc>
+        <w:tc>
+          <w:tcPr>
+            <w:tcW w:w="548" w:type="dxa"/>
+          </w:tcPr>
+          <w:p>
+            <w:pPr>
+              <w:spacing w:after="120"/>
+              <w:rPr>
+                <w:rFonts w:ascii="Times New Roman" w:hAnsi="Times New Roman" w:cs="Times New Roman"/>
+                <w:sz w:val="24"/>
+                <w:szCs w:val="24"/>
+              </w:rPr>
+            </w:pPr>
+          </w:p>
+        </w:tc>
+        <w:tc>
+          <w:tcPr>
+            <w:tcW w:w="548" w:type="dxa"/>
+          </w:tcPr>
+          <w:p>
+            <w:pPr>
+              <w:spacing w:after="120"/>
+              <w:rPr>
+                <w:rFonts w:ascii="Times New Roman" w:hAnsi="Times New Roman" w:cs="Times New Roman"/>
+                <w:sz w:val="24"/>
+                <w:szCs w:val="24"/>
+              </w:rPr>
+            </w:pPr>
+          </w:p>
+        </w:tc>
+        <w:tc>
+          <w:tcPr>
+            <w:tcW w:w="548" w:type="dxa"/>
+          </w:tcPr>
+          <w:p>
+            <w:pPr>
+              <w:spacing w:after="120"/>
+              <w:rPr>
+                <w:rFonts w:ascii="Times New Roman" w:hAnsi="Times New Roman" w:cs="Times New Roman"/>
+                <w:sz w:val="24"/>
+                <w:szCs w:val="24"/>
+              </w:rPr>
+            </w:pPr>
+          </w:p>
+        </w:tc>
+        <w:tc>
+          <w:tcPr>
+            <w:tcW w:w="934" w:type="dxa"/>
+          </w:tcPr>
+          <w:p>
+            <w:pPr>
+              <w:spacing w:after="120"/>
+              <w:rPr>
+                <w:rFonts w:ascii="Times New Roman" w:hAnsi="Times New Roman" w:cs="Times New Roman"/>
+                <w:sz w:val="24"/>
+                <w:szCs w:val="24"/>
+              </w:rPr>
+            </w:pPr>
+          </w:p>
+          <w:p>
+            <w:pPr>
+              <w:spacing w:after="120"/>
+              <w:rPr>
+                <w:rFonts w:ascii="Times New Roman" w:hAnsi="Times New Roman" w:cs="Times New Roman"/>
+                <w:sz w:val="24"/>
+                <w:szCs w:val="24"/>
+              </w:rPr>
+            </w:pPr>
+          </w:p>
+          <w:p>
+            <w:pPr>
+              <w:spacing w:after="120"/>
+              <w:rPr>
+                <w:rFonts w:ascii="Times New Roman" w:hAnsi="Times New Roman" w:cs="Times New Roman"/>
+                <w:sz w:val="24"/>
+                <w:szCs w:val="24"/>
+              </w:rPr>
+            </w:pPr>
+            <w:r>
+              <w:rPr>
+                <w:rFonts w:ascii="Times New Roman" w:hAnsi="Times New Roman" w:cs="Times New Roman"/>
+                <w:sz w:val="24"/>
+                <w:szCs w:val="24"/>
+              </w:rPr>
+              <w:t>6</w:t>
+            </w:r>
+          </w:p>
+          <w:p>
+            <w:pPr>
+              <w:spacing w:after="120"/>
+              <w:rPr>
+                <w:rFonts w:ascii="Times New Roman" w:hAnsi="Times New Roman" w:cs="Times New Roman"/>
+                <w:sz w:val="24"/>
+                <w:szCs w:val="24"/>
+              </w:rPr>
+            </w:pPr>
+          </w:p>
+          <w:p>
+            <w:pPr>
+              <w:spacing w:after="120"/>
+              <w:rPr>
+                <w:rFonts w:ascii="Times New Roman" w:hAnsi="Times New Roman" w:cs="Times New Roman"/>
+                <w:sz w:val="24"/>
+                <w:szCs w:val="24"/>
+              </w:rPr>
+            </w:pPr>
+          </w:p>
+          <w:p>
+            <w:pPr>
+              <w:spacing w:after="120"/>
+              <w:rPr>
+                <w:rFonts w:ascii="Times New Roman" w:hAnsi="Times New Roman" w:cs="Times New Roman"/>
+                <w:sz w:val="24"/>
+                <w:szCs w:val="24"/>
+              </w:rPr>
+            </w:pPr>
+            <w:r>
+              <w:rPr>
+                <w:rFonts w:ascii="Times New Roman" w:hAnsi="Times New Roman" w:cs="Times New Roman"/>
+                <w:sz w:val="24"/>
+                <w:szCs w:val="24"/>
+              </w:rPr>
+              <w:t>5</w:t>
+            </w:r>
+          </w:p>
+          <w:p>
+            <w:pPr>
+              <w:spacing w:after="120"/>
+              <w:rPr>
+                <w:rFonts w:ascii="Times New Roman" w:hAnsi="Times New Roman" w:cs="Times New Roman"/>
+                <w:sz w:val="24"/>
+                <w:szCs w:val="24"/>
+              </w:rPr>
+            </w:pPr>
+          </w:p>
+          <w:p>
+            <w:pPr>
+              <w:spacing w:after="120"/>
+              <w:rPr>
+                <w:rFonts w:ascii="Times New Roman" w:hAnsi="Times New Roman" w:cs="Times New Roman"/>
+                <w:sz w:val="24"/>
+                <w:szCs w:val="24"/>
+              </w:rPr>
+            </w:pPr>
+            <w:r>
+              <w:rPr>
+                <w:rFonts w:ascii="Times New Roman" w:hAnsi="Times New Roman" w:cs="Times New Roman"/>
+                <w:sz w:val="24"/>
+                <w:szCs w:val="24"/>
+              </w:rPr>
+              <w:t>6</w:t>
+            </w:r>
+          </w:p>
+          <w:p>
+            <w:pPr>
+              <w:spacing w:after="120"/>
+              <w:rPr>
+                <w:rFonts w:ascii="Times New Roman" w:hAnsi="Times New Roman" w:cs="Times New Roman"/>
+                <w:sz w:val="24"/>
+                <w:szCs w:val="24"/>
+              </w:rPr>
+            </w:pPr>
+          </w:p>
+          <w:p>
+            <w:pPr>
+              <w:spacing w:after="120"/>
+              <w:rPr>
+                <w:rFonts w:ascii="Times New Roman" w:hAnsi="Times New Roman" w:cs="Times New Roman"/>
+                <w:sz w:val="24"/>
+                <w:szCs w:val="24"/>
+              </w:rPr>
+            </w:pPr>
+            <w:r>
+              <w:rPr>
+                <w:rFonts w:ascii="Times New Roman" w:hAnsi="Times New Roman" w:cs="Times New Roman"/>
+                <w:sz w:val="24"/>
+                <w:szCs w:val="24"/>
+              </w:rPr>
+              <w:t>7</w:t>
+            </w:r>
+          </w:p>
+          <w:p>
+            <w:pPr>
+              <w:spacing w:after="120"/>
+              <w:rPr>
+                <w:rFonts w:ascii="Times New Roman" w:hAnsi="Times New Roman" w:cs="Times New Roman"/>
+                <w:sz w:val="24"/>
+                <w:szCs w:val="24"/>
+              </w:rPr>
+            </w:pPr>
+          </w:p>
+          <w:p>
+            <w:pPr>
+              <w:spacing w:after="120"/>
+              <w:rPr>
+                <w:rFonts w:ascii="Times New Roman" w:hAnsi="Times New Roman" w:cs="Times New Roman"/>
+                <w:sz w:val="24"/>
+                <w:szCs w:val="24"/>
+              </w:rPr>
+            </w:pPr>
+            <w:r>
+              <w:rPr>
+                <w:rFonts w:ascii="Times New Roman" w:hAnsi="Times New Roman" w:cs="Times New Roman"/>
+                <w:sz w:val="24"/>
+                <w:szCs w:val="24"/>
+              </w:rPr>
+              <w:t>5</w:t>
+            </w:r>
+          </w:p>
+          <w:p>
+            <w:pPr>
+              <w:spacing w:after="120"/>
+              <w:rPr>
+                <w:rFonts w:ascii="Times New Roman" w:hAnsi="Times New Roman" w:cs="Times New Roman"/>
+                <w:sz w:val="24"/>
+                <w:szCs w:val="24"/>
+              </w:rPr>
+            </w:pPr>
+            <w:r>
+              <w:rPr>
+                <w:rFonts w:ascii="Times New Roman" w:hAnsi="Times New Roman" w:cs="Times New Roman"/>
+                <w:sz w:val="24"/>
+                <w:szCs w:val="24"/>
+              </w:rPr>
+              <w:t>6</w:t>
+            </w:r>
+          </w:p>
+        </w:tc>
+        <w:tc>
+          <w:tcPr>
+            <w:tcW w:w="1636" w:type="dxa"/>
+          </w:tcPr>
+          <w:p>
+            <w:pPr>
+              <w:spacing w:after="120"/>
+              <w:rPr>
+                <w:rFonts w:ascii="Times New Roman" w:hAnsi="Times New Roman" w:cs="Times New Roman"/>
+                <w:sz w:val="24"/>
+                <w:szCs w:val="24"/>
+              </w:rPr>
+            </w:pPr>
+          </w:p>
+          <w:p>
+            <w:pPr>
+              <w:spacing w:after="120"/>
+              <w:rPr>
+                <w:rFonts w:ascii="Times New Roman" w:hAnsi="Times New Roman" w:cs="Times New Roman"/>
+                <w:sz w:val="24"/>
+                <w:szCs w:val="24"/>
+              </w:rPr>
+            </w:pPr>
+          </w:p>
+          <w:p>
+            <w:pPr>
+              <w:spacing w:after="120"/>
+              <w:rPr>
+                <w:rFonts w:ascii="Times New Roman" w:hAnsi="Times New Roman" w:cs="Times New Roman"/>
+                <w:sz w:val="24"/>
+                <w:szCs w:val="24"/>
+              </w:rPr>
+            </w:pPr>
+            <w:r>
+              <w:rPr>
+                <w:rFonts w:ascii="Times New Roman" w:hAnsi="Times New Roman" w:cs="Times New Roman"/>
+                <w:sz w:val="24"/>
+                <w:szCs w:val="24"/>
+              </w:rPr>
+              <w:t>0,26</w:t>
+            </w:r>
+          </w:p>
+          <w:p>
+            <w:pPr>
+              <w:spacing w:after="120"/>
+              <w:rPr>
+                <w:rFonts w:ascii="Times New Roman" w:hAnsi="Times New Roman" w:cs="Times New Roman"/>
+                <w:sz w:val="24"/>
+                <w:szCs w:val="24"/>
+              </w:rPr>
+            </w:pPr>
+          </w:p>
+          <w:p>
+            <w:pPr>
+              <w:spacing w:after="120"/>
+              <w:rPr>
+                <w:rFonts w:ascii="Times New Roman" w:hAnsi="Times New Roman" w:cs="Times New Roman"/>
+                <w:sz w:val="24"/>
+                <w:szCs w:val="24"/>
+              </w:rPr>
+            </w:pPr>
+          </w:p>
+          <w:p>
+            <w:pPr>
+              <w:spacing w:after="120"/>
+              <w:rPr>
+                <w:rFonts w:ascii="Times New Roman" w:hAnsi="Times New Roman" w:cs="Times New Roman"/>
+                <w:sz w:val="24"/>
+                <w:szCs w:val="24"/>
+              </w:rPr>
+            </w:pPr>
+            <w:r>
+              <w:rPr>
+                <w:rFonts w:ascii="Times New Roman" w:hAnsi="Times New Roman" w:cs="Times New Roman"/>
+                <w:sz w:val="24"/>
+                <w:szCs w:val="24"/>
+              </w:rPr>
+              <w:t>0,2</w:t>
+            </w:r>
+          </w:p>
+          <w:p>
+            <w:pPr>
+              <w:spacing w:after="120"/>
+              <w:rPr>
+                <w:rFonts w:ascii="Times New Roman" w:hAnsi="Times New Roman" w:cs="Times New Roman"/>
+                <w:sz w:val="24"/>
+                <w:szCs w:val="24"/>
+              </w:rPr>
+            </w:pPr>
+          </w:p>
+          <w:p>
+            <w:pPr>
+              <w:spacing w:after="120"/>
+              <w:rPr>
+                <w:rFonts w:ascii="Times New Roman" w:hAnsi="Times New Roman" w:cs="Times New Roman"/>
+                <w:sz w:val="24"/>
+                <w:szCs w:val="24"/>
+              </w:rPr>
+            </w:pPr>
+            <w:r>
+              <w:rPr>
+                <w:rFonts w:ascii="Times New Roman" w:hAnsi="Times New Roman" w:cs="Times New Roman"/>
+                <w:sz w:val="24"/>
+                <w:szCs w:val="24"/>
+              </w:rPr>
+              <w:t>0,28</w:t>
+            </w:r>
+          </w:p>
+          <w:p>
+            <w:pPr>
+              <w:spacing w:after="120"/>
+              <w:rPr>
+                <w:rFonts w:ascii="Times New Roman" w:hAnsi="Times New Roman" w:cs="Times New Roman"/>
+                <w:sz w:val="24"/>
+                <w:szCs w:val="24"/>
+              </w:rPr>
+            </w:pPr>
+          </w:p>
+          <w:p>
+            <w:pPr>
+              <w:spacing w:after="120"/>
+              <w:rPr>
+                <w:rFonts w:ascii="Times New Roman" w:hAnsi="Times New Roman" w:cs="Times New Roman"/>
+                <w:sz w:val="24"/>
+                <w:szCs w:val="24"/>
+              </w:rPr>
+            </w:pPr>
+            <w:r>
+              <w:rPr>
+                <w:rFonts w:ascii="Times New Roman" w:hAnsi="Times New Roman" w:cs="Times New Roman"/>
+                <w:sz w:val="24"/>
+                <w:szCs w:val="24"/>
+              </w:rPr>
+              <w:t>0,16</w:t>
+            </w:r>
+          </w:p>
+          <w:p>
+            <w:pPr>
+              <w:spacing w:after="120"/>
+              <w:rPr>
+                <w:rFonts w:ascii="Times New Roman" w:hAnsi="Times New Roman" w:cs="Times New Roman"/>
+                <w:sz w:val="24"/>
+                <w:szCs w:val="24"/>
+              </w:rPr>
+            </w:pPr>
+          </w:p>
+          <w:p>
+            <w:pPr>
+              <w:spacing w:after="120"/>
+              <w:rPr>
+                <w:rFonts w:ascii="Times New Roman" w:hAnsi="Times New Roman" w:cs="Times New Roman"/>
+                <w:sz w:val="24"/>
+                <w:szCs w:val="24"/>
+              </w:rPr>
+            </w:pPr>
+            <w:r>
+              <w:rPr>
+                <w:rFonts w:ascii="Times New Roman" w:hAnsi="Times New Roman" w:cs="Times New Roman"/>
+                <w:sz w:val="24"/>
+                <w:szCs w:val="24"/>
+              </w:rPr>
+              <w:t>0,4</w:t>
+            </w:r>
+          </w:p>
+          <w:p>
+            <w:pPr>
+              <w:spacing w:after="120"/>
+              <w:rPr>
+                <w:rFonts w:ascii="Times New Roman" w:hAnsi="Times New Roman" w:cs="Times New Roman"/>
+                <w:sz w:val="24"/>
+                <w:szCs w:val="24"/>
+              </w:rPr>
+            </w:pPr>
+            <w:r>
+              <w:rPr>
+                <w:rFonts w:ascii="Times New Roman" w:hAnsi="Times New Roman" w:cs="Times New Roman"/>
+                <w:sz w:val="24"/>
+                <w:szCs w:val="24"/>
+              </w:rPr>
+              <w:t>0,06</w:t>
+            </w:r>
+          </w:p>
+        </w:tc>
+        <w:tc>
+          <w:tcPr>
+            <w:tcW w:w="1403" w:type="dxa"/>
+          </w:tcPr>
+          <w:p>
+            <w:pPr>
+              <w:spacing w:after="120"/>
+              <w:rPr>
+                <w:rFonts w:ascii="Times New Roman" w:hAnsi="Times New Roman" w:cs="Times New Roman"/>
+                <w:sz w:val="24"/>
+                <w:szCs w:val="24"/>
+              </w:rPr>
+            </w:pPr>
+          </w:p>
+          <w:p>
+            <w:pPr>
+              <w:spacing w:after="120"/>
+              <w:rPr>
+                <w:rFonts w:ascii="Times New Roman" w:hAnsi="Times New Roman" w:cs="Times New Roman"/>
+                <w:sz w:val="24"/>
+                <w:szCs w:val="24"/>
+              </w:rPr>
+            </w:pPr>
+          </w:p>
+          <w:p>
+            <w:pPr>
+              <w:spacing w:after="120"/>
+              <w:rPr>
+                <w:rFonts w:ascii="Times New Roman" w:hAnsi="Times New Roman" w:cs="Times New Roman"/>
+                <w:sz w:val="24"/>
+                <w:szCs w:val="24"/>
+              </w:rPr>
+            </w:pPr>
+            <w:r>
+              <w:rPr>
+                <w:rFonts w:ascii="Times New Roman" w:hAnsi="Times New Roman" w:cs="Times New Roman"/>
+                <w:sz w:val="24"/>
+                <w:szCs w:val="24"/>
+              </w:rPr>
+              <w:t>1,56</w:t>
+            </w:r>
+          </w:p>
+          <w:p>
+            <w:pPr>
+              <w:spacing w:after="120"/>
+              <w:rPr>
+                <w:rFonts w:ascii="Times New Roman" w:hAnsi="Times New Roman" w:cs="Times New Roman"/>
+                <w:sz w:val="24"/>
+                <w:szCs w:val="24"/>
+              </w:rPr>
+            </w:pPr>
+          </w:p>
+          <w:p>
+            <w:pPr>
+              <w:spacing w:after="120"/>
+              <w:rPr>
+                <w:rFonts w:ascii="Times New Roman" w:hAnsi="Times New Roman" w:cs="Times New Roman"/>
+                <w:sz w:val="24"/>
+                <w:szCs w:val="24"/>
+              </w:rPr>
+            </w:pPr>
+          </w:p>
+          <w:p>
+            <w:pPr>
+              <w:spacing w:after="120"/>
+              <w:rPr>
+                <w:rFonts w:ascii="Times New Roman" w:hAnsi="Times New Roman" w:cs="Times New Roman"/>
+                <w:sz w:val="24"/>
+                <w:szCs w:val="24"/>
+              </w:rPr>
+            </w:pPr>
+            <w:r>
+              <w:rPr>
+                <w:rFonts w:ascii="Times New Roman" w:hAnsi="Times New Roman" w:cs="Times New Roman"/>
+                <w:sz w:val="24"/>
+                <w:szCs w:val="24"/>
+              </w:rPr>
+              <w:t>1</w:t>
+            </w:r>
+          </w:p>
+          <w:p>
+            <w:pPr>
+              <w:spacing w:after="120"/>
+              <w:rPr>
+                <w:rFonts w:ascii="Times New Roman" w:hAnsi="Times New Roman" w:cs="Times New Roman"/>
+                <w:sz w:val="24"/>
+                <w:szCs w:val="24"/>
+              </w:rPr>
+            </w:pPr>
+          </w:p>
+          <w:p>
+            <w:pPr>
+              <w:spacing w:after="120"/>
+              <w:rPr>
+                <w:rFonts w:ascii="Times New Roman" w:hAnsi="Times New Roman" w:cs="Times New Roman"/>
+                <w:sz w:val="24"/>
+                <w:szCs w:val="24"/>
+              </w:rPr>
+            </w:pPr>
+            <w:r>
+              <w:rPr>
+                <w:rFonts w:ascii="Times New Roman" w:hAnsi="Times New Roman" w:cs="Times New Roman"/>
+                <w:sz w:val="24"/>
+                <w:szCs w:val="24"/>
+              </w:rPr>
+              <w:t>1,68</w:t>
+            </w:r>
+          </w:p>
+          <w:p>
+            <w:pPr>
+              <w:spacing w:after="120"/>
+              <w:rPr>
+                <w:rFonts w:ascii="Times New Roman" w:hAnsi="Times New Roman" w:cs="Times New Roman"/>
+                <w:sz w:val="24"/>
+                <w:szCs w:val="24"/>
+              </w:rPr>
+            </w:pPr>
+          </w:p>
+          <w:p>
+            <w:pPr>
+              <w:spacing w:after="120"/>
+              <w:rPr>
+                <w:rFonts w:ascii="Times New Roman" w:hAnsi="Times New Roman" w:cs="Times New Roman"/>
+                <w:sz w:val="24"/>
+                <w:szCs w:val="24"/>
+              </w:rPr>
+            </w:pPr>
+            <w:r>
+              <w:rPr>
+                <w:rFonts w:ascii="Times New Roman" w:hAnsi="Times New Roman" w:cs="Times New Roman"/>
+                <w:sz w:val="24"/>
+                <w:szCs w:val="24"/>
+              </w:rPr>
+              <w:t>1,12</w:t>
+            </w:r>
+          </w:p>
+          <w:p>
+            <w:pPr>
+              <w:spacing w:after="120"/>
+              <w:rPr>
+                <w:rFonts w:ascii="Times New Roman" w:hAnsi="Times New Roman" w:cs="Times New Roman"/>
+                <w:sz w:val="24"/>
+                <w:szCs w:val="24"/>
+              </w:rPr>
+            </w:pPr>
+          </w:p>
+          <w:p>
+            <w:pPr>
+              <w:spacing w:after="120"/>
+              <w:rPr>
+                <w:rFonts w:ascii="Times New Roman" w:hAnsi="Times New Roman" w:cs="Times New Roman"/>
+                <w:sz w:val="24"/>
+                <w:szCs w:val="24"/>
+              </w:rPr>
+            </w:pPr>
+            <w:r>
+              <w:rPr>
+                <w:rFonts w:ascii="Times New Roman" w:hAnsi="Times New Roman" w:cs="Times New Roman"/>
+                <w:sz w:val="24"/>
+                <w:szCs w:val="24"/>
+              </w:rPr>
+              <w:t>2</w:t>
+            </w:r>
+          </w:p>
+          <w:p>
+            <w:pPr>
+              <w:spacing w:after="120"/>
+              <w:rPr>
+                <w:rFonts w:ascii="Times New Roman" w:hAnsi="Times New Roman" w:cs="Times New Roman"/>
+                <w:sz w:val="24"/>
+                <w:szCs w:val="24"/>
+              </w:rPr>
+            </w:pPr>
+            <w:r>
+              <w:rPr>
+                <w:rFonts w:ascii="Times New Roman" w:hAnsi="Times New Roman" w:cs="Times New Roman"/>
+                <w:sz w:val="24"/>
+                <w:szCs w:val="24"/>
+              </w:rPr>
+              <w:t>0,36</w:t>
+            </w:r>
+          </w:p>
+        </w:tc>
+        <w:tc>
+          <w:tcPr>
+            <w:tcW w:w="915" w:type="dxa"/>
+          </w:tcPr>
+          <w:p>
+            <w:pPr>
+              <w:spacing w:after="120"/>
+              <w:rPr>
+                <w:rFonts w:ascii="Times New Roman" w:hAnsi="Times New Roman" w:cs="Times New Roman"/>
+                <w:sz w:val="24"/>
+                <w:szCs w:val="24"/>
+              </w:rPr>
+            </w:pPr>
+            <w:r>
+              <w:rPr>
+                <w:rFonts w:ascii="Times New Roman" w:hAnsi="Times New Roman" w:cs="Times New Roman"/>
+                <w:sz w:val="24"/>
+                <w:szCs w:val="24"/>
+              </w:rPr>
               <w:lastRenderedPageBreak/>
-              <w:t>рыночным</w:t>
-            </w:r>
-          </w:p>
-          <w:p>
-            <w:pPr>
-              <w:rPr>
-                <w:rFonts w:ascii="Times New Roman" w:hAnsi="Times New Roman" w:cs="Times New Roman"/>
-                <w:sz w:val="24"/>
-                <w:szCs w:val="24"/>
-              </w:rPr>
-            </w:pPr>
-            <w:r>
-              <w:rPr>
-                <w:rFonts w:ascii="Times New Roman" w:hAnsi="Times New Roman" w:cs="Times New Roman"/>
-                <w:sz w:val="24"/>
-                <w:szCs w:val="24"/>
-              </w:rPr>
-              <w:t>требованиям;</w:t>
-            </w:r>
-          </w:p>
-          <w:p>
-            <w:pPr>
-              <w:rPr>
-                <w:rFonts w:ascii="Times New Roman" w:hAnsi="Times New Roman" w:cs="Times New Roman"/>
-                <w:sz w:val="24"/>
-                <w:szCs w:val="24"/>
-              </w:rPr>
-            </w:pPr>
-            <w:r>
-              <w:rPr>
-                <w:rFonts w:ascii="Times New Roman" w:hAnsi="Times New Roman" w:cs="Times New Roman"/>
-                <w:sz w:val="24"/>
-                <w:szCs w:val="24"/>
-              </w:rPr>
-              <w:t>- распределение</w:t>
-            </w:r>
-          </w:p>
-          <w:p>
-            <w:pPr>
-              <w:rPr>
-                <w:rFonts w:ascii="Times New Roman" w:hAnsi="Times New Roman" w:cs="Times New Roman"/>
-                <w:sz w:val="24"/>
-                <w:szCs w:val="24"/>
-              </w:rPr>
-            </w:pPr>
-            <w:r>
-              <w:rPr>
-                <w:rFonts w:ascii="Times New Roman" w:hAnsi="Times New Roman" w:cs="Times New Roman"/>
-                <w:sz w:val="24"/>
-                <w:szCs w:val="24"/>
-              </w:rPr>
-              <w:t>функций, прав и</w:t>
-            </w:r>
-          </w:p>
-          <w:p>
-            <w:pPr>
-              <w:rPr>
-                <w:rFonts w:ascii="Times New Roman" w:hAnsi="Times New Roman" w:cs="Times New Roman"/>
-                <w:sz w:val="24"/>
-                <w:szCs w:val="24"/>
-              </w:rPr>
-            </w:pPr>
-            <w:r>
-              <w:rPr>
-                <w:rFonts w:ascii="Times New Roman" w:hAnsi="Times New Roman" w:cs="Times New Roman"/>
-                <w:sz w:val="24"/>
-                <w:szCs w:val="24"/>
-              </w:rPr>
-              <w:t>ответственности;</w:t>
-            </w:r>
-          </w:p>
-          <w:p>
-            <w:pPr>
-              <w:rPr>
-                <w:rFonts w:ascii="Times New Roman" w:hAnsi="Times New Roman" w:cs="Times New Roman"/>
-                <w:sz w:val="24"/>
-                <w:szCs w:val="24"/>
-              </w:rPr>
-            </w:pPr>
-            <w:r>
-              <w:rPr>
-                <w:rFonts w:ascii="Times New Roman" w:hAnsi="Times New Roman" w:cs="Times New Roman"/>
-                <w:sz w:val="24"/>
-                <w:szCs w:val="24"/>
-              </w:rPr>
-              <w:t>- затраты на</w:t>
-            </w:r>
-          </w:p>
-          <w:p>
-            <w:pPr>
-              <w:rPr>
-                <w:rFonts w:ascii="Times New Roman" w:hAnsi="Times New Roman" w:cs="Times New Roman"/>
-                <w:sz w:val="24"/>
-                <w:szCs w:val="24"/>
-              </w:rPr>
-            </w:pPr>
-            <w:r>
-              <w:rPr>
-                <w:rFonts w:ascii="Times New Roman" w:hAnsi="Times New Roman" w:cs="Times New Roman"/>
-                <w:sz w:val="24"/>
-                <w:szCs w:val="24"/>
-              </w:rPr>
-              <w:t>управленческий</w:t>
-            </w:r>
-          </w:p>
-          <w:p>
-            <w:pPr>
-              <w:rPr>
-                <w:rFonts w:ascii="Times New Roman" w:hAnsi="Times New Roman" w:cs="Times New Roman"/>
-                <w:sz w:val="24"/>
-                <w:szCs w:val="24"/>
-              </w:rPr>
-            </w:pPr>
-            <w:r>
-              <w:rPr>
-                <w:rFonts w:ascii="Times New Roman" w:hAnsi="Times New Roman" w:cs="Times New Roman"/>
-                <w:sz w:val="24"/>
-                <w:szCs w:val="24"/>
-              </w:rPr>
-              <w:t>аппарат;</w:t>
-            </w:r>
-          </w:p>
-          <w:p>
-            <w:pPr>
-              <w:rPr>
-                <w:rFonts w:ascii="Times New Roman" w:hAnsi="Times New Roman" w:cs="Times New Roman"/>
-                <w:sz w:val="24"/>
-                <w:szCs w:val="24"/>
-              </w:rPr>
-            </w:pPr>
-            <w:r>
-              <w:rPr>
-                <w:rFonts w:ascii="Times New Roman" w:hAnsi="Times New Roman" w:cs="Times New Roman"/>
-                <w:sz w:val="24"/>
-                <w:szCs w:val="24"/>
-              </w:rPr>
-              <w:t>- процесс принятия</w:t>
-            </w:r>
-          </w:p>
-          <w:p>
-            <w:pPr>
-              <w:rPr>
-                <w:rFonts w:ascii="Times New Roman" w:hAnsi="Times New Roman" w:cs="Times New Roman"/>
-                <w:sz w:val="24"/>
-                <w:szCs w:val="24"/>
-              </w:rPr>
-            </w:pPr>
-            <w:r>
-              <w:rPr>
-                <w:rFonts w:ascii="Times New Roman" w:hAnsi="Times New Roman" w:cs="Times New Roman"/>
-                <w:sz w:val="24"/>
-                <w:szCs w:val="24"/>
-              </w:rPr>
-              <w:t>управленческих</w:t>
-            </w:r>
-          </w:p>
-          <w:p>
-            <w:pPr>
-              <w:rPr>
-                <w:rFonts w:ascii="Times New Roman" w:hAnsi="Times New Roman" w:cs="Times New Roman"/>
-                <w:sz w:val="24"/>
-                <w:szCs w:val="24"/>
-              </w:rPr>
-            </w:pPr>
-            <w:r>
-              <w:rPr>
-                <w:rFonts w:ascii="Times New Roman" w:hAnsi="Times New Roman" w:cs="Times New Roman"/>
-                <w:sz w:val="24"/>
-                <w:szCs w:val="24"/>
-              </w:rPr>
-              <w:t>решений;</w:t>
-            </w:r>
-          </w:p>
-          <w:p>
-            <w:pPr>
-              <w:rPr>
-                <w:rFonts w:ascii="Times New Roman" w:hAnsi="Times New Roman" w:cs="Times New Roman"/>
-                <w:sz w:val="24"/>
-                <w:szCs w:val="24"/>
-              </w:rPr>
-            </w:pPr>
-            <w:r>
-              <w:rPr>
-                <w:rFonts w:ascii="Times New Roman" w:hAnsi="Times New Roman" w:cs="Times New Roman"/>
-                <w:sz w:val="24"/>
-                <w:szCs w:val="24"/>
-              </w:rPr>
-              <w:t>- система</w:t>
-            </w:r>
-          </w:p>
-          <w:p>
-            <w:pPr>
-              <w:rPr>
-                <w:rFonts w:ascii="Times New Roman" w:hAnsi="Times New Roman" w:cs="Times New Roman"/>
-                <w:sz w:val="24"/>
-                <w:szCs w:val="24"/>
-              </w:rPr>
-            </w:pPr>
-            <w:r>
-              <w:rPr>
-                <w:rFonts w:ascii="Times New Roman" w:hAnsi="Times New Roman" w:cs="Times New Roman"/>
-                <w:sz w:val="24"/>
-                <w:szCs w:val="24"/>
-              </w:rPr>
-              <w:t>документооборота;</w:t>
-            </w:r>
-          </w:p>
-          <w:p>
-            <w:pPr>
-              <w:rPr>
-                <w:rFonts w:ascii="Times New Roman" w:hAnsi="Times New Roman" w:cs="Times New Roman"/>
-                <w:sz w:val="24"/>
-                <w:szCs w:val="24"/>
-              </w:rPr>
-            </w:pPr>
-            <w:r>
-              <w:rPr>
-                <w:rFonts w:ascii="Times New Roman" w:hAnsi="Times New Roman" w:cs="Times New Roman"/>
-                <w:sz w:val="24"/>
-                <w:szCs w:val="24"/>
-              </w:rPr>
-              <w:t>- система контроля</w:t>
-            </w:r>
-          </w:p>
-        </w:tc>
-        <w:tc>
-          <w:tcPr>
-            <w:tcW w:w="548" w:type="dxa"/>
-          </w:tcPr>
-          <w:p>
-            <w:pPr>
-              <w:spacing w:after="120"/>
-              <w:rPr>
-                <w:rFonts w:ascii="Times New Roman" w:hAnsi="Times New Roman" w:cs="Times New Roman"/>
-                <w:sz w:val="24"/>
-                <w:szCs w:val="24"/>
-              </w:rPr>
-            </w:pPr>
-          </w:p>
-        </w:tc>
-        <w:tc>
-          <w:tcPr>
-            <w:tcW w:w="548" w:type="dxa"/>
-          </w:tcPr>
-          <w:p>
-            <w:pPr>
-              <w:spacing w:after="120"/>
-              <w:rPr>
-                <w:rFonts w:ascii="Times New Roman" w:hAnsi="Times New Roman" w:cs="Times New Roman"/>
-                <w:sz w:val="24"/>
-                <w:szCs w:val="24"/>
-              </w:rPr>
-            </w:pPr>
-          </w:p>
-        </w:tc>
-        <w:tc>
-          <w:tcPr>
-            <w:tcW w:w="548" w:type="dxa"/>
-          </w:tcPr>
-          <w:p>
-            <w:pPr>
-              <w:spacing w:after="120"/>
-              <w:rPr>
-                <w:rFonts w:ascii="Times New Roman" w:hAnsi="Times New Roman" w:cs="Times New Roman"/>
-                <w:sz w:val="24"/>
-                <w:szCs w:val="24"/>
-              </w:rPr>
-            </w:pPr>
-          </w:p>
-        </w:tc>
-        <w:tc>
-          <w:tcPr>
-            <w:tcW w:w="548" w:type="dxa"/>
-          </w:tcPr>
-          <w:p>
-            <w:pPr>
-              <w:spacing w:after="120"/>
-              <w:rPr>
-                <w:rFonts w:ascii="Times New Roman" w:hAnsi="Times New Roman" w:cs="Times New Roman"/>
-                <w:sz w:val="24"/>
-                <w:szCs w:val="24"/>
-              </w:rPr>
-            </w:pPr>
-          </w:p>
-        </w:tc>
-        <w:tc>
-          <w:tcPr>
-            <w:tcW w:w="548" w:type="dxa"/>
-          </w:tcPr>
-          <w:p>
-            <w:pPr>
-              <w:spacing w:after="120"/>
-              <w:rPr>
-                <w:rFonts w:ascii="Times New Roman" w:hAnsi="Times New Roman" w:cs="Times New Roman"/>
-                <w:sz w:val="24"/>
-                <w:szCs w:val="24"/>
-              </w:rPr>
-            </w:pPr>
-          </w:p>
-        </w:tc>
-        <w:tc>
-          <w:tcPr>
-            <w:tcW w:w="934" w:type="dxa"/>
-          </w:tcPr>
-          <w:p>
-            <w:pPr>
-              <w:spacing w:after="120"/>
-              <w:rPr>
-                <w:rFonts w:ascii="Times New Roman" w:hAnsi="Times New Roman" w:cs="Times New Roman"/>
-                <w:sz w:val="24"/>
-                <w:szCs w:val="24"/>
-              </w:rPr>
-            </w:pPr>
-          </w:p>
-        </w:tc>
-        <w:tc>
-          <w:tcPr>
-            <w:tcW w:w="1636" w:type="dxa"/>
-          </w:tcPr>
-          <w:p>
-            <w:pPr>
-              <w:spacing w:after="120"/>
-              <w:rPr>
-                <w:rFonts w:ascii="Times New Roman" w:hAnsi="Times New Roman" w:cs="Times New Roman"/>
-                <w:sz w:val="24"/>
-                <w:szCs w:val="24"/>
-              </w:rPr>
-            </w:pPr>
-          </w:p>
-        </w:tc>
-        <w:tc>
-          <w:tcPr>
-            <w:tcW w:w="1403" w:type="dxa"/>
-          </w:tcPr>
-          <w:p>
-            <w:pPr>
-              <w:spacing w:after="120"/>
-              <w:rPr>
-                <w:rFonts w:ascii="Times New Roman" w:hAnsi="Times New Roman" w:cs="Times New Roman"/>
-                <w:sz w:val="24"/>
-                <w:szCs w:val="24"/>
-              </w:rPr>
-            </w:pPr>
-          </w:p>
-        </w:tc>
-        <w:tc>
-          <w:tcPr>
-            <w:tcW w:w="915" w:type="dxa"/>
-          </w:tcPr>
-          <w:p>
-            <w:pPr>
-              <w:spacing w:after="120"/>
-              <w:rPr>
-                <w:rFonts w:ascii="Times New Roman" w:hAnsi="Times New Roman" w:cs="Times New Roman"/>
-                <w:sz w:val="24"/>
-                <w:szCs w:val="24"/>
-              </w:rPr>
-            </w:pPr>
+              <w:t>2</w:t>
+            </w:r>
           </w:p>
         </w:tc>
       </w:tr>
@@ -9990,6 +12745,14 @@
                 <w:szCs w:val="24"/>
               </w:rPr>
             </w:pPr>
+            <w:r>
+              <w:rPr>
+                <w:rFonts w:ascii="Times New Roman" w:hAnsi="Times New Roman" w:cs="Times New Roman"/>
+                <w:sz w:val="24"/>
+                <w:szCs w:val="24"/>
+              </w:rPr>
+              <w:t>7,72</w:t>
+            </w:r>
           </w:p>
         </w:tc>
         <w:tc>
@@ -10307,6 +13070,144 @@
               </w:rPr>
             </w:pPr>
           </w:p>
+          <w:p>
+            <w:pPr>
+              <w:spacing w:after="120"/>
+              <w:rPr>
+                <w:rFonts w:ascii="Times New Roman" w:hAnsi="Times New Roman" w:cs="Times New Roman"/>
+                <w:sz w:val="24"/>
+                <w:szCs w:val="24"/>
+              </w:rPr>
+            </w:pPr>
+            <w:r>
+              <w:rPr>
+                <w:rFonts w:ascii="Times New Roman" w:hAnsi="Times New Roman" w:cs="Times New Roman"/>
+                <w:sz w:val="24"/>
+                <w:szCs w:val="24"/>
+              </w:rPr>
+              <w:t>8</w:t>
+            </w:r>
+          </w:p>
+          <w:p>
+            <w:pPr>
+              <w:spacing w:after="120"/>
+              <w:rPr>
+                <w:rFonts w:ascii="Times New Roman" w:hAnsi="Times New Roman" w:cs="Times New Roman"/>
+                <w:sz w:val="24"/>
+                <w:szCs w:val="24"/>
+              </w:rPr>
+            </w:pPr>
+          </w:p>
+          <w:p>
+            <w:pPr>
+              <w:spacing w:after="120"/>
+              <w:rPr>
+                <w:rFonts w:ascii="Times New Roman" w:hAnsi="Times New Roman" w:cs="Times New Roman"/>
+                <w:sz w:val="24"/>
+                <w:szCs w:val="24"/>
+              </w:rPr>
+            </w:pPr>
+            <w:r>
+              <w:rPr>
+                <w:rFonts w:ascii="Times New Roman" w:hAnsi="Times New Roman" w:cs="Times New Roman"/>
+                <w:sz w:val="24"/>
+                <w:szCs w:val="24"/>
+              </w:rPr>
+              <w:t>7</w:t>
+            </w:r>
+          </w:p>
+          <w:p>
+            <w:pPr>
+              <w:spacing w:after="120"/>
+              <w:rPr>
+                <w:rFonts w:ascii="Times New Roman" w:hAnsi="Times New Roman" w:cs="Times New Roman"/>
+                <w:sz w:val="24"/>
+                <w:szCs w:val="24"/>
+              </w:rPr>
+            </w:pPr>
+          </w:p>
+          <w:p>
+            <w:pPr>
+              <w:spacing w:after="120"/>
+              <w:rPr>
+                <w:rFonts w:ascii="Times New Roman" w:hAnsi="Times New Roman" w:cs="Times New Roman"/>
+                <w:sz w:val="24"/>
+                <w:szCs w:val="24"/>
+              </w:rPr>
+            </w:pPr>
+            <w:r>
+              <w:rPr>
+                <w:rFonts w:ascii="Times New Roman" w:hAnsi="Times New Roman" w:cs="Times New Roman"/>
+                <w:sz w:val="24"/>
+                <w:szCs w:val="24"/>
+              </w:rPr>
+              <w:t>7</w:t>
+            </w:r>
+          </w:p>
+          <w:p>
+            <w:pPr>
+              <w:spacing w:after="120"/>
+              <w:rPr>
+                <w:rFonts w:ascii="Times New Roman" w:hAnsi="Times New Roman" w:cs="Times New Roman"/>
+                <w:sz w:val="24"/>
+                <w:szCs w:val="24"/>
+              </w:rPr>
+            </w:pPr>
+          </w:p>
+          <w:p>
+            <w:pPr>
+              <w:spacing w:after="120"/>
+              <w:rPr>
+                <w:rFonts w:ascii="Times New Roman" w:hAnsi="Times New Roman" w:cs="Times New Roman"/>
+                <w:sz w:val="24"/>
+                <w:szCs w:val="24"/>
+              </w:rPr>
+            </w:pPr>
+            <w:r>
+              <w:rPr>
+                <w:rFonts w:ascii="Times New Roman" w:hAnsi="Times New Roman" w:cs="Times New Roman"/>
+                <w:sz w:val="24"/>
+                <w:szCs w:val="24"/>
+              </w:rPr>
+              <w:t>5</w:t>
+            </w:r>
+          </w:p>
+          <w:p>
+            <w:pPr>
+              <w:spacing w:after="120"/>
+              <w:rPr>
+                <w:rFonts w:ascii="Times New Roman" w:hAnsi="Times New Roman" w:cs="Times New Roman"/>
+                <w:sz w:val="24"/>
+                <w:szCs w:val="24"/>
+              </w:rPr>
+            </w:pPr>
+            <w:r>
+              <w:rPr>
+                <w:rFonts w:ascii="Times New Roman" w:hAnsi="Times New Roman" w:cs="Times New Roman"/>
+                <w:sz w:val="24"/>
+                <w:szCs w:val="24"/>
+              </w:rPr>
+              <w:t>5</w:t>
+            </w:r>
+          </w:p>
+          <w:p>
+            <w:pPr>
+              <w:spacing w:after="120"/>
+              <w:rPr>
+                <w:rFonts w:ascii="Times New Roman" w:hAnsi="Times New Roman" w:cs="Times New Roman"/>
+                <w:sz w:val="24"/>
+                <w:szCs w:val="24"/>
+              </w:rPr>
+            </w:pPr>
+            <w:r>
+              <w:rPr>
+                <w:rFonts w:ascii="Times New Roman" w:hAnsi="Times New Roman" w:cs="Times New Roman"/>
+                <w:sz w:val="24"/>
+                <w:szCs w:val="24"/>
+              </w:rPr>
+              <w:t>4</w:t>
+            </w:r>
+          </w:p>
         </w:tc>
         <w:tc>
           <w:tcPr>
@@ -10322,6 +13223,144 @@
               </w:rPr>
             </w:pPr>
           </w:p>
+          <w:p>
+            <w:pPr>
+              <w:spacing w:after="120"/>
+              <w:rPr>
+                <w:rFonts w:ascii="Times New Roman" w:hAnsi="Times New Roman" w:cs="Times New Roman"/>
+                <w:sz w:val="24"/>
+                <w:szCs w:val="24"/>
+              </w:rPr>
+            </w:pPr>
+            <w:r>
+              <w:rPr>
+                <w:rFonts w:ascii="Times New Roman" w:hAnsi="Times New Roman" w:cs="Times New Roman"/>
+                <w:sz w:val="24"/>
+                <w:szCs w:val="24"/>
+              </w:rPr>
+              <w:t>0,37</w:t>
+            </w:r>
+          </w:p>
+          <w:p>
+            <w:pPr>
+              <w:spacing w:after="120"/>
+              <w:rPr>
+                <w:rFonts w:ascii="Times New Roman" w:hAnsi="Times New Roman" w:cs="Times New Roman"/>
+                <w:sz w:val="24"/>
+                <w:szCs w:val="24"/>
+              </w:rPr>
+            </w:pPr>
+          </w:p>
+          <w:p>
+            <w:pPr>
+              <w:spacing w:after="120"/>
+              <w:rPr>
+                <w:rFonts w:ascii="Times New Roman" w:hAnsi="Times New Roman" w:cs="Times New Roman"/>
+                <w:sz w:val="24"/>
+                <w:szCs w:val="24"/>
+              </w:rPr>
+            </w:pPr>
+            <w:r>
+              <w:rPr>
+                <w:rFonts w:ascii="Times New Roman" w:hAnsi="Times New Roman" w:cs="Times New Roman"/>
+                <w:sz w:val="24"/>
+                <w:szCs w:val="24"/>
+              </w:rPr>
+              <w:t>0,19</w:t>
+            </w:r>
+          </w:p>
+          <w:p>
+            <w:pPr>
+              <w:spacing w:after="120"/>
+              <w:rPr>
+                <w:rFonts w:ascii="Times New Roman" w:hAnsi="Times New Roman" w:cs="Times New Roman"/>
+                <w:sz w:val="24"/>
+                <w:szCs w:val="24"/>
+              </w:rPr>
+            </w:pPr>
+          </w:p>
+          <w:p>
+            <w:pPr>
+              <w:spacing w:after="120"/>
+              <w:rPr>
+                <w:rFonts w:ascii="Times New Roman" w:hAnsi="Times New Roman" w:cs="Times New Roman"/>
+                <w:sz w:val="24"/>
+                <w:szCs w:val="24"/>
+              </w:rPr>
+            </w:pPr>
+            <w:r>
+              <w:rPr>
+                <w:rFonts w:ascii="Times New Roman" w:hAnsi="Times New Roman" w:cs="Times New Roman"/>
+                <w:sz w:val="24"/>
+                <w:szCs w:val="24"/>
+              </w:rPr>
+              <w:t>0,15</w:t>
+            </w:r>
+          </w:p>
+          <w:p>
+            <w:pPr>
+              <w:spacing w:after="120"/>
+              <w:rPr>
+                <w:rFonts w:ascii="Times New Roman" w:hAnsi="Times New Roman" w:cs="Times New Roman"/>
+                <w:sz w:val="24"/>
+                <w:szCs w:val="24"/>
+              </w:rPr>
+            </w:pPr>
+          </w:p>
+          <w:p>
+            <w:pPr>
+              <w:spacing w:after="120"/>
+              <w:rPr>
+                <w:rFonts w:ascii="Times New Roman" w:hAnsi="Times New Roman" w:cs="Times New Roman"/>
+                <w:sz w:val="24"/>
+                <w:szCs w:val="24"/>
+              </w:rPr>
+            </w:pPr>
+            <w:r>
+              <w:rPr>
+                <w:rFonts w:ascii="Times New Roman" w:hAnsi="Times New Roman" w:cs="Times New Roman"/>
+                <w:sz w:val="24"/>
+                <w:szCs w:val="24"/>
+              </w:rPr>
+              <w:t>0,07</w:t>
+            </w:r>
+          </w:p>
+          <w:p>
+            <w:pPr>
+              <w:spacing w:after="120"/>
+              <w:rPr>
+                <w:rFonts w:ascii="Times New Roman" w:hAnsi="Times New Roman" w:cs="Times New Roman"/>
+                <w:sz w:val="24"/>
+                <w:szCs w:val="24"/>
+              </w:rPr>
+            </w:pPr>
+            <w:r>
+              <w:rPr>
+                <w:rFonts w:ascii="Times New Roman" w:hAnsi="Times New Roman" w:cs="Times New Roman"/>
+                <w:sz w:val="24"/>
+                <w:szCs w:val="24"/>
+              </w:rPr>
+              <w:t>0,11</w:t>
+            </w:r>
+          </w:p>
+          <w:p>
+            <w:pPr>
+              <w:spacing w:after="120"/>
+              <w:rPr>
+                <w:rFonts w:ascii="Times New Roman" w:hAnsi="Times New Roman" w:cs="Times New Roman"/>
+                <w:sz w:val="24"/>
+                <w:szCs w:val="24"/>
+              </w:rPr>
+            </w:pPr>
+            <w:r>
+              <w:rPr>
+                <w:rFonts w:ascii="Times New Roman" w:hAnsi="Times New Roman" w:cs="Times New Roman"/>
+                <w:sz w:val="24"/>
+                <w:szCs w:val="24"/>
+              </w:rPr>
+              <w:t>0,11</w:t>
+            </w:r>
+          </w:p>
         </w:tc>
         <w:tc>
           <w:tcPr>
@@ -10337,6 +13376,144 @@
               </w:rPr>
             </w:pPr>
           </w:p>
+          <w:p>
+            <w:pPr>
+              <w:spacing w:after="120"/>
+              <w:rPr>
+                <w:rFonts w:ascii="Times New Roman" w:hAnsi="Times New Roman" w:cs="Times New Roman"/>
+                <w:sz w:val="24"/>
+                <w:szCs w:val="24"/>
+              </w:rPr>
+            </w:pPr>
+            <w:r>
+              <w:rPr>
+                <w:rFonts w:ascii="Times New Roman" w:hAnsi="Times New Roman" w:cs="Times New Roman"/>
+                <w:sz w:val="24"/>
+                <w:szCs w:val="24"/>
+              </w:rPr>
+              <w:t>2,96</w:t>
+            </w:r>
+          </w:p>
+          <w:p>
+            <w:pPr>
+              <w:spacing w:after="120"/>
+              <w:rPr>
+                <w:rFonts w:ascii="Times New Roman" w:hAnsi="Times New Roman" w:cs="Times New Roman"/>
+                <w:sz w:val="24"/>
+                <w:szCs w:val="24"/>
+              </w:rPr>
+            </w:pPr>
+          </w:p>
+          <w:p>
+            <w:pPr>
+              <w:spacing w:after="120"/>
+              <w:rPr>
+                <w:rFonts w:ascii="Times New Roman" w:hAnsi="Times New Roman" w:cs="Times New Roman"/>
+                <w:sz w:val="24"/>
+                <w:szCs w:val="24"/>
+              </w:rPr>
+            </w:pPr>
+            <w:r>
+              <w:rPr>
+                <w:rFonts w:ascii="Times New Roman" w:hAnsi="Times New Roman" w:cs="Times New Roman"/>
+                <w:sz w:val="24"/>
+                <w:szCs w:val="24"/>
+              </w:rPr>
+              <w:t>1,33</w:t>
+            </w:r>
+          </w:p>
+          <w:p>
+            <w:pPr>
+              <w:spacing w:after="120"/>
+              <w:rPr>
+                <w:rFonts w:ascii="Times New Roman" w:hAnsi="Times New Roman" w:cs="Times New Roman"/>
+                <w:sz w:val="24"/>
+                <w:szCs w:val="24"/>
+              </w:rPr>
+            </w:pPr>
+          </w:p>
+          <w:p>
+            <w:pPr>
+              <w:spacing w:after="120"/>
+              <w:rPr>
+                <w:rFonts w:ascii="Times New Roman" w:hAnsi="Times New Roman" w:cs="Times New Roman"/>
+                <w:sz w:val="24"/>
+                <w:szCs w:val="24"/>
+              </w:rPr>
+            </w:pPr>
+            <w:r>
+              <w:rPr>
+                <w:rFonts w:ascii="Times New Roman" w:hAnsi="Times New Roman" w:cs="Times New Roman"/>
+                <w:sz w:val="24"/>
+                <w:szCs w:val="24"/>
+              </w:rPr>
+              <w:t>1,05</w:t>
+            </w:r>
+          </w:p>
+          <w:p>
+            <w:pPr>
+              <w:spacing w:after="120"/>
+              <w:rPr>
+                <w:rFonts w:ascii="Times New Roman" w:hAnsi="Times New Roman" w:cs="Times New Roman"/>
+                <w:sz w:val="24"/>
+                <w:szCs w:val="24"/>
+              </w:rPr>
+            </w:pPr>
+          </w:p>
+          <w:p>
+            <w:pPr>
+              <w:spacing w:after="120"/>
+              <w:rPr>
+                <w:rFonts w:ascii="Times New Roman" w:hAnsi="Times New Roman" w:cs="Times New Roman"/>
+                <w:sz w:val="24"/>
+                <w:szCs w:val="24"/>
+              </w:rPr>
+            </w:pPr>
+            <w:r>
+              <w:rPr>
+                <w:rFonts w:ascii="Times New Roman" w:hAnsi="Times New Roman" w:cs="Times New Roman"/>
+                <w:sz w:val="24"/>
+                <w:szCs w:val="24"/>
+              </w:rPr>
+              <w:t>0,35</w:t>
+            </w:r>
+          </w:p>
+          <w:p>
+            <w:pPr>
+              <w:spacing w:after="120"/>
+              <w:rPr>
+                <w:rFonts w:ascii="Times New Roman" w:hAnsi="Times New Roman" w:cs="Times New Roman"/>
+                <w:sz w:val="24"/>
+                <w:szCs w:val="24"/>
+              </w:rPr>
+            </w:pPr>
+            <w:r>
+              <w:rPr>
+                <w:rFonts w:ascii="Times New Roman" w:hAnsi="Times New Roman" w:cs="Times New Roman"/>
+                <w:sz w:val="24"/>
+                <w:szCs w:val="24"/>
+              </w:rPr>
+              <w:t>0,55</w:t>
+            </w:r>
+          </w:p>
+          <w:p>
+            <w:pPr>
+              <w:spacing w:after="120"/>
+              <w:rPr>
+                <w:rFonts w:ascii="Times New Roman" w:hAnsi="Times New Roman" w:cs="Times New Roman"/>
+                <w:sz w:val="24"/>
+                <w:szCs w:val="24"/>
+              </w:rPr>
+            </w:pPr>
+            <w:r>
+              <w:rPr>
+                <w:rFonts w:ascii="Times New Roman" w:hAnsi="Times New Roman" w:cs="Times New Roman"/>
+                <w:sz w:val="24"/>
+                <w:szCs w:val="24"/>
+              </w:rPr>
+              <w:t>0,44</w:t>
+            </w:r>
+          </w:p>
         </w:tc>
         <w:tc>
           <w:tcPr>
@@ -10351,6 +13528,14 @@
                 <w:szCs w:val="24"/>
               </w:rPr>
             </w:pPr>
+            <w:r>
+              <w:rPr>
+                <w:rFonts w:ascii="Times New Roman" w:hAnsi="Times New Roman" w:cs="Times New Roman"/>
+                <w:sz w:val="24"/>
+                <w:szCs w:val="24"/>
+              </w:rPr>
+              <w:t>4</w:t>
+            </w:r>
           </w:p>
         </w:tc>
       </w:tr>
@@ -10521,6 +13706,14 @@
                 <w:szCs w:val="24"/>
               </w:rPr>
             </w:pPr>
+            <w:r>
+              <w:rPr>
+                <w:rFonts w:ascii="Times New Roman" w:hAnsi="Times New Roman" w:cs="Times New Roman"/>
+                <w:sz w:val="24"/>
+                <w:szCs w:val="24"/>
+              </w:rPr>
+              <w:t>6,68</w:t>
+            </w:r>
           </w:p>
         </w:tc>
         <w:tc>
@@ -10923,6 +14116,154 @@
               </w:rPr>
             </w:pPr>
           </w:p>
+          <w:p>
+            <w:pPr>
+              <w:spacing w:after="120"/>
+              <w:rPr>
+                <w:rFonts w:ascii="Times New Roman" w:hAnsi="Times New Roman" w:cs="Times New Roman"/>
+                <w:sz w:val="24"/>
+                <w:szCs w:val="24"/>
+              </w:rPr>
+            </w:pPr>
+            <w:r>
+              <w:rPr>
+                <w:rFonts w:ascii="Times New Roman" w:hAnsi="Times New Roman" w:cs="Times New Roman"/>
+                <w:sz w:val="24"/>
+                <w:szCs w:val="24"/>
+              </w:rPr>
+              <w:t>8</w:t>
+            </w:r>
+          </w:p>
+          <w:p>
+            <w:pPr>
+              <w:spacing w:after="120"/>
+              <w:rPr>
+                <w:rFonts w:ascii="Times New Roman" w:hAnsi="Times New Roman" w:cs="Times New Roman"/>
+                <w:sz w:val="24"/>
+                <w:szCs w:val="24"/>
+              </w:rPr>
+            </w:pPr>
+          </w:p>
+          <w:p>
+            <w:pPr>
+              <w:spacing w:after="120"/>
+              <w:rPr>
+                <w:rFonts w:ascii="Times New Roman" w:hAnsi="Times New Roman" w:cs="Times New Roman"/>
+                <w:sz w:val="24"/>
+                <w:szCs w:val="24"/>
+              </w:rPr>
+            </w:pPr>
+            <w:r>
+              <w:rPr>
+                <w:rFonts w:ascii="Times New Roman" w:hAnsi="Times New Roman" w:cs="Times New Roman"/>
+                <w:sz w:val="24"/>
+                <w:szCs w:val="24"/>
+              </w:rPr>
+              <w:t>7</w:t>
+            </w:r>
+          </w:p>
+          <w:p>
+            <w:pPr>
+              <w:spacing w:after="120"/>
+              <w:rPr>
+                <w:rFonts w:ascii="Times New Roman" w:hAnsi="Times New Roman" w:cs="Times New Roman"/>
+                <w:sz w:val="24"/>
+                <w:szCs w:val="24"/>
+              </w:rPr>
+            </w:pPr>
+          </w:p>
+          <w:p>
+            <w:pPr>
+              <w:spacing w:after="120"/>
+              <w:rPr>
+                <w:rFonts w:ascii="Times New Roman" w:hAnsi="Times New Roman" w:cs="Times New Roman"/>
+                <w:sz w:val="24"/>
+                <w:szCs w:val="24"/>
+              </w:rPr>
+            </w:pPr>
+            <w:r>
+              <w:rPr>
+                <w:rFonts w:ascii="Times New Roman" w:hAnsi="Times New Roman" w:cs="Times New Roman"/>
+                <w:sz w:val="24"/>
+                <w:szCs w:val="24"/>
+              </w:rPr>
+              <w:t>7</w:t>
+            </w:r>
+          </w:p>
+          <w:p>
+            <w:pPr>
+              <w:spacing w:after="120"/>
+              <w:rPr>
+                <w:rFonts w:ascii="Times New Roman" w:hAnsi="Times New Roman" w:cs="Times New Roman"/>
+                <w:sz w:val="24"/>
+                <w:szCs w:val="24"/>
+              </w:rPr>
+            </w:pPr>
+            <w:r>
+              <w:rPr>
+                <w:rFonts w:ascii="Times New Roman" w:hAnsi="Times New Roman" w:cs="Times New Roman"/>
+                <w:sz w:val="24"/>
+                <w:szCs w:val="24"/>
+              </w:rPr>
+              <w:t>5</w:t>
+            </w:r>
+          </w:p>
+          <w:p>
+            <w:pPr>
+              <w:spacing w:after="120"/>
+              <w:rPr>
+                <w:rFonts w:ascii="Times New Roman" w:hAnsi="Times New Roman" w:cs="Times New Roman"/>
+                <w:sz w:val="24"/>
+                <w:szCs w:val="24"/>
+              </w:rPr>
+            </w:pPr>
+          </w:p>
+          <w:p>
+            <w:pPr>
+              <w:spacing w:after="120"/>
+              <w:rPr>
+                <w:rFonts w:ascii="Times New Roman" w:hAnsi="Times New Roman" w:cs="Times New Roman"/>
+                <w:sz w:val="24"/>
+                <w:szCs w:val="24"/>
+              </w:rPr>
+            </w:pPr>
+            <w:r>
+              <w:rPr>
+                <w:rFonts w:ascii="Times New Roman" w:hAnsi="Times New Roman" w:cs="Times New Roman"/>
+                <w:sz w:val="24"/>
+                <w:szCs w:val="24"/>
+              </w:rPr>
+              <w:t>4</w:t>
+            </w:r>
+          </w:p>
+          <w:p>
+            <w:pPr>
+              <w:spacing w:after="120"/>
+              <w:rPr>
+                <w:rFonts w:ascii="Times New Roman" w:hAnsi="Times New Roman" w:cs="Times New Roman"/>
+                <w:sz w:val="24"/>
+                <w:szCs w:val="24"/>
+              </w:rPr>
+            </w:pPr>
+          </w:p>
+          <w:p>
+            <w:pPr>
+              <w:spacing w:after="120"/>
+              <w:rPr>
+                <w:rFonts w:ascii="Times New Roman" w:hAnsi="Times New Roman" w:cs="Times New Roman"/>
+                <w:sz w:val="24"/>
+                <w:szCs w:val="24"/>
+              </w:rPr>
+            </w:pPr>
+            <w:r>
+              <w:rPr>
+                <w:rFonts w:ascii="Times New Roman" w:hAnsi="Times New Roman" w:cs="Times New Roman"/>
+                <w:sz w:val="24"/>
+                <w:szCs w:val="24"/>
+              </w:rPr>
+              <w:t>7</w:t>
+            </w:r>
+          </w:p>
         </w:tc>
         <w:tc>
           <w:tcPr>
@@ -10938,6 +14279,154 @@
               </w:rPr>
             </w:pPr>
           </w:p>
+          <w:p>
+            <w:pPr>
+              <w:spacing w:after="120"/>
+              <w:rPr>
+                <w:rFonts w:ascii="Times New Roman" w:hAnsi="Times New Roman" w:cs="Times New Roman"/>
+                <w:sz w:val="24"/>
+                <w:szCs w:val="24"/>
+              </w:rPr>
+            </w:pPr>
+            <w:r>
+              <w:rPr>
+                <w:rFonts w:ascii="Times New Roman" w:hAnsi="Times New Roman" w:cs="Times New Roman"/>
+                <w:sz w:val="24"/>
+                <w:szCs w:val="24"/>
+              </w:rPr>
+              <w:t>0,32</w:t>
+            </w:r>
+          </w:p>
+          <w:p>
+            <w:pPr>
+              <w:spacing w:after="120"/>
+              <w:rPr>
+                <w:rFonts w:ascii="Times New Roman" w:hAnsi="Times New Roman" w:cs="Times New Roman"/>
+                <w:sz w:val="24"/>
+                <w:szCs w:val="24"/>
+              </w:rPr>
+            </w:pPr>
+          </w:p>
+          <w:p>
+            <w:pPr>
+              <w:spacing w:after="120"/>
+              <w:rPr>
+                <w:rFonts w:ascii="Times New Roman" w:hAnsi="Times New Roman" w:cs="Times New Roman"/>
+                <w:sz w:val="24"/>
+                <w:szCs w:val="24"/>
+              </w:rPr>
+            </w:pPr>
+            <w:r>
+              <w:rPr>
+                <w:rFonts w:ascii="Times New Roman" w:hAnsi="Times New Roman" w:cs="Times New Roman"/>
+                <w:sz w:val="24"/>
+                <w:szCs w:val="24"/>
+              </w:rPr>
+              <w:t>0,2</w:t>
+            </w:r>
+          </w:p>
+          <w:p>
+            <w:pPr>
+              <w:spacing w:after="120"/>
+              <w:rPr>
+                <w:rFonts w:ascii="Times New Roman" w:hAnsi="Times New Roman" w:cs="Times New Roman"/>
+                <w:sz w:val="24"/>
+                <w:szCs w:val="24"/>
+              </w:rPr>
+            </w:pPr>
+          </w:p>
+          <w:p>
+            <w:pPr>
+              <w:spacing w:after="120"/>
+              <w:rPr>
+                <w:rFonts w:ascii="Times New Roman" w:hAnsi="Times New Roman" w:cs="Times New Roman"/>
+                <w:sz w:val="24"/>
+                <w:szCs w:val="24"/>
+              </w:rPr>
+            </w:pPr>
+            <w:r>
+              <w:rPr>
+                <w:rFonts w:ascii="Times New Roman" w:hAnsi="Times New Roman" w:cs="Times New Roman"/>
+                <w:sz w:val="24"/>
+                <w:szCs w:val="24"/>
+              </w:rPr>
+              <w:t>0,14</w:t>
+            </w:r>
+          </w:p>
+          <w:p>
+            <w:pPr>
+              <w:spacing w:after="120"/>
+              <w:rPr>
+                <w:rFonts w:ascii="Times New Roman" w:hAnsi="Times New Roman" w:cs="Times New Roman"/>
+                <w:sz w:val="24"/>
+                <w:szCs w:val="24"/>
+              </w:rPr>
+            </w:pPr>
+            <w:r>
+              <w:rPr>
+                <w:rFonts w:ascii="Times New Roman" w:hAnsi="Times New Roman" w:cs="Times New Roman"/>
+                <w:sz w:val="24"/>
+                <w:szCs w:val="24"/>
+              </w:rPr>
+              <w:t>0,08</w:t>
+            </w:r>
+          </w:p>
+          <w:p>
+            <w:pPr>
+              <w:spacing w:after="120"/>
+              <w:rPr>
+                <w:rFonts w:ascii="Times New Roman" w:hAnsi="Times New Roman" w:cs="Times New Roman"/>
+                <w:sz w:val="24"/>
+                <w:szCs w:val="24"/>
+              </w:rPr>
+            </w:pPr>
+          </w:p>
+          <w:p>
+            <w:pPr>
+              <w:spacing w:after="120"/>
+              <w:rPr>
+                <w:rFonts w:ascii="Times New Roman" w:hAnsi="Times New Roman" w:cs="Times New Roman"/>
+                <w:sz w:val="24"/>
+                <w:szCs w:val="24"/>
+              </w:rPr>
+            </w:pPr>
+            <w:r>
+              <w:rPr>
+                <w:rFonts w:ascii="Times New Roman" w:hAnsi="Times New Roman" w:cs="Times New Roman"/>
+                <w:sz w:val="24"/>
+                <w:szCs w:val="24"/>
+              </w:rPr>
+              <w:t>0,08</w:t>
+            </w:r>
+          </w:p>
+          <w:p>
+            <w:pPr>
+              <w:spacing w:after="120"/>
+              <w:rPr>
+                <w:rFonts w:ascii="Times New Roman" w:hAnsi="Times New Roman" w:cs="Times New Roman"/>
+                <w:sz w:val="24"/>
+                <w:szCs w:val="24"/>
+              </w:rPr>
+            </w:pPr>
+          </w:p>
+          <w:p>
+            <w:pPr>
+              <w:spacing w:after="120"/>
+              <w:rPr>
+                <w:rFonts w:ascii="Times New Roman" w:hAnsi="Times New Roman" w:cs="Times New Roman"/>
+                <w:sz w:val="24"/>
+                <w:szCs w:val="24"/>
+              </w:rPr>
+            </w:pPr>
+            <w:r>
+              <w:rPr>
+                <w:rFonts w:ascii="Times New Roman" w:hAnsi="Times New Roman" w:cs="Times New Roman"/>
+                <w:sz w:val="24"/>
+                <w:szCs w:val="24"/>
+              </w:rPr>
+              <w:t>0,18</w:t>
+            </w:r>
+          </w:p>
         </w:tc>
         <w:tc>
           <w:tcPr>
@@ -10953,6 +14442,154 @@
               </w:rPr>
             </w:pPr>
           </w:p>
+          <w:p>
+            <w:pPr>
+              <w:spacing w:after="120"/>
+              <w:rPr>
+                <w:rFonts w:ascii="Times New Roman" w:hAnsi="Times New Roman" w:cs="Times New Roman"/>
+                <w:sz w:val="24"/>
+                <w:szCs w:val="24"/>
+              </w:rPr>
+            </w:pPr>
+            <w:r>
+              <w:rPr>
+                <w:rFonts w:ascii="Times New Roman" w:hAnsi="Times New Roman" w:cs="Times New Roman"/>
+                <w:sz w:val="24"/>
+                <w:szCs w:val="24"/>
+              </w:rPr>
+              <w:t>2,56</w:t>
+            </w:r>
+          </w:p>
+          <w:p>
+            <w:pPr>
+              <w:spacing w:after="120"/>
+              <w:rPr>
+                <w:rFonts w:ascii="Times New Roman" w:hAnsi="Times New Roman" w:cs="Times New Roman"/>
+                <w:sz w:val="24"/>
+                <w:szCs w:val="24"/>
+              </w:rPr>
+            </w:pPr>
+          </w:p>
+          <w:p>
+            <w:pPr>
+              <w:spacing w:after="120"/>
+              <w:rPr>
+                <w:rFonts w:ascii="Times New Roman" w:hAnsi="Times New Roman" w:cs="Times New Roman"/>
+                <w:sz w:val="24"/>
+                <w:szCs w:val="24"/>
+              </w:rPr>
+            </w:pPr>
+            <w:r>
+              <w:rPr>
+                <w:rFonts w:ascii="Times New Roman" w:hAnsi="Times New Roman" w:cs="Times New Roman"/>
+                <w:sz w:val="24"/>
+                <w:szCs w:val="24"/>
+              </w:rPr>
+              <w:t>1,4</w:t>
+            </w:r>
+          </w:p>
+          <w:p>
+            <w:pPr>
+              <w:spacing w:after="120"/>
+              <w:rPr>
+                <w:rFonts w:ascii="Times New Roman" w:hAnsi="Times New Roman" w:cs="Times New Roman"/>
+                <w:sz w:val="24"/>
+                <w:szCs w:val="24"/>
+              </w:rPr>
+            </w:pPr>
+          </w:p>
+          <w:p>
+            <w:pPr>
+              <w:spacing w:after="120"/>
+              <w:rPr>
+                <w:rFonts w:ascii="Times New Roman" w:hAnsi="Times New Roman" w:cs="Times New Roman"/>
+                <w:sz w:val="24"/>
+                <w:szCs w:val="24"/>
+              </w:rPr>
+            </w:pPr>
+            <w:r>
+              <w:rPr>
+                <w:rFonts w:ascii="Times New Roman" w:hAnsi="Times New Roman" w:cs="Times New Roman"/>
+                <w:sz w:val="24"/>
+                <w:szCs w:val="24"/>
+              </w:rPr>
+              <w:t>0,98</w:t>
+            </w:r>
+          </w:p>
+          <w:p>
+            <w:pPr>
+              <w:spacing w:after="120"/>
+              <w:rPr>
+                <w:rFonts w:ascii="Times New Roman" w:hAnsi="Times New Roman" w:cs="Times New Roman"/>
+                <w:sz w:val="24"/>
+                <w:szCs w:val="24"/>
+              </w:rPr>
+            </w:pPr>
+            <w:r>
+              <w:rPr>
+                <w:rFonts w:ascii="Times New Roman" w:hAnsi="Times New Roman" w:cs="Times New Roman"/>
+                <w:sz w:val="24"/>
+                <w:szCs w:val="24"/>
+              </w:rPr>
+              <w:t>0,4</w:t>
+            </w:r>
+          </w:p>
+          <w:p>
+            <w:pPr>
+              <w:spacing w:after="120"/>
+              <w:rPr>
+                <w:rFonts w:ascii="Times New Roman" w:hAnsi="Times New Roman" w:cs="Times New Roman"/>
+                <w:sz w:val="24"/>
+                <w:szCs w:val="24"/>
+              </w:rPr>
+            </w:pPr>
+          </w:p>
+          <w:p>
+            <w:pPr>
+              <w:spacing w:after="120"/>
+              <w:rPr>
+                <w:rFonts w:ascii="Times New Roman" w:hAnsi="Times New Roman" w:cs="Times New Roman"/>
+                <w:sz w:val="24"/>
+                <w:szCs w:val="24"/>
+              </w:rPr>
+            </w:pPr>
+            <w:r>
+              <w:rPr>
+                <w:rFonts w:ascii="Times New Roman" w:hAnsi="Times New Roman" w:cs="Times New Roman"/>
+                <w:sz w:val="24"/>
+                <w:szCs w:val="24"/>
+              </w:rPr>
+              <w:t>0,32</w:t>
+            </w:r>
+          </w:p>
+          <w:p>
+            <w:pPr>
+              <w:spacing w:after="120"/>
+              <w:rPr>
+                <w:rFonts w:ascii="Times New Roman" w:hAnsi="Times New Roman" w:cs="Times New Roman"/>
+                <w:sz w:val="24"/>
+                <w:szCs w:val="24"/>
+              </w:rPr>
+            </w:pPr>
+          </w:p>
+          <w:p>
+            <w:pPr>
+              <w:spacing w:after="120"/>
+              <w:rPr>
+                <w:rFonts w:ascii="Times New Roman" w:hAnsi="Times New Roman" w:cs="Times New Roman"/>
+                <w:sz w:val="24"/>
+                <w:szCs w:val="24"/>
+              </w:rPr>
+            </w:pPr>
+            <w:r>
+              <w:rPr>
+                <w:rFonts w:ascii="Times New Roman" w:hAnsi="Times New Roman" w:cs="Times New Roman"/>
+                <w:sz w:val="24"/>
+                <w:szCs w:val="24"/>
+              </w:rPr>
+              <w:t>1,26</w:t>
+            </w:r>
+          </w:p>
         </w:tc>
         <w:tc>
           <w:tcPr>
@@ -10967,6 +14604,14 @@
                 <w:szCs w:val="24"/>
               </w:rPr>
             </w:pPr>
+            <w:r>
+              <w:rPr>
+                <w:rFonts w:ascii="Times New Roman" w:hAnsi="Times New Roman" w:cs="Times New Roman"/>
+                <w:sz w:val="24"/>
+                <w:szCs w:val="24"/>
+              </w:rPr>
+              <w:t>3</w:t>
+            </w:r>
           </w:p>
         </w:tc>
       </w:tr>
@@ -10991,6 +14636,7 @@
                 <w:sz w:val="24"/>
                 <w:szCs w:val="24"/>
               </w:rPr>
+              <w:lastRenderedPageBreak/>
               <w:t>Всего</w:t>
             </w:r>
           </w:p>
@@ -11137,6 +14783,14 @@
                 <w:szCs w:val="24"/>
               </w:rPr>
             </w:pPr>
+            <w:r>
+              <w:rPr>
+                <w:rFonts w:ascii="Times New Roman" w:hAnsi="Times New Roman" w:cs="Times New Roman"/>
+                <w:sz w:val="24"/>
+                <w:szCs w:val="24"/>
+              </w:rPr>
+              <w:t>6,92</w:t>
+            </w:r>
           </w:p>
         </w:tc>
         <w:tc>
@@ -11208,7 +14862,6 @@
                 <w:sz w:val="24"/>
                 <w:szCs w:val="24"/>
               </w:rPr>
-              <w:lastRenderedPageBreak/>
               <w:t>- информационные;</w:t>
             </w:r>
           </w:p>
@@ -11303,7 +14956,6 @@
           </w:tcPr>
           <w:p>
             <w:pPr>
-              <w:spacing w:after="120"/>
               <w:rPr>
                 <w:rFonts w:ascii="Times New Roman" w:hAnsi="Times New Roman" w:cs="Times New Roman"/>
                 <w:sz w:val="24"/>
@@ -11318,7 +14970,6 @@
           </w:tcPr>
           <w:p>
             <w:pPr>
-              <w:spacing w:after="120"/>
               <w:rPr>
                 <w:rFonts w:ascii="Times New Roman" w:hAnsi="Times New Roman" w:cs="Times New Roman"/>
                 <w:sz w:val="24"/>
@@ -11333,7 +14984,6 @@
           </w:tcPr>
           <w:p>
             <w:pPr>
-              <w:spacing w:after="120"/>
               <w:rPr>
                 <w:rFonts w:ascii="Times New Roman" w:hAnsi="Times New Roman" w:cs="Times New Roman"/>
                 <w:sz w:val="24"/>
@@ -11348,7 +14998,6 @@
           </w:tcPr>
           <w:p>
             <w:pPr>
-              <w:spacing w:after="120"/>
               <w:rPr>
                 <w:rFonts w:ascii="Times New Roman" w:hAnsi="Times New Roman" w:cs="Times New Roman"/>
                 <w:sz w:val="24"/>
@@ -11363,7 +15012,6 @@
           </w:tcPr>
           <w:p>
             <w:pPr>
-              <w:spacing w:after="120"/>
               <w:rPr>
                 <w:rFonts w:ascii="Times New Roman" w:hAnsi="Times New Roman" w:cs="Times New Roman"/>
                 <w:sz w:val="24"/>
@@ -11378,13 +15026,114 @@
           </w:tcPr>
           <w:p>
             <w:pPr>
-              <w:spacing w:after="120"/>
-              <w:rPr>
-                <w:rFonts w:ascii="Times New Roman" w:hAnsi="Times New Roman" w:cs="Times New Roman"/>
-                <w:sz w:val="24"/>
-                <w:szCs w:val="24"/>
-              </w:rPr>
-            </w:pPr>
+              <w:rPr>
+                <w:rFonts w:ascii="Times New Roman" w:hAnsi="Times New Roman" w:cs="Times New Roman"/>
+                <w:sz w:val="24"/>
+                <w:szCs w:val="24"/>
+              </w:rPr>
+            </w:pPr>
+          </w:p>
+          <w:p>
+            <w:pPr>
+              <w:rPr>
+                <w:rFonts w:ascii="Times New Roman" w:hAnsi="Times New Roman" w:cs="Times New Roman"/>
+                <w:sz w:val="24"/>
+                <w:szCs w:val="24"/>
+              </w:rPr>
+            </w:pPr>
+            <w:r>
+              <w:rPr>
+                <w:rFonts w:ascii="Times New Roman" w:hAnsi="Times New Roman" w:cs="Times New Roman"/>
+                <w:sz w:val="24"/>
+                <w:szCs w:val="24"/>
+              </w:rPr>
+              <w:t>8</w:t>
+            </w:r>
+          </w:p>
+          <w:p>
+            <w:pPr>
+              <w:rPr>
+                <w:rFonts w:ascii="Times New Roman" w:hAnsi="Times New Roman" w:cs="Times New Roman"/>
+                <w:sz w:val="24"/>
+                <w:szCs w:val="24"/>
+              </w:rPr>
+            </w:pPr>
+            <w:r>
+              <w:rPr>
+                <w:rFonts w:ascii="Times New Roman" w:hAnsi="Times New Roman" w:cs="Times New Roman"/>
+                <w:sz w:val="24"/>
+                <w:szCs w:val="24"/>
+              </w:rPr>
+              <w:t>7</w:t>
+            </w:r>
+          </w:p>
+          <w:p>
+            <w:pPr>
+              <w:rPr>
+                <w:rFonts w:ascii="Times New Roman" w:hAnsi="Times New Roman" w:cs="Times New Roman"/>
+                <w:sz w:val="24"/>
+                <w:szCs w:val="24"/>
+              </w:rPr>
+            </w:pPr>
+            <w:r>
+              <w:rPr>
+                <w:rFonts w:ascii="Times New Roman" w:hAnsi="Times New Roman" w:cs="Times New Roman"/>
+                <w:sz w:val="24"/>
+                <w:szCs w:val="24"/>
+              </w:rPr>
+              <w:t>9</w:t>
+            </w:r>
+          </w:p>
+          <w:p>
+            <w:pPr>
+              <w:rPr>
+                <w:rFonts w:ascii="Times New Roman" w:hAnsi="Times New Roman" w:cs="Times New Roman"/>
+                <w:sz w:val="24"/>
+                <w:szCs w:val="24"/>
+              </w:rPr>
+            </w:pPr>
+            <w:r>
+              <w:rPr>
+                <w:rFonts w:ascii="Times New Roman" w:hAnsi="Times New Roman" w:cs="Times New Roman"/>
+                <w:sz w:val="24"/>
+                <w:szCs w:val="24"/>
+              </w:rPr>
+              <w:t>8</w:t>
+            </w:r>
+          </w:p>
+          <w:p>
+            <w:pPr>
+              <w:rPr>
+                <w:rFonts w:ascii="Times New Roman" w:hAnsi="Times New Roman" w:cs="Times New Roman"/>
+                <w:sz w:val="24"/>
+                <w:szCs w:val="24"/>
+              </w:rPr>
+            </w:pPr>
+            <w:r>
+              <w:rPr>
+                <w:rFonts w:ascii="Times New Roman" w:hAnsi="Times New Roman" w:cs="Times New Roman"/>
+                <w:sz w:val="24"/>
+                <w:szCs w:val="24"/>
+              </w:rPr>
+              <w:t>7</w:t>
+            </w:r>
+          </w:p>
+          <w:p>
+            <w:pPr>
+              <w:rPr>
+                <w:rFonts w:ascii="Times New Roman" w:hAnsi="Times New Roman" w:cs="Times New Roman"/>
+                <w:sz w:val="24"/>
+                <w:szCs w:val="24"/>
+              </w:rPr>
+            </w:pPr>
+            <w:r>
+              <w:rPr>
+                <w:rFonts w:ascii="Times New Roman" w:hAnsi="Times New Roman" w:cs="Times New Roman"/>
+                <w:sz w:val="24"/>
+                <w:szCs w:val="24"/>
+              </w:rPr>
+              <w:t>6</w:t>
+            </w:r>
           </w:p>
         </w:tc>
         <w:tc>
@@ -11393,13 +15142,114 @@
           </w:tcPr>
           <w:p>
             <w:pPr>
-              <w:spacing w:after="120"/>
-              <w:rPr>
-                <w:rFonts w:ascii="Times New Roman" w:hAnsi="Times New Roman" w:cs="Times New Roman"/>
-                <w:sz w:val="24"/>
-                <w:szCs w:val="24"/>
-              </w:rPr>
-            </w:pPr>
+              <w:rPr>
+                <w:rFonts w:ascii="Times New Roman" w:hAnsi="Times New Roman" w:cs="Times New Roman"/>
+                <w:sz w:val="24"/>
+                <w:szCs w:val="24"/>
+              </w:rPr>
+            </w:pPr>
+          </w:p>
+          <w:p>
+            <w:pPr>
+              <w:rPr>
+                <w:rFonts w:ascii="Times New Roman" w:hAnsi="Times New Roman" w:cs="Times New Roman"/>
+                <w:sz w:val="24"/>
+                <w:szCs w:val="24"/>
+              </w:rPr>
+            </w:pPr>
+            <w:r>
+              <w:rPr>
+                <w:rFonts w:ascii="Times New Roman" w:hAnsi="Times New Roman" w:cs="Times New Roman"/>
+                <w:sz w:val="24"/>
+                <w:szCs w:val="24"/>
+              </w:rPr>
+              <w:t>0,2</w:t>
+            </w:r>
+          </w:p>
+          <w:p>
+            <w:pPr>
+              <w:rPr>
+                <w:rFonts w:ascii="Times New Roman" w:hAnsi="Times New Roman" w:cs="Times New Roman"/>
+                <w:sz w:val="24"/>
+                <w:szCs w:val="24"/>
+              </w:rPr>
+            </w:pPr>
+            <w:r>
+              <w:rPr>
+                <w:rFonts w:ascii="Times New Roman" w:hAnsi="Times New Roman" w:cs="Times New Roman"/>
+                <w:sz w:val="24"/>
+                <w:szCs w:val="24"/>
+              </w:rPr>
+              <w:t>0,16</w:t>
+            </w:r>
+          </w:p>
+          <w:p>
+            <w:pPr>
+              <w:rPr>
+                <w:rFonts w:ascii="Times New Roman" w:hAnsi="Times New Roman" w:cs="Times New Roman"/>
+                <w:sz w:val="24"/>
+                <w:szCs w:val="24"/>
+              </w:rPr>
+            </w:pPr>
+            <w:r>
+              <w:rPr>
+                <w:rFonts w:ascii="Times New Roman" w:hAnsi="Times New Roman" w:cs="Times New Roman"/>
+                <w:sz w:val="24"/>
+                <w:szCs w:val="24"/>
+              </w:rPr>
+              <w:t>0,33</w:t>
+            </w:r>
+          </w:p>
+          <w:p>
+            <w:pPr>
+              <w:rPr>
+                <w:rFonts w:ascii="Times New Roman" w:hAnsi="Times New Roman" w:cs="Times New Roman"/>
+                <w:sz w:val="24"/>
+                <w:szCs w:val="24"/>
+              </w:rPr>
+            </w:pPr>
+            <w:r>
+              <w:rPr>
+                <w:rFonts w:ascii="Times New Roman" w:hAnsi="Times New Roman" w:cs="Times New Roman"/>
+                <w:sz w:val="24"/>
+                <w:szCs w:val="24"/>
+              </w:rPr>
+              <w:t>0,09</w:t>
+            </w:r>
+          </w:p>
+          <w:p>
+            <w:pPr>
+              <w:rPr>
+                <w:rFonts w:ascii="Times New Roman" w:hAnsi="Times New Roman" w:cs="Times New Roman"/>
+                <w:sz w:val="24"/>
+                <w:szCs w:val="24"/>
+              </w:rPr>
+            </w:pPr>
+            <w:r>
+              <w:rPr>
+                <w:rFonts w:ascii="Times New Roman" w:hAnsi="Times New Roman" w:cs="Times New Roman"/>
+                <w:sz w:val="24"/>
+                <w:szCs w:val="24"/>
+              </w:rPr>
+              <w:t>0,12</w:t>
+            </w:r>
+          </w:p>
+          <w:p>
+            <w:pPr>
+              <w:rPr>
+                <w:rFonts w:ascii="Times New Roman" w:hAnsi="Times New Roman" w:cs="Times New Roman"/>
+                <w:sz w:val="24"/>
+                <w:szCs w:val="24"/>
+              </w:rPr>
+            </w:pPr>
+            <w:r>
+              <w:rPr>
+                <w:rFonts w:ascii="Times New Roman" w:hAnsi="Times New Roman" w:cs="Times New Roman"/>
+                <w:sz w:val="24"/>
+                <w:szCs w:val="24"/>
+              </w:rPr>
+              <w:t>0,1</w:t>
+            </w:r>
           </w:p>
         </w:tc>
         <w:tc>
@@ -11408,13 +15258,114 @@
           </w:tcPr>
           <w:p>
             <w:pPr>
-              <w:spacing w:after="120"/>
-              <w:rPr>
-                <w:rFonts w:ascii="Times New Roman" w:hAnsi="Times New Roman" w:cs="Times New Roman"/>
-                <w:sz w:val="24"/>
-                <w:szCs w:val="24"/>
-              </w:rPr>
-            </w:pPr>
+              <w:rPr>
+                <w:rFonts w:ascii="Times New Roman" w:hAnsi="Times New Roman" w:cs="Times New Roman"/>
+                <w:sz w:val="24"/>
+                <w:szCs w:val="24"/>
+              </w:rPr>
+            </w:pPr>
+          </w:p>
+          <w:p>
+            <w:pPr>
+              <w:rPr>
+                <w:rFonts w:ascii="Times New Roman" w:hAnsi="Times New Roman" w:cs="Times New Roman"/>
+                <w:sz w:val="24"/>
+                <w:szCs w:val="24"/>
+              </w:rPr>
+            </w:pPr>
+            <w:r>
+              <w:rPr>
+                <w:rFonts w:ascii="Times New Roman" w:hAnsi="Times New Roman" w:cs="Times New Roman"/>
+                <w:sz w:val="24"/>
+                <w:szCs w:val="24"/>
+              </w:rPr>
+              <w:t>1,6</w:t>
+            </w:r>
+          </w:p>
+          <w:p>
+            <w:pPr>
+              <w:rPr>
+                <w:rFonts w:ascii="Times New Roman" w:hAnsi="Times New Roman" w:cs="Times New Roman"/>
+                <w:sz w:val="24"/>
+                <w:szCs w:val="24"/>
+              </w:rPr>
+            </w:pPr>
+            <w:r>
+              <w:rPr>
+                <w:rFonts w:ascii="Times New Roman" w:hAnsi="Times New Roman" w:cs="Times New Roman"/>
+                <w:sz w:val="24"/>
+                <w:szCs w:val="24"/>
+              </w:rPr>
+              <w:t>1,12</w:t>
+            </w:r>
+          </w:p>
+          <w:p>
+            <w:pPr>
+              <w:rPr>
+                <w:rFonts w:ascii="Times New Roman" w:hAnsi="Times New Roman" w:cs="Times New Roman"/>
+                <w:sz w:val="24"/>
+                <w:szCs w:val="24"/>
+              </w:rPr>
+            </w:pPr>
+            <w:r>
+              <w:rPr>
+                <w:rFonts w:ascii="Times New Roman" w:hAnsi="Times New Roman" w:cs="Times New Roman"/>
+                <w:sz w:val="24"/>
+                <w:szCs w:val="24"/>
+              </w:rPr>
+              <w:t>2,97</w:t>
+            </w:r>
+          </w:p>
+          <w:p>
+            <w:pPr>
+              <w:rPr>
+                <w:rFonts w:ascii="Times New Roman" w:hAnsi="Times New Roman" w:cs="Times New Roman"/>
+                <w:sz w:val="24"/>
+                <w:szCs w:val="24"/>
+              </w:rPr>
+            </w:pPr>
+            <w:r>
+              <w:rPr>
+                <w:rFonts w:ascii="Times New Roman" w:hAnsi="Times New Roman" w:cs="Times New Roman"/>
+                <w:sz w:val="24"/>
+                <w:szCs w:val="24"/>
+              </w:rPr>
+              <w:t>0,72</w:t>
+            </w:r>
+          </w:p>
+          <w:p>
+            <w:pPr>
+              <w:rPr>
+                <w:rFonts w:ascii="Times New Roman" w:hAnsi="Times New Roman" w:cs="Times New Roman"/>
+                <w:sz w:val="24"/>
+                <w:szCs w:val="24"/>
+              </w:rPr>
+            </w:pPr>
+            <w:r>
+              <w:rPr>
+                <w:rFonts w:ascii="Times New Roman" w:hAnsi="Times New Roman" w:cs="Times New Roman"/>
+                <w:sz w:val="24"/>
+                <w:szCs w:val="24"/>
+              </w:rPr>
+              <w:t>0,84</w:t>
+            </w:r>
+          </w:p>
+          <w:p>
+            <w:pPr>
+              <w:rPr>
+                <w:rFonts w:ascii="Times New Roman" w:hAnsi="Times New Roman" w:cs="Times New Roman"/>
+                <w:sz w:val="24"/>
+                <w:szCs w:val="24"/>
+              </w:rPr>
+            </w:pPr>
+            <w:r>
+              <w:rPr>
+                <w:rFonts w:ascii="Times New Roman" w:hAnsi="Times New Roman" w:cs="Times New Roman"/>
+                <w:sz w:val="24"/>
+                <w:szCs w:val="24"/>
+              </w:rPr>
+              <w:t>0,6</w:t>
+            </w:r>
           </w:p>
         </w:tc>
         <w:tc>
@@ -11423,7 +15374,6 @@
           </w:tcPr>
           <w:p>
             <w:pPr>
-              <w:spacing w:after="120"/>
               <w:rPr>
                 <w:rFonts w:ascii="Times New Roman" w:hAnsi="Times New Roman" w:cs="Times New Roman"/>
                 <w:sz w:val="24"/>
@@ -11600,6 +15550,14 @@
                 <w:szCs w:val="24"/>
               </w:rPr>
             </w:pPr>
+            <w:r>
+              <w:rPr>
+                <w:rFonts w:ascii="Times New Roman" w:hAnsi="Times New Roman" w:cs="Times New Roman"/>
+                <w:sz w:val="24"/>
+                <w:szCs w:val="24"/>
+              </w:rPr>
+              <w:t>7,85</w:t>
+            </w:r>
           </w:p>
         </w:tc>
         <w:tc>
@@ -11800,7 +15758,6 @@
           </w:tcPr>
           <w:p>
             <w:pPr>
-              <w:spacing w:after="120"/>
               <w:rPr>
                 <w:rFonts w:ascii="Times New Roman" w:hAnsi="Times New Roman" w:cs="Times New Roman"/>
                 <w:sz w:val="24"/>
@@ -11815,7 +15772,6 @@
           </w:tcPr>
           <w:p>
             <w:pPr>
-              <w:spacing w:after="120"/>
               <w:rPr>
                 <w:rFonts w:ascii="Times New Roman" w:hAnsi="Times New Roman" w:cs="Times New Roman"/>
                 <w:sz w:val="24"/>
@@ -11830,7 +15786,6 @@
           </w:tcPr>
           <w:p>
             <w:pPr>
-              <w:spacing w:after="120"/>
               <w:rPr>
                 <w:rFonts w:ascii="Times New Roman" w:hAnsi="Times New Roman" w:cs="Times New Roman"/>
                 <w:sz w:val="24"/>
@@ -11845,7 +15800,6 @@
           </w:tcPr>
           <w:p>
             <w:pPr>
-              <w:spacing w:after="120"/>
               <w:rPr>
                 <w:rFonts w:ascii="Times New Roman" w:hAnsi="Times New Roman" w:cs="Times New Roman"/>
                 <w:sz w:val="24"/>
@@ -11860,7 +15814,6 @@
           </w:tcPr>
           <w:p>
             <w:pPr>
-              <w:spacing w:after="120"/>
               <w:rPr>
                 <w:rFonts w:ascii="Times New Roman" w:hAnsi="Times New Roman" w:cs="Times New Roman"/>
                 <w:sz w:val="24"/>
@@ -11875,13 +15828,150 @@
           </w:tcPr>
           <w:p>
             <w:pPr>
-              <w:spacing w:after="120"/>
-              <w:rPr>
-                <w:rFonts w:ascii="Times New Roman" w:hAnsi="Times New Roman" w:cs="Times New Roman"/>
-                <w:sz w:val="24"/>
-                <w:szCs w:val="24"/>
-              </w:rPr>
-            </w:pPr>
+              <w:rPr>
+                <w:rFonts w:ascii="Times New Roman" w:hAnsi="Times New Roman" w:cs="Times New Roman"/>
+                <w:sz w:val="24"/>
+                <w:szCs w:val="24"/>
+              </w:rPr>
+            </w:pPr>
+          </w:p>
+          <w:p>
+            <w:pPr>
+              <w:rPr>
+                <w:rFonts w:ascii="Times New Roman" w:hAnsi="Times New Roman" w:cs="Times New Roman"/>
+                <w:sz w:val="24"/>
+                <w:szCs w:val="24"/>
+              </w:rPr>
+            </w:pPr>
+          </w:p>
+          <w:p>
+            <w:pPr>
+              <w:rPr>
+                <w:rFonts w:ascii="Times New Roman" w:hAnsi="Times New Roman" w:cs="Times New Roman"/>
+                <w:sz w:val="24"/>
+                <w:szCs w:val="24"/>
+              </w:rPr>
+            </w:pPr>
+          </w:p>
+          <w:p>
+            <w:pPr>
+              <w:rPr>
+                <w:rFonts w:ascii="Times New Roman" w:hAnsi="Times New Roman" w:cs="Times New Roman"/>
+                <w:sz w:val="24"/>
+                <w:szCs w:val="24"/>
+              </w:rPr>
+            </w:pPr>
+            <w:r>
+              <w:rPr>
+                <w:rFonts w:ascii="Times New Roman" w:hAnsi="Times New Roman" w:cs="Times New Roman"/>
+                <w:sz w:val="24"/>
+                <w:szCs w:val="24"/>
+              </w:rPr>
+              <w:t>7</w:t>
+            </w:r>
+          </w:p>
+          <w:p>
+            <w:pPr>
+              <w:rPr>
+                <w:rFonts w:ascii="Times New Roman" w:hAnsi="Times New Roman" w:cs="Times New Roman"/>
+                <w:sz w:val="24"/>
+                <w:szCs w:val="24"/>
+              </w:rPr>
+            </w:pPr>
+          </w:p>
+          <w:p>
+            <w:pPr>
+              <w:rPr>
+                <w:rFonts w:ascii="Times New Roman" w:hAnsi="Times New Roman" w:cs="Times New Roman"/>
+                <w:sz w:val="24"/>
+                <w:szCs w:val="24"/>
+              </w:rPr>
+            </w:pPr>
+            <w:r>
+              <w:rPr>
+                <w:rFonts w:ascii="Times New Roman" w:hAnsi="Times New Roman" w:cs="Times New Roman"/>
+                <w:sz w:val="24"/>
+                <w:szCs w:val="24"/>
+              </w:rPr>
+              <w:t>8</w:t>
+            </w:r>
+          </w:p>
+          <w:p>
+            <w:pPr>
+              <w:rPr>
+                <w:rFonts w:ascii="Times New Roman" w:hAnsi="Times New Roman" w:cs="Times New Roman"/>
+                <w:sz w:val="24"/>
+                <w:szCs w:val="24"/>
+              </w:rPr>
+            </w:pPr>
+            <w:r>
+              <w:rPr>
+                <w:rFonts w:ascii="Times New Roman" w:hAnsi="Times New Roman" w:cs="Times New Roman"/>
+                <w:sz w:val="24"/>
+                <w:szCs w:val="24"/>
+              </w:rPr>
+              <w:t>5</w:t>
+            </w:r>
+          </w:p>
+          <w:p>
+            <w:pPr>
+              <w:rPr>
+                <w:rFonts w:ascii="Times New Roman" w:hAnsi="Times New Roman" w:cs="Times New Roman"/>
+                <w:sz w:val="24"/>
+                <w:szCs w:val="24"/>
+              </w:rPr>
+            </w:pPr>
+          </w:p>
+          <w:p>
+            <w:pPr>
+              <w:rPr>
+                <w:rFonts w:ascii="Times New Roman" w:hAnsi="Times New Roman" w:cs="Times New Roman"/>
+                <w:sz w:val="24"/>
+                <w:szCs w:val="24"/>
+              </w:rPr>
+            </w:pPr>
+            <w:r>
+              <w:rPr>
+                <w:rFonts w:ascii="Times New Roman" w:hAnsi="Times New Roman" w:cs="Times New Roman"/>
+                <w:sz w:val="24"/>
+                <w:szCs w:val="24"/>
+              </w:rPr>
+              <w:t>5</w:t>
+            </w:r>
+          </w:p>
+          <w:p>
+            <w:pPr>
+              <w:rPr>
+                <w:rFonts w:ascii="Times New Roman" w:hAnsi="Times New Roman" w:cs="Times New Roman"/>
+                <w:sz w:val="24"/>
+                <w:szCs w:val="24"/>
+              </w:rPr>
+            </w:pPr>
+            <w:r>
+              <w:rPr>
+                <w:rFonts w:ascii="Times New Roman" w:hAnsi="Times New Roman" w:cs="Times New Roman"/>
+                <w:sz w:val="24"/>
+                <w:szCs w:val="24"/>
+              </w:rPr>
+              <w:t>6</w:t>
+            </w:r>
+          </w:p>
+          <w:p>
+            <w:pPr>
+              <w:rPr>
+                <w:rFonts w:ascii="Times New Roman" w:hAnsi="Times New Roman" w:cs="Times New Roman"/>
+                <w:sz w:val="24"/>
+                <w:szCs w:val="24"/>
+              </w:rPr>
+            </w:pPr>
+            <w:r>
+              <w:rPr>
+                <w:rFonts w:ascii="Times New Roman" w:hAnsi="Times New Roman" w:cs="Times New Roman"/>
+                <w:sz w:val="24"/>
+                <w:szCs w:val="24"/>
+              </w:rPr>
+              <w:t>6</w:t>
+            </w:r>
           </w:p>
         </w:tc>
         <w:tc>
@@ -11890,13 +15980,150 @@
           </w:tcPr>
           <w:p>
             <w:pPr>
-              <w:spacing w:after="120"/>
-              <w:rPr>
-                <w:rFonts w:ascii="Times New Roman" w:hAnsi="Times New Roman" w:cs="Times New Roman"/>
-                <w:sz w:val="24"/>
-                <w:szCs w:val="24"/>
-              </w:rPr>
-            </w:pPr>
+              <w:rPr>
+                <w:rFonts w:ascii="Times New Roman" w:hAnsi="Times New Roman" w:cs="Times New Roman"/>
+                <w:sz w:val="24"/>
+                <w:szCs w:val="24"/>
+              </w:rPr>
+            </w:pPr>
+          </w:p>
+          <w:p>
+            <w:pPr>
+              <w:rPr>
+                <w:rFonts w:ascii="Times New Roman" w:hAnsi="Times New Roman" w:cs="Times New Roman"/>
+                <w:sz w:val="24"/>
+                <w:szCs w:val="24"/>
+              </w:rPr>
+            </w:pPr>
+          </w:p>
+          <w:p>
+            <w:pPr>
+              <w:rPr>
+                <w:rFonts w:ascii="Times New Roman" w:hAnsi="Times New Roman" w:cs="Times New Roman"/>
+                <w:sz w:val="24"/>
+                <w:szCs w:val="24"/>
+              </w:rPr>
+            </w:pPr>
+          </w:p>
+          <w:p>
+            <w:pPr>
+              <w:rPr>
+                <w:rFonts w:ascii="Times New Roman" w:hAnsi="Times New Roman" w:cs="Times New Roman"/>
+                <w:sz w:val="24"/>
+                <w:szCs w:val="24"/>
+              </w:rPr>
+            </w:pPr>
+            <w:r>
+              <w:rPr>
+                <w:rFonts w:ascii="Times New Roman" w:hAnsi="Times New Roman" w:cs="Times New Roman"/>
+                <w:sz w:val="24"/>
+                <w:szCs w:val="24"/>
+              </w:rPr>
+              <w:t>0,21</w:t>
+            </w:r>
+          </w:p>
+          <w:p>
+            <w:pPr>
+              <w:rPr>
+                <w:rFonts w:ascii="Times New Roman" w:hAnsi="Times New Roman" w:cs="Times New Roman"/>
+                <w:sz w:val="24"/>
+                <w:szCs w:val="24"/>
+              </w:rPr>
+            </w:pPr>
+          </w:p>
+          <w:p>
+            <w:pPr>
+              <w:rPr>
+                <w:rFonts w:ascii="Times New Roman" w:hAnsi="Times New Roman" w:cs="Times New Roman"/>
+                <w:sz w:val="24"/>
+                <w:szCs w:val="24"/>
+              </w:rPr>
+            </w:pPr>
+            <w:r>
+              <w:rPr>
+                <w:rFonts w:ascii="Times New Roman" w:hAnsi="Times New Roman" w:cs="Times New Roman"/>
+                <w:sz w:val="24"/>
+                <w:szCs w:val="24"/>
+              </w:rPr>
+              <w:t>0,33</w:t>
+            </w:r>
+          </w:p>
+          <w:p>
+            <w:pPr>
+              <w:rPr>
+                <w:rFonts w:ascii="Times New Roman" w:hAnsi="Times New Roman" w:cs="Times New Roman"/>
+                <w:sz w:val="24"/>
+                <w:szCs w:val="24"/>
+              </w:rPr>
+            </w:pPr>
+            <w:r>
+              <w:rPr>
+                <w:rFonts w:ascii="Times New Roman" w:hAnsi="Times New Roman" w:cs="Times New Roman"/>
+                <w:sz w:val="24"/>
+                <w:szCs w:val="24"/>
+              </w:rPr>
+              <w:t>0,13</w:t>
+            </w:r>
+          </w:p>
+          <w:p>
+            <w:pPr>
+              <w:rPr>
+                <w:rFonts w:ascii="Times New Roman" w:hAnsi="Times New Roman" w:cs="Times New Roman"/>
+                <w:sz w:val="24"/>
+                <w:szCs w:val="24"/>
+              </w:rPr>
+            </w:pPr>
+          </w:p>
+          <w:p>
+            <w:pPr>
+              <w:rPr>
+                <w:rFonts w:ascii="Times New Roman" w:hAnsi="Times New Roman" w:cs="Times New Roman"/>
+                <w:sz w:val="24"/>
+                <w:szCs w:val="24"/>
+              </w:rPr>
+            </w:pPr>
+            <w:r>
+              <w:rPr>
+                <w:rFonts w:ascii="Times New Roman" w:hAnsi="Times New Roman" w:cs="Times New Roman"/>
+                <w:sz w:val="24"/>
+                <w:szCs w:val="24"/>
+              </w:rPr>
+              <w:t>0,11</w:t>
+            </w:r>
+          </w:p>
+          <w:p>
+            <w:pPr>
+              <w:rPr>
+                <w:rFonts w:ascii="Times New Roman" w:hAnsi="Times New Roman" w:cs="Times New Roman"/>
+                <w:sz w:val="24"/>
+                <w:szCs w:val="24"/>
+              </w:rPr>
+            </w:pPr>
+            <w:r>
+              <w:rPr>
+                <w:rFonts w:ascii="Times New Roman" w:hAnsi="Times New Roman" w:cs="Times New Roman"/>
+                <w:sz w:val="24"/>
+                <w:szCs w:val="24"/>
+              </w:rPr>
+              <w:t>0,11</w:t>
+            </w:r>
+          </w:p>
+          <w:p>
+            <w:pPr>
+              <w:rPr>
+                <w:rFonts w:ascii="Times New Roman" w:hAnsi="Times New Roman" w:cs="Times New Roman"/>
+                <w:sz w:val="24"/>
+                <w:szCs w:val="24"/>
+              </w:rPr>
+            </w:pPr>
+            <w:r>
+              <w:rPr>
+                <w:rFonts w:ascii="Times New Roman" w:hAnsi="Times New Roman" w:cs="Times New Roman"/>
+                <w:sz w:val="24"/>
+                <w:szCs w:val="24"/>
+              </w:rPr>
+              <w:t>0,11</w:t>
+            </w:r>
           </w:p>
         </w:tc>
         <w:tc>
@@ -11905,13 +16132,150 @@
           </w:tcPr>
           <w:p>
             <w:pPr>
-              <w:spacing w:after="120"/>
-              <w:rPr>
-                <w:rFonts w:ascii="Times New Roman" w:hAnsi="Times New Roman" w:cs="Times New Roman"/>
-                <w:sz w:val="24"/>
-                <w:szCs w:val="24"/>
-              </w:rPr>
-            </w:pPr>
+              <w:rPr>
+                <w:rFonts w:ascii="Times New Roman" w:hAnsi="Times New Roman" w:cs="Times New Roman"/>
+                <w:sz w:val="24"/>
+                <w:szCs w:val="24"/>
+              </w:rPr>
+            </w:pPr>
+          </w:p>
+          <w:p>
+            <w:pPr>
+              <w:rPr>
+                <w:rFonts w:ascii="Times New Roman" w:hAnsi="Times New Roman" w:cs="Times New Roman"/>
+                <w:sz w:val="24"/>
+                <w:szCs w:val="24"/>
+              </w:rPr>
+            </w:pPr>
+          </w:p>
+          <w:p>
+            <w:pPr>
+              <w:rPr>
+                <w:rFonts w:ascii="Times New Roman" w:hAnsi="Times New Roman" w:cs="Times New Roman"/>
+                <w:sz w:val="24"/>
+                <w:szCs w:val="24"/>
+              </w:rPr>
+            </w:pPr>
+          </w:p>
+          <w:p>
+            <w:pPr>
+              <w:rPr>
+                <w:rFonts w:ascii="Times New Roman" w:hAnsi="Times New Roman" w:cs="Times New Roman"/>
+                <w:sz w:val="24"/>
+                <w:szCs w:val="24"/>
+              </w:rPr>
+            </w:pPr>
+            <w:r>
+              <w:rPr>
+                <w:rFonts w:ascii="Times New Roman" w:hAnsi="Times New Roman" w:cs="Times New Roman"/>
+                <w:sz w:val="24"/>
+                <w:szCs w:val="24"/>
+              </w:rPr>
+              <w:t>1,47</w:t>
+            </w:r>
+          </w:p>
+          <w:p>
+            <w:pPr>
+              <w:rPr>
+                <w:rFonts w:ascii="Times New Roman" w:hAnsi="Times New Roman" w:cs="Times New Roman"/>
+                <w:sz w:val="24"/>
+                <w:szCs w:val="24"/>
+              </w:rPr>
+            </w:pPr>
+          </w:p>
+          <w:p>
+            <w:pPr>
+              <w:rPr>
+                <w:rFonts w:ascii="Times New Roman" w:hAnsi="Times New Roman" w:cs="Times New Roman"/>
+                <w:sz w:val="24"/>
+                <w:szCs w:val="24"/>
+              </w:rPr>
+            </w:pPr>
+            <w:r>
+              <w:rPr>
+                <w:rFonts w:ascii="Times New Roman" w:hAnsi="Times New Roman" w:cs="Times New Roman"/>
+                <w:sz w:val="24"/>
+                <w:szCs w:val="24"/>
+              </w:rPr>
+              <w:t>2,64</w:t>
+            </w:r>
+          </w:p>
+          <w:p>
+            <w:pPr>
+              <w:rPr>
+                <w:rFonts w:ascii="Times New Roman" w:hAnsi="Times New Roman" w:cs="Times New Roman"/>
+                <w:sz w:val="24"/>
+                <w:szCs w:val="24"/>
+              </w:rPr>
+            </w:pPr>
+            <w:r>
+              <w:rPr>
+                <w:rFonts w:ascii="Times New Roman" w:hAnsi="Times New Roman" w:cs="Times New Roman"/>
+                <w:sz w:val="24"/>
+                <w:szCs w:val="24"/>
+              </w:rPr>
+              <w:t>0,65</w:t>
+            </w:r>
+          </w:p>
+          <w:p>
+            <w:pPr>
+              <w:rPr>
+                <w:rFonts w:ascii="Times New Roman" w:hAnsi="Times New Roman" w:cs="Times New Roman"/>
+                <w:sz w:val="24"/>
+                <w:szCs w:val="24"/>
+              </w:rPr>
+            </w:pPr>
+          </w:p>
+          <w:p>
+            <w:pPr>
+              <w:rPr>
+                <w:rFonts w:ascii="Times New Roman" w:hAnsi="Times New Roman" w:cs="Times New Roman"/>
+                <w:sz w:val="24"/>
+                <w:szCs w:val="24"/>
+              </w:rPr>
+            </w:pPr>
+            <w:r>
+              <w:rPr>
+                <w:rFonts w:ascii="Times New Roman" w:hAnsi="Times New Roman" w:cs="Times New Roman"/>
+                <w:sz w:val="24"/>
+                <w:szCs w:val="24"/>
+              </w:rPr>
+              <w:t>0,55</w:t>
+            </w:r>
+          </w:p>
+          <w:p>
+            <w:pPr>
+              <w:rPr>
+                <w:rFonts w:ascii="Times New Roman" w:hAnsi="Times New Roman" w:cs="Times New Roman"/>
+                <w:sz w:val="24"/>
+                <w:szCs w:val="24"/>
+              </w:rPr>
+            </w:pPr>
+            <w:r>
+              <w:rPr>
+                <w:rFonts w:ascii="Times New Roman" w:hAnsi="Times New Roman" w:cs="Times New Roman"/>
+                <w:sz w:val="24"/>
+                <w:szCs w:val="24"/>
+              </w:rPr>
+              <w:t>0,66</w:t>
+            </w:r>
+          </w:p>
+          <w:p>
+            <w:pPr>
+              <w:rPr>
+                <w:rFonts w:ascii="Times New Roman" w:hAnsi="Times New Roman" w:cs="Times New Roman"/>
+                <w:sz w:val="24"/>
+                <w:szCs w:val="24"/>
+              </w:rPr>
+            </w:pPr>
+            <w:r>
+              <w:rPr>
+                <w:rFonts w:ascii="Times New Roman" w:hAnsi="Times New Roman" w:cs="Times New Roman"/>
+                <w:sz w:val="24"/>
+                <w:szCs w:val="24"/>
+              </w:rPr>
+              <w:t>0,66</w:t>
+            </w:r>
           </w:p>
         </w:tc>
         <w:tc>
@@ -11920,13 +16284,20 @@
           </w:tcPr>
           <w:p>
             <w:pPr>
-              <w:spacing w:after="120"/>
-              <w:rPr>
-                <w:rFonts w:ascii="Times New Roman" w:hAnsi="Times New Roman" w:cs="Times New Roman"/>
-                <w:sz w:val="24"/>
-                <w:szCs w:val="24"/>
-              </w:rPr>
-            </w:pPr>
+              <w:rPr>
+                <w:rFonts w:ascii="Times New Roman" w:hAnsi="Times New Roman" w:cs="Times New Roman"/>
+                <w:sz w:val="24"/>
+                <w:szCs w:val="24"/>
+              </w:rPr>
+            </w:pPr>
+            <w:r>
+              <w:rPr>
+                <w:rFonts w:ascii="Times New Roman" w:hAnsi="Times New Roman" w:cs="Times New Roman"/>
+                <w:sz w:val="24"/>
+                <w:szCs w:val="24"/>
+              </w:rPr>
+              <w:t>5</w:t>
+            </w:r>
           </w:p>
         </w:tc>
       </w:tr>
@@ -12097,6 +16468,14 @@
                 <w:szCs w:val="24"/>
               </w:rPr>
             </w:pPr>
+            <w:r>
+              <w:rPr>
+                <w:rFonts w:ascii="Times New Roman" w:hAnsi="Times New Roman" w:cs="Times New Roman"/>
+                <w:sz w:val="24"/>
+                <w:szCs w:val="24"/>
+              </w:rPr>
+              <w:t>6,63</w:t>
+            </w:r>
           </w:p>
         </w:tc>
         <w:tc>
@@ -12431,6 +16810,144 @@
               </w:rPr>
             </w:pPr>
           </w:p>
+          <w:p>
+            <w:pPr>
+              <w:spacing w:after="120"/>
+              <w:rPr>
+                <w:rFonts w:ascii="Times New Roman" w:hAnsi="Times New Roman" w:cs="Times New Roman"/>
+                <w:sz w:val="24"/>
+                <w:szCs w:val="24"/>
+              </w:rPr>
+            </w:pPr>
+            <w:r>
+              <w:rPr>
+                <w:rFonts w:ascii="Times New Roman" w:hAnsi="Times New Roman" w:cs="Times New Roman"/>
+                <w:sz w:val="24"/>
+                <w:szCs w:val="24"/>
+              </w:rPr>
+              <w:t>2</w:t>
+            </w:r>
+          </w:p>
+          <w:p>
+            <w:pPr>
+              <w:spacing w:after="120"/>
+              <w:rPr>
+                <w:rFonts w:ascii="Times New Roman" w:hAnsi="Times New Roman" w:cs="Times New Roman"/>
+                <w:sz w:val="24"/>
+                <w:szCs w:val="24"/>
+              </w:rPr>
+            </w:pPr>
+          </w:p>
+          <w:p>
+            <w:pPr>
+              <w:spacing w:after="120"/>
+              <w:rPr>
+                <w:rFonts w:ascii="Times New Roman" w:hAnsi="Times New Roman" w:cs="Times New Roman"/>
+                <w:sz w:val="24"/>
+                <w:szCs w:val="24"/>
+              </w:rPr>
+            </w:pPr>
+            <w:r>
+              <w:rPr>
+                <w:rFonts w:ascii="Times New Roman" w:hAnsi="Times New Roman" w:cs="Times New Roman"/>
+                <w:sz w:val="24"/>
+                <w:szCs w:val="24"/>
+              </w:rPr>
+              <w:t>4</w:t>
+            </w:r>
+          </w:p>
+          <w:p>
+            <w:pPr>
+              <w:spacing w:after="120"/>
+              <w:rPr>
+                <w:rFonts w:ascii="Times New Roman" w:hAnsi="Times New Roman" w:cs="Times New Roman"/>
+                <w:sz w:val="24"/>
+                <w:szCs w:val="24"/>
+              </w:rPr>
+            </w:pPr>
+          </w:p>
+          <w:p>
+            <w:pPr>
+              <w:spacing w:after="120"/>
+              <w:rPr>
+                <w:rFonts w:ascii="Times New Roman" w:hAnsi="Times New Roman" w:cs="Times New Roman"/>
+                <w:sz w:val="24"/>
+                <w:szCs w:val="24"/>
+              </w:rPr>
+            </w:pPr>
+            <w:r>
+              <w:rPr>
+                <w:rFonts w:ascii="Times New Roman" w:hAnsi="Times New Roman" w:cs="Times New Roman"/>
+                <w:sz w:val="24"/>
+                <w:szCs w:val="24"/>
+              </w:rPr>
+              <w:t>5</w:t>
+            </w:r>
+          </w:p>
+          <w:p>
+            <w:pPr>
+              <w:spacing w:after="120"/>
+              <w:rPr>
+                <w:rFonts w:ascii="Times New Roman" w:hAnsi="Times New Roman" w:cs="Times New Roman"/>
+                <w:sz w:val="24"/>
+                <w:szCs w:val="24"/>
+              </w:rPr>
+            </w:pPr>
+          </w:p>
+          <w:p>
+            <w:pPr>
+              <w:spacing w:after="120"/>
+              <w:rPr>
+                <w:rFonts w:ascii="Times New Roman" w:hAnsi="Times New Roman" w:cs="Times New Roman"/>
+                <w:sz w:val="24"/>
+                <w:szCs w:val="24"/>
+              </w:rPr>
+            </w:pPr>
+            <w:r>
+              <w:rPr>
+                <w:rFonts w:ascii="Times New Roman" w:hAnsi="Times New Roman" w:cs="Times New Roman"/>
+                <w:sz w:val="24"/>
+                <w:szCs w:val="24"/>
+              </w:rPr>
+              <w:t>3</w:t>
+            </w:r>
+          </w:p>
+          <w:p>
+            <w:pPr>
+              <w:spacing w:after="120"/>
+              <w:rPr>
+                <w:rFonts w:ascii="Times New Roman" w:hAnsi="Times New Roman" w:cs="Times New Roman"/>
+                <w:sz w:val="24"/>
+                <w:szCs w:val="24"/>
+              </w:rPr>
+            </w:pPr>
+            <w:r>
+              <w:rPr>
+                <w:rFonts w:ascii="Times New Roman" w:hAnsi="Times New Roman" w:cs="Times New Roman"/>
+                <w:sz w:val="24"/>
+                <w:szCs w:val="24"/>
+              </w:rPr>
+              <w:t>7</w:t>
+            </w:r>
+          </w:p>
+          <w:p>
+            <w:pPr>
+              <w:spacing w:after="120"/>
+              <w:rPr>
+                <w:rFonts w:ascii="Times New Roman" w:hAnsi="Times New Roman" w:cs="Times New Roman"/>
+                <w:sz w:val="24"/>
+                <w:szCs w:val="24"/>
+              </w:rPr>
+            </w:pPr>
+            <w:r>
+              <w:rPr>
+                <w:rFonts w:ascii="Times New Roman" w:hAnsi="Times New Roman" w:cs="Times New Roman"/>
+                <w:sz w:val="24"/>
+                <w:szCs w:val="24"/>
+              </w:rPr>
+              <w:t>2</w:t>
+            </w:r>
+          </w:p>
         </w:tc>
         <w:tc>
           <w:tcPr>
@@ -12446,6 +16963,144 @@
               </w:rPr>
             </w:pPr>
           </w:p>
+          <w:p>
+            <w:pPr>
+              <w:spacing w:after="120"/>
+              <w:rPr>
+                <w:rFonts w:ascii="Times New Roman" w:hAnsi="Times New Roman" w:cs="Times New Roman"/>
+                <w:sz w:val="24"/>
+                <w:szCs w:val="24"/>
+              </w:rPr>
+            </w:pPr>
+            <w:r>
+              <w:rPr>
+                <w:rFonts w:ascii="Times New Roman" w:hAnsi="Times New Roman" w:cs="Times New Roman"/>
+                <w:sz w:val="24"/>
+                <w:szCs w:val="24"/>
+              </w:rPr>
+              <w:t>0,16</w:t>
+            </w:r>
+          </w:p>
+          <w:p>
+            <w:pPr>
+              <w:spacing w:after="120"/>
+              <w:rPr>
+                <w:rFonts w:ascii="Times New Roman" w:hAnsi="Times New Roman" w:cs="Times New Roman"/>
+                <w:sz w:val="24"/>
+                <w:szCs w:val="24"/>
+              </w:rPr>
+            </w:pPr>
+          </w:p>
+          <w:p>
+            <w:pPr>
+              <w:spacing w:after="120"/>
+              <w:rPr>
+                <w:rFonts w:ascii="Times New Roman" w:hAnsi="Times New Roman" w:cs="Times New Roman"/>
+                <w:sz w:val="24"/>
+                <w:szCs w:val="24"/>
+              </w:rPr>
+            </w:pPr>
+            <w:r>
+              <w:rPr>
+                <w:rFonts w:ascii="Times New Roman" w:hAnsi="Times New Roman" w:cs="Times New Roman"/>
+                <w:sz w:val="24"/>
+                <w:szCs w:val="24"/>
+              </w:rPr>
+              <w:t>0,13</w:t>
+            </w:r>
+          </w:p>
+          <w:p>
+            <w:pPr>
+              <w:spacing w:after="120"/>
+              <w:rPr>
+                <w:rFonts w:ascii="Times New Roman" w:hAnsi="Times New Roman" w:cs="Times New Roman"/>
+                <w:sz w:val="24"/>
+                <w:szCs w:val="24"/>
+              </w:rPr>
+            </w:pPr>
+          </w:p>
+          <w:p>
+            <w:pPr>
+              <w:spacing w:after="120"/>
+              <w:rPr>
+                <w:rFonts w:ascii="Times New Roman" w:hAnsi="Times New Roman" w:cs="Times New Roman"/>
+                <w:sz w:val="24"/>
+                <w:szCs w:val="24"/>
+              </w:rPr>
+            </w:pPr>
+            <w:r>
+              <w:rPr>
+                <w:rFonts w:ascii="Times New Roman" w:hAnsi="Times New Roman" w:cs="Times New Roman"/>
+                <w:sz w:val="24"/>
+                <w:szCs w:val="24"/>
+              </w:rPr>
+              <w:t>0,11</w:t>
+            </w:r>
+          </w:p>
+          <w:p>
+            <w:pPr>
+              <w:spacing w:after="120"/>
+              <w:rPr>
+                <w:rFonts w:ascii="Times New Roman" w:hAnsi="Times New Roman" w:cs="Times New Roman"/>
+                <w:sz w:val="24"/>
+                <w:szCs w:val="24"/>
+              </w:rPr>
+            </w:pPr>
+          </w:p>
+          <w:p>
+            <w:pPr>
+              <w:spacing w:after="120"/>
+              <w:rPr>
+                <w:rFonts w:ascii="Times New Roman" w:hAnsi="Times New Roman" w:cs="Times New Roman"/>
+                <w:sz w:val="24"/>
+                <w:szCs w:val="24"/>
+              </w:rPr>
+            </w:pPr>
+            <w:r>
+              <w:rPr>
+                <w:rFonts w:ascii="Times New Roman" w:hAnsi="Times New Roman" w:cs="Times New Roman"/>
+                <w:sz w:val="24"/>
+                <w:szCs w:val="24"/>
+              </w:rPr>
+              <w:t>0,12</w:t>
+            </w:r>
+          </w:p>
+          <w:p>
+            <w:pPr>
+              <w:spacing w:after="120"/>
+              <w:rPr>
+                <w:rFonts w:ascii="Times New Roman" w:hAnsi="Times New Roman" w:cs="Times New Roman"/>
+                <w:sz w:val="24"/>
+                <w:szCs w:val="24"/>
+              </w:rPr>
+            </w:pPr>
+            <w:r>
+              <w:rPr>
+                <w:rFonts w:ascii="Times New Roman" w:hAnsi="Times New Roman" w:cs="Times New Roman"/>
+                <w:sz w:val="24"/>
+                <w:szCs w:val="24"/>
+              </w:rPr>
+              <w:t>0,39</w:t>
+            </w:r>
+          </w:p>
+          <w:p>
+            <w:pPr>
+              <w:spacing w:after="120"/>
+              <w:rPr>
+                <w:rFonts w:ascii="Times New Roman" w:hAnsi="Times New Roman" w:cs="Times New Roman"/>
+                <w:sz w:val="24"/>
+                <w:szCs w:val="24"/>
+              </w:rPr>
+            </w:pPr>
+            <w:r>
+              <w:rPr>
+                <w:rFonts w:ascii="Times New Roman" w:hAnsi="Times New Roman" w:cs="Times New Roman"/>
+                <w:sz w:val="24"/>
+                <w:szCs w:val="24"/>
+              </w:rPr>
+              <w:t>0,09</w:t>
+            </w:r>
+          </w:p>
         </w:tc>
         <w:tc>
           <w:tcPr>
@@ -12461,6 +17116,144 @@
               </w:rPr>
             </w:pPr>
           </w:p>
+          <w:p>
+            <w:pPr>
+              <w:spacing w:after="120"/>
+              <w:rPr>
+                <w:rFonts w:ascii="Times New Roman" w:hAnsi="Times New Roman" w:cs="Times New Roman"/>
+                <w:sz w:val="24"/>
+                <w:szCs w:val="24"/>
+              </w:rPr>
+            </w:pPr>
+            <w:r>
+              <w:rPr>
+                <w:rFonts w:ascii="Times New Roman" w:hAnsi="Times New Roman" w:cs="Times New Roman"/>
+                <w:sz w:val="24"/>
+                <w:szCs w:val="24"/>
+              </w:rPr>
+              <w:t>0,32</w:t>
+            </w:r>
+          </w:p>
+          <w:p>
+            <w:pPr>
+              <w:spacing w:after="120"/>
+              <w:rPr>
+                <w:rFonts w:ascii="Times New Roman" w:hAnsi="Times New Roman" w:cs="Times New Roman"/>
+                <w:sz w:val="24"/>
+                <w:szCs w:val="24"/>
+              </w:rPr>
+            </w:pPr>
+          </w:p>
+          <w:p>
+            <w:pPr>
+              <w:spacing w:after="120"/>
+              <w:rPr>
+                <w:rFonts w:ascii="Times New Roman" w:hAnsi="Times New Roman" w:cs="Times New Roman"/>
+                <w:sz w:val="24"/>
+                <w:szCs w:val="24"/>
+              </w:rPr>
+            </w:pPr>
+            <w:r>
+              <w:rPr>
+                <w:rFonts w:ascii="Times New Roman" w:hAnsi="Times New Roman" w:cs="Times New Roman"/>
+                <w:sz w:val="24"/>
+                <w:szCs w:val="24"/>
+              </w:rPr>
+              <w:t>0,52</w:t>
+            </w:r>
+          </w:p>
+          <w:p>
+            <w:pPr>
+              <w:spacing w:after="120"/>
+              <w:rPr>
+                <w:rFonts w:ascii="Times New Roman" w:hAnsi="Times New Roman" w:cs="Times New Roman"/>
+                <w:sz w:val="24"/>
+                <w:szCs w:val="24"/>
+              </w:rPr>
+            </w:pPr>
+          </w:p>
+          <w:p>
+            <w:pPr>
+              <w:spacing w:after="120"/>
+              <w:rPr>
+                <w:rFonts w:ascii="Times New Roman" w:hAnsi="Times New Roman" w:cs="Times New Roman"/>
+                <w:sz w:val="24"/>
+                <w:szCs w:val="24"/>
+              </w:rPr>
+            </w:pPr>
+            <w:r>
+              <w:rPr>
+                <w:rFonts w:ascii="Times New Roman" w:hAnsi="Times New Roman" w:cs="Times New Roman"/>
+                <w:sz w:val="24"/>
+                <w:szCs w:val="24"/>
+              </w:rPr>
+              <w:t>0,55</w:t>
+            </w:r>
+          </w:p>
+          <w:p>
+            <w:pPr>
+              <w:spacing w:after="120"/>
+              <w:rPr>
+                <w:rFonts w:ascii="Times New Roman" w:hAnsi="Times New Roman" w:cs="Times New Roman"/>
+                <w:sz w:val="24"/>
+                <w:szCs w:val="24"/>
+              </w:rPr>
+            </w:pPr>
+          </w:p>
+          <w:p>
+            <w:pPr>
+              <w:spacing w:after="120"/>
+              <w:rPr>
+                <w:rFonts w:ascii="Times New Roman" w:hAnsi="Times New Roman" w:cs="Times New Roman"/>
+                <w:sz w:val="24"/>
+                <w:szCs w:val="24"/>
+              </w:rPr>
+            </w:pPr>
+            <w:r>
+              <w:rPr>
+                <w:rFonts w:ascii="Times New Roman" w:hAnsi="Times New Roman" w:cs="Times New Roman"/>
+                <w:sz w:val="24"/>
+                <w:szCs w:val="24"/>
+              </w:rPr>
+              <w:t>0,36</w:t>
+            </w:r>
+          </w:p>
+          <w:p>
+            <w:pPr>
+              <w:spacing w:after="120"/>
+              <w:rPr>
+                <w:rFonts w:ascii="Times New Roman" w:hAnsi="Times New Roman" w:cs="Times New Roman"/>
+                <w:sz w:val="24"/>
+                <w:szCs w:val="24"/>
+              </w:rPr>
+            </w:pPr>
+            <w:r>
+              <w:rPr>
+                <w:rFonts w:ascii="Times New Roman" w:hAnsi="Times New Roman" w:cs="Times New Roman"/>
+                <w:sz w:val="24"/>
+                <w:szCs w:val="24"/>
+              </w:rPr>
+              <w:t>2,73</w:t>
+            </w:r>
+          </w:p>
+          <w:p>
+            <w:pPr>
+              <w:spacing w:after="120"/>
+              <w:rPr>
+                <w:rFonts w:ascii="Times New Roman" w:hAnsi="Times New Roman" w:cs="Times New Roman"/>
+                <w:sz w:val="24"/>
+                <w:szCs w:val="24"/>
+              </w:rPr>
+            </w:pPr>
+            <w:r>
+              <w:rPr>
+                <w:rFonts w:ascii="Times New Roman" w:hAnsi="Times New Roman" w:cs="Times New Roman"/>
+                <w:sz w:val="24"/>
+                <w:szCs w:val="24"/>
+              </w:rPr>
+              <w:t>0,18</w:t>
+            </w:r>
+          </w:p>
         </w:tc>
         <w:tc>
           <w:tcPr>
@@ -12475,6 +17268,14 @@
                 <w:szCs w:val="24"/>
               </w:rPr>
             </w:pPr>
+            <w:r>
+              <w:rPr>
+                <w:rFonts w:ascii="Times New Roman" w:hAnsi="Times New Roman" w:cs="Times New Roman"/>
+                <w:sz w:val="24"/>
+                <w:szCs w:val="24"/>
+              </w:rPr>
+              <w:t>6</w:t>
+            </w:r>
           </w:p>
         </w:tc>
       </w:tr>
@@ -12645,6 +17446,14 @@
                 <w:szCs w:val="24"/>
               </w:rPr>
             </w:pPr>
+            <w:r>
+              <w:rPr>
+                <w:rFonts w:ascii="Times New Roman" w:hAnsi="Times New Roman" w:cs="Times New Roman"/>
+                <w:sz w:val="24"/>
+                <w:szCs w:val="24"/>
+              </w:rPr>
+              <w:t>4,66</w:t>
+            </w:r>
           </w:p>
         </w:tc>
         <w:tc>
@@ -12929,6 +17738,7 @@
           <w:sz w:val="24"/>
           <w:szCs w:val="24"/>
         </w:rPr>
+        <w:lastRenderedPageBreak/>
         <w:t>Далее все три экспертные оценки перемножаются и получается</w:t>
       </w:r>
       <w:r>
@@ -13011,16 +17821,7 @@
           <w:sz w:val="24"/>
           <w:szCs w:val="24"/>
         </w:rPr>
-        <w:t xml:space="preserve">среды имеют более важное значение для их организации и, </w:t>
-      </w:r>
-      <w:r>
-        <w:rPr>
-          <w:rFonts w:ascii="Times New Roman" w:hAnsi="Times New Roman" w:cs="Times New Roman"/>
-          <w:sz w:val="24"/>
-          <w:szCs w:val="24"/>
-        </w:rPr>
-        <w:lastRenderedPageBreak/>
-        <w:t>следовательно,</w:t>
+        <w:t>среды имеют более важное значение для их организации и, следовательно,</w:t>
       </w:r>
       <w:r>
         <w:rPr>
@@ -13306,6 +18107,14 @@
                 <w:szCs w:val="24"/>
               </w:rPr>
             </w:pPr>
+            <w:r>
+              <w:rPr>
+                <w:rFonts w:ascii="Times New Roman" w:hAnsi="Times New Roman" w:cs="Times New Roman"/>
+                <w:sz w:val="24"/>
+                <w:szCs w:val="24"/>
+              </w:rPr>
+              <w:t>3</w:t>
+            </w:r>
           </w:p>
         </w:tc>
         <w:tc>
@@ -13321,6 +18130,14 @@
                 <w:szCs w:val="24"/>
               </w:rPr>
             </w:pPr>
+            <w:r>
+              <w:rPr>
+                <w:rFonts w:ascii="Times New Roman" w:hAnsi="Times New Roman" w:cs="Times New Roman"/>
+                <w:sz w:val="24"/>
+                <w:szCs w:val="24"/>
+              </w:rPr>
+              <w:t>3</w:t>
+            </w:r>
           </w:p>
         </w:tc>
         <w:tc>
@@ -13336,6 +18153,14 @@
                 <w:szCs w:val="24"/>
               </w:rPr>
             </w:pPr>
+            <w:r>
+              <w:rPr>
+                <w:rFonts w:ascii="Times New Roman" w:hAnsi="Times New Roman" w:cs="Times New Roman"/>
+                <w:sz w:val="24"/>
+                <w:szCs w:val="24"/>
+              </w:rPr>
+              <w:t>-1</w:t>
+            </w:r>
           </w:p>
         </w:tc>
         <w:tc>
@@ -13351,6 +18176,14 @@
                 <w:szCs w:val="24"/>
               </w:rPr>
             </w:pPr>
+            <w:r>
+              <w:rPr>
+                <w:rFonts w:ascii="Times New Roman" w:hAnsi="Times New Roman" w:cs="Times New Roman"/>
+                <w:sz w:val="24"/>
+                <w:szCs w:val="24"/>
+              </w:rPr>
+              <w:t>-9</w:t>
+            </w:r>
           </w:p>
         </w:tc>
       </w:tr>
@@ -13391,6 +18224,14 @@
                 <w:szCs w:val="24"/>
               </w:rPr>
             </w:pPr>
+            <w:r>
+              <w:rPr>
+                <w:rFonts w:ascii="Times New Roman" w:hAnsi="Times New Roman" w:cs="Times New Roman"/>
+                <w:sz w:val="24"/>
+                <w:szCs w:val="24"/>
+              </w:rPr>
+              <w:t>2</w:t>
+            </w:r>
           </w:p>
         </w:tc>
         <w:tc>
@@ -13406,6 +18247,14 @@
                 <w:szCs w:val="24"/>
               </w:rPr>
             </w:pPr>
+            <w:r>
+              <w:rPr>
+                <w:rFonts w:ascii="Times New Roman" w:hAnsi="Times New Roman" w:cs="Times New Roman"/>
+                <w:sz w:val="24"/>
+                <w:szCs w:val="24"/>
+              </w:rPr>
+              <w:t>2</w:t>
+            </w:r>
           </w:p>
         </w:tc>
         <w:tc>
@@ -13421,6 +18270,14 @@
                 <w:szCs w:val="24"/>
               </w:rPr>
             </w:pPr>
+            <w:r>
+              <w:rPr>
+                <w:rFonts w:ascii="Times New Roman" w:hAnsi="Times New Roman" w:cs="Times New Roman"/>
+                <w:sz w:val="24"/>
+                <w:szCs w:val="24"/>
+              </w:rPr>
+              <w:t>-1</w:t>
+            </w:r>
           </w:p>
         </w:tc>
         <w:tc>
@@ -13436,6 +18293,14 @@
                 <w:szCs w:val="24"/>
               </w:rPr>
             </w:pPr>
+            <w:r>
+              <w:rPr>
+                <w:rFonts w:ascii="Times New Roman" w:hAnsi="Times New Roman" w:cs="Times New Roman"/>
+                <w:sz w:val="24"/>
+                <w:szCs w:val="24"/>
+              </w:rPr>
+              <w:t>-4</w:t>
+            </w:r>
           </w:p>
         </w:tc>
       </w:tr>
@@ -13494,6 +18359,14 @@
                 <w:szCs w:val="24"/>
               </w:rPr>
             </w:pPr>
+            <w:r>
+              <w:rPr>
+                <w:rFonts w:ascii="Times New Roman" w:hAnsi="Times New Roman" w:cs="Times New Roman"/>
+                <w:sz w:val="24"/>
+                <w:szCs w:val="24"/>
+              </w:rPr>
+              <w:t>3</w:t>
+            </w:r>
           </w:p>
         </w:tc>
         <w:tc>
@@ -13509,6 +18382,14 @@
                 <w:szCs w:val="24"/>
               </w:rPr>
             </w:pPr>
+            <w:r>
+              <w:rPr>
+                <w:rFonts w:ascii="Times New Roman" w:hAnsi="Times New Roman" w:cs="Times New Roman"/>
+                <w:sz w:val="24"/>
+                <w:szCs w:val="24"/>
+              </w:rPr>
+              <w:t>3</w:t>
+            </w:r>
           </w:p>
         </w:tc>
         <w:tc>
@@ -13524,6 +18405,14 @@
                 <w:szCs w:val="24"/>
               </w:rPr>
             </w:pPr>
+            <w:r>
+              <w:rPr>
+                <w:rFonts w:ascii="Times New Roman" w:hAnsi="Times New Roman" w:cs="Times New Roman"/>
+                <w:sz w:val="24"/>
+                <w:szCs w:val="24"/>
+              </w:rPr>
+              <w:t>+1</w:t>
+            </w:r>
           </w:p>
         </w:tc>
         <w:tc>
@@ -13539,6 +18428,14 @@
                 <w:szCs w:val="24"/>
               </w:rPr>
             </w:pPr>
+            <w:r>
+              <w:rPr>
+                <w:rFonts w:ascii="Times New Roman" w:hAnsi="Times New Roman" w:cs="Times New Roman"/>
+                <w:sz w:val="24"/>
+                <w:szCs w:val="24"/>
+              </w:rPr>
+              <w:t>+9</w:t>
+            </w:r>
           </w:p>
         </w:tc>
       </w:tr>
@@ -13579,6 +18476,14 @@
                 <w:szCs w:val="24"/>
               </w:rPr>
             </w:pPr>
+            <w:r>
+              <w:rPr>
+                <w:rFonts w:ascii="Times New Roman" w:hAnsi="Times New Roman" w:cs="Times New Roman"/>
+                <w:sz w:val="24"/>
+                <w:szCs w:val="24"/>
+              </w:rPr>
+              <w:t>3</w:t>
+            </w:r>
           </w:p>
         </w:tc>
         <w:tc>
@@ -13594,6 +18499,14 @@
                 <w:szCs w:val="24"/>
               </w:rPr>
             </w:pPr>
+            <w:r>
+              <w:rPr>
+                <w:rFonts w:ascii="Times New Roman" w:hAnsi="Times New Roman" w:cs="Times New Roman"/>
+                <w:sz w:val="24"/>
+                <w:szCs w:val="24"/>
+              </w:rPr>
+              <w:t>3</w:t>
+            </w:r>
           </w:p>
         </w:tc>
         <w:tc>
@@ -13609,6 +18522,14 @@
                 <w:szCs w:val="24"/>
               </w:rPr>
             </w:pPr>
+            <w:r>
+              <w:rPr>
+                <w:rFonts w:ascii="Times New Roman" w:hAnsi="Times New Roman" w:cs="Times New Roman"/>
+                <w:sz w:val="24"/>
+                <w:szCs w:val="24"/>
+              </w:rPr>
+              <w:t>-1</w:t>
+            </w:r>
           </w:p>
         </w:tc>
         <w:tc>
@@ -13624,6 +18545,14 @@
                 <w:szCs w:val="24"/>
               </w:rPr>
             </w:pPr>
+            <w:r>
+              <w:rPr>
+                <w:rFonts w:ascii="Times New Roman" w:hAnsi="Times New Roman" w:cs="Times New Roman"/>
+                <w:sz w:val="24"/>
+                <w:szCs w:val="24"/>
+              </w:rPr>
+              <w:t>-9</w:t>
+            </w:r>
           </w:p>
         </w:tc>
       </w:tr>
@@ -13664,6 +18593,14 @@
                 <w:szCs w:val="24"/>
               </w:rPr>
             </w:pPr>
+            <w:r>
+              <w:rPr>
+                <w:rFonts w:ascii="Times New Roman" w:hAnsi="Times New Roman" w:cs="Times New Roman"/>
+                <w:sz w:val="24"/>
+                <w:szCs w:val="24"/>
+              </w:rPr>
+              <w:t>2</w:t>
+            </w:r>
           </w:p>
         </w:tc>
         <w:tc>
@@ -13679,6 +18616,14 @@
                 <w:szCs w:val="24"/>
               </w:rPr>
             </w:pPr>
+            <w:r>
+              <w:rPr>
+                <w:rFonts w:ascii="Times New Roman" w:hAnsi="Times New Roman" w:cs="Times New Roman"/>
+                <w:sz w:val="24"/>
+                <w:szCs w:val="24"/>
+              </w:rPr>
+              <w:t>2</w:t>
+            </w:r>
           </w:p>
         </w:tc>
         <w:tc>
@@ -13694,6 +18639,14 @@
                 <w:szCs w:val="24"/>
               </w:rPr>
             </w:pPr>
+            <w:r>
+              <w:rPr>
+                <w:rFonts w:ascii="Times New Roman" w:hAnsi="Times New Roman" w:cs="Times New Roman"/>
+                <w:sz w:val="24"/>
+                <w:szCs w:val="24"/>
+              </w:rPr>
+              <w:t>-1</w:t>
+            </w:r>
           </w:p>
         </w:tc>
         <w:tc>
@@ -13709,6 +18662,14 @@
                 <w:szCs w:val="24"/>
               </w:rPr>
             </w:pPr>
+            <w:r>
+              <w:rPr>
+                <w:rFonts w:ascii="Times New Roman" w:hAnsi="Times New Roman" w:cs="Times New Roman"/>
+                <w:sz w:val="24"/>
+                <w:szCs w:val="24"/>
+              </w:rPr>
+              <w:t>-4</w:t>
+            </w:r>
           </w:p>
         </w:tc>
       </w:tr>
@@ -13749,6 +18710,14 @@
                 <w:szCs w:val="24"/>
               </w:rPr>
             </w:pPr>
+            <w:r>
+              <w:rPr>
+                <w:rFonts w:ascii="Times New Roman" w:hAnsi="Times New Roman" w:cs="Times New Roman"/>
+                <w:sz w:val="24"/>
+                <w:szCs w:val="24"/>
+              </w:rPr>
+              <w:t>3</w:t>
+            </w:r>
           </w:p>
         </w:tc>
         <w:tc>
@@ -13764,6 +18733,14 @@
                 <w:szCs w:val="24"/>
               </w:rPr>
             </w:pPr>
+            <w:r>
+              <w:rPr>
+                <w:rFonts w:ascii="Times New Roman" w:hAnsi="Times New Roman" w:cs="Times New Roman"/>
+                <w:sz w:val="24"/>
+                <w:szCs w:val="24"/>
+              </w:rPr>
+              <w:t>3</w:t>
+            </w:r>
           </w:p>
         </w:tc>
         <w:tc>
@@ -13779,6 +18756,14 @@
                 <w:szCs w:val="24"/>
               </w:rPr>
             </w:pPr>
+            <w:r>
+              <w:rPr>
+                <w:rFonts w:ascii="Times New Roman" w:hAnsi="Times New Roman" w:cs="Times New Roman"/>
+                <w:sz w:val="24"/>
+                <w:szCs w:val="24"/>
+              </w:rPr>
+              <w:t>-1</w:t>
+            </w:r>
           </w:p>
         </w:tc>
         <w:tc>
@@ -13794,6 +18779,14 @@
                 <w:szCs w:val="24"/>
               </w:rPr>
             </w:pPr>
+            <w:r>
+              <w:rPr>
+                <w:rFonts w:ascii="Times New Roman" w:hAnsi="Times New Roman" w:cs="Times New Roman"/>
+                <w:sz w:val="24"/>
+                <w:szCs w:val="24"/>
+              </w:rPr>
+              <w:t>-9</w:t>
+            </w:r>
           </w:p>
         </w:tc>
       </w:tr>
@@ -13852,6 +18845,14 @@
                 <w:szCs w:val="24"/>
               </w:rPr>
             </w:pPr>
+            <w:r>
+              <w:rPr>
+                <w:rFonts w:ascii="Times New Roman" w:hAnsi="Times New Roman" w:cs="Times New Roman"/>
+                <w:sz w:val="24"/>
+                <w:szCs w:val="24"/>
+              </w:rPr>
+              <w:t>2</w:t>
+            </w:r>
           </w:p>
         </w:tc>
         <w:tc>
@@ -13867,6 +18868,14 @@
                 <w:szCs w:val="24"/>
               </w:rPr>
             </w:pPr>
+            <w:r>
+              <w:rPr>
+                <w:rFonts w:ascii="Times New Roman" w:hAnsi="Times New Roman" w:cs="Times New Roman"/>
+                <w:sz w:val="24"/>
+                <w:szCs w:val="24"/>
+              </w:rPr>
+              <w:t>3</w:t>
+            </w:r>
           </w:p>
         </w:tc>
         <w:tc>
@@ -13882,6 +18891,14 @@
                 <w:szCs w:val="24"/>
               </w:rPr>
             </w:pPr>
+            <w:r>
+              <w:rPr>
+                <w:rFonts w:ascii="Times New Roman" w:hAnsi="Times New Roman" w:cs="Times New Roman"/>
+                <w:sz w:val="24"/>
+                <w:szCs w:val="24"/>
+              </w:rPr>
+              <w:t>-1</w:t>
+            </w:r>
           </w:p>
         </w:tc>
         <w:tc>
@@ -13897,6 +18914,14 @@
                 <w:szCs w:val="24"/>
               </w:rPr>
             </w:pPr>
+            <w:r>
+              <w:rPr>
+                <w:rFonts w:ascii="Times New Roman" w:hAnsi="Times New Roman" w:cs="Times New Roman"/>
+                <w:sz w:val="24"/>
+                <w:szCs w:val="24"/>
+              </w:rPr>
+              <w:t>-6</w:t>
+            </w:r>
           </w:p>
         </w:tc>
       </w:tr>
@@ -13955,6 +18980,14 @@
                 <w:szCs w:val="24"/>
               </w:rPr>
             </w:pPr>
+            <w:r>
+              <w:rPr>
+                <w:rFonts w:ascii="Times New Roman" w:hAnsi="Times New Roman" w:cs="Times New Roman"/>
+                <w:sz w:val="24"/>
+                <w:szCs w:val="24"/>
+              </w:rPr>
+              <w:t>3</w:t>
+            </w:r>
           </w:p>
         </w:tc>
         <w:tc>
@@ -13970,6 +19003,14 @@
                 <w:szCs w:val="24"/>
               </w:rPr>
             </w:pPr>
+            <w:r>
+              <w:rPr>
+                <w:rFonts w:ascii="Times New Roman" w:hAnsi="Times New Roman" w:cs="Times New Roman"/>
+                <w:sz w:val="24"/>
+                <w:szCs w:val="24"/>
+              </w:rPr>
+              <w:t>3</w:t>
+            </w:r>
           </w:p>
         </w:tc>
         <w:tc>
@@ -13985,6 +19026,14 @@
                 <w:szCs w:val="24"/>
               </w:rPr>
             </w:pPr>
+            <w:r>
+              <w:rPr>
+                <w:rFonts w:ascii="Times New Roman" w:hAnsi="Times New Roman" w:cs="Times New Roman"/>
+                <w:sz w:val="24"/>
+                <w:szCs w:val="24"/>
+              </w:rPr>
+              <w:t>+1</w:t>
+            </w:r>
           </w:p>
         </w:tc>
         <w:tc>
@@ -14000,6 +19049,14 @@
                 <w:szCs w:val="24"/>
               </w:rPr>
             </w:pPr>
+            <w:r>
+              <w:rPr>
+                <w:rFonts w:ascii="Times New Roman" w:hAnsi="Times New Roman" w:cs="Times New Roman"/>
+                <w:sz w:val="24"/>
+                <w:szCs w:val="24"/>
+              </w:rPr>
+              <w:t>+9</w:t>
+            </w:r>
           </w:p>
         </w:tc>
       </w:tr>
@@ -14040,6 +19097,14 @@
                 <w:szCs w:val="24"/>
               </w:rPr>
             </w:pPr>
+            <w:r>
+              <w:rPr>
+                <w:rFonts w:ascii="Times New Roman" w:hAnsi="Times New Roman" w:cs="Times New Roman"/>
+                <w:sz w:val="24"/>
+                <w:szCs w:val="24"/>
+              </w:rPr>
+              <w:t>2</w:t>
+            </w:r>
           </w:p>
         </w:tc>
         <w:tc>
@@ -14055,6 +19120,14 @@
                 <w:szCs w:val="24"/>
               </w:rPr>
             </w:pPr>
+            <w:r>
+              <w:rPr>
+                <w:rFonts w:ascii="Times New Roman" w:hAnsi="Times New Roman" w:cs="Times New Roman"/>
+                <w:sz w:val="24"/>
+                <w:szCs w:val="24"/>
+              </w:rPr>
+              <w:t>2</w:t>
+            </w:r>
           </w:p>
         </w:tc>
         <w:tc>
@@ -14070,6 +19143,14 @@
                 <w:szCs w:val="24"/>
               </w:rPr>
             </w:pPr>
+            <w:r>
+              <w:rPr>
+                <w:rFonts w:ascii="Times New Roman" w:hAnsi="Times New Roman" w:cs="Times New Roman"/>
+                <w:sz w:val="24"/>
+                <w:szCs w:val="24"/>
+              </w:rPr>
+              <w:t>-1</w:t>
+            </w:r>
           </w:p>
         </w:tc>
         <w:tc>
@@ -14085,6 +19166,14 @@
                 <w:szCs w:val="24"/>
               </w:rPr>
             </w:pPr>
+            <w:r>
+              <w:rPr>
+                <w:rFonts w:ascii="Times New Roman" w:hAnsi="Times New Roman" w:cs="Times New Roman"/>
+                <w:sz w:val="24"/>
+                <w:szCs w:val="24"/>
+              </w:rPr>
+              <w:t>-4</w:t>
+            </w:r>
           </w:p>
         </w:tc>
       </w:tr>
@@ -14143,6 +19232,14 @@
                 <w:szCs w:val="24"/>
               </w:rPr>
             </w:pPr>
+            <w:r>
+              <w:rPr>
+                <w:rFonts w:ascii="Times New Roman" w:hAnsi="Times New Roman" w:cs="Times New Roman"/>
+                <w:sz w:val="24"/>
+                <w:szCs w:val="24"/>
+              </w:rPr>
+              <w:t>2</w:t>
+            </w:r>
           </w:p>
         </w:tc>
         <w:tc>
@@ -14158,6 +19255,14 @@
                 <w:szCs w:val="24"/>
               </w:rPr>
             </w:pPr>
+            <w:r>
+              <w:rPr>
+                <w:rFonts w:ascii="Times New Roman" w:hAnsi="Times New Roman" w:cs="Times New Roman"/>
+                <w:sz w:val="24"/>
+                <w:szCs w:val="24"/>
+              </w:rPr>
+              <w:t>2</w:t>
+            </w:r>
           </w:p>
         </w:tc>
         <w:tc>
@@ -14173,6 +19278,14 @@
                 <w:szCs w:val="24"/>
               </w:rPr>
             </w:pPr>
+            <w:r>
+              <w:rPr>
+                <w:rFonts w:ascii="Times New Roman" w:hAnsi="Times New Roman" w:cs="Times New Roman"/>
+                <w:sz w:val="24"/>
+                <w:szCs w:val="24"/>
+              </w:rPr>
+              <w:t>-1</w:t>
+            </w:r>
           </w:p>
         </w:tc>
         <w:tc>
@@ -14188,6 +19301,14 @@
                 <w:szCs w:val="24"/>
               </w:rPr>
             </w:pPr>
+            <w:r>
+              <w:rPr>
+                <w:rFonts w:ascii="Times New Roman" w:hAnsi="Times New Roman" w:cs="Times New Roman"/>
+                <w:sz w:val="24"/>
+                <w:szCs w:val="24"/>
+              </w:rPr>
+              <w:t>-4</w:t>
+            </w:r>
           </w:p>
         </w:tc>
       </w:tr>
@@ -14246,6 +19367,14 @@
                 <w:szCs w:val="24"/>
               </w:rPr>
             </w:pPr>
+            <w:r>
+              <w:rPr>
+                <w:rFonts w:ascii="Times New Roman" w:hAnsi="Times New Roman" w:cs="Times New Roman"/>
+                <w:sz w:val="24"/>
+                <w:szCs w:val="24"/>
+              </w:rPr>
+              <w:t>3</w:t>
+            </w:r>
           </w:p>
         </w:tc>
         <w:tc>
@@ -14261,6 +19390,14 @@
                 <w:szCs w:val="24"/>
               </w:rPr>
             </w:pPr>
+            <w:r>
+              <w:rPr>
+                <w:rFonts w:ascii="Times New Roman" w:hAnsi="Times New Roman" w:cs="Times New Roman"/>
+                <w:sz w:val="24"/>
+                <w:szCs w:val="24"/>
+              </w:rPr>
+              <w:t>2</w:t>
+            </w:r>
           </w:p>
         </w:tc>
         <w:tc>
@@ -14276,6 +19413,14 @@
                 <w:szCs w:val="24"/>
               </w:rPr>
             </w:pPr>
+            <w:r>
+              <w:rPr>
+                <w:rFonts w:ascii="Times New Roman" w:hAnsi="Times New Roman" w:cs="Times New Roman"/>
+                <w:sz w:val="24"/>
+                <w:szCs w:val="24"/>
+              </w:rPr>
+              <w:t>+1</w:t>
+            </w:r>
           </w:p>
         </w:tc>
         <w:tc>
@@ -14291,6 +19436,14 @@
                 <w:szCs w:val="24"/>
               </w:rPr>
             </w:pPr>
+            <w:r>
+              <w:rPr>
+                <w:rFonts w:ascii="Times New Roman" w:hAnsi="Times New Roman" w:cs="Times New Roman"/>
+                <w:sz w:val="24"/>
+                <w:szCs w:val="24"/>
+              </w:rPr>
+              <w:t>+6</w:t>
+            </w:r>
           </w:p>
         </w:tc>
       </w:tr>
@@ -14331,6 +19484,14 @@
                 <w:szCs w:val="24"/>
               </w:rPr>
             </w:pPr>
+            <w:r>
+              <w:rPr>
+                <w:rFonts w:ascii="Times New Roman" w:hAnsi="Times New Roman" w:cs="Times New Roman"/>
+                <w:sz w:val="24"/>
+                <w:szCs w:val="24"/>
+              </w:rPr>
+              <w:t>2</w:t>
+            </w:r>
           </w:p>
         </w:tc>
         <w:tc>
@@ -14346,6 +19507,14 @@
                 <w:szCs w:val="24"/>
               </w:rPr>
             </w:pPr>
+            <w:r>
+              <w:rPr>
+                <w:rFonts w:ascii="Times New Roman" w:hAnsi="Times New Roman" w:cs="Times New Roman"/>
+                <w:sz w:val="24"/>
+                <w:szCs w:val="24"/>
+              </w:rPr>
+              <w:t>2</w:t>
+            </w:r>
           </w:p>
         </w:tc>
         <w:tc>
@@ -14361,6 +19530,14 @@
                 <w:szCs w:val="24"/>
               </w:rPr>
             </w:pPr>
+            <w:r>
+              <w:rPr>
+                <w:rFonts w:ascii="Times New Roman" w:hAnsi="Times New Roman" w:cs="Times New Roman"/>
+                <w:sz w:val="24"/>
+                <w:szCs w:val="24"/>
+              </w:rPr>
+              <w:t>+1</w:t>
+            </w:r>
           </w:p>
         </w:tc>
         <w:tc>
@@ -14376,6 +19553,14 @@
                 <w:szCs w:val="24"/>
               </w:rPr>
             </w:pPr>
+            <w:r>
+              <w:rPr>
+                <w:rFonts w:ascii="Times New Roman" w:hAnsi="Times New Roman" w:cs="Times New Roman"/>
+                <w:sz w:val="24"/>
+                <w:szCs w:val="24"/>
+              </w:rPr>
+              <w:t>+4</w:t>
+            </w:r>
           </w:p>
         </w:tc>
       </w:tr>
@@ -14416,6 +19601,14 @@
                 <w:szCs w:val="24"/>
               </w:rPr>
             </w:pPr>
+            <w:r>
+              <w:rPr>
+                <w:rFonts w:ascii="Times New Roman" w:hAnsi="Times New Roman" w:cs="Times New Roman"/>
+                <w:sz w:val="24"/>
+                <w:szCs w:val="24"/>
+              </w:rPr>
+              <w:t>2</w:t>
+            </w:r>
           </w:p>
         </w:tc>
         <w:tc>
@@ -14431,6 +19624,14 @@
                 <w:szCs w:val="24"/>
               </w:rPr>
             </w:pPr>
+            <w:r>
+              <w:rPr>
+                <w:rFonts w:ascii="Times New Roman" w:hAnsi="Times New Roman" w:cs="Times New Roman"/>
+                <w:sz w:val="24"/>
+                <w:szCs w:val="24"/>
+              </w:rPr>
+              <w:t>2</w:t>
+            </w:r>
           </w:p>
         </w:tc>
         <w:tc>
@@ -14446,6 +19647,14 @@
                 <w:szCs w:val="24"/>
               </w:rPr>
             </w:pPr>
+            <w:r>
+              <w:rPr>
+                <w:rFonts w:ascii="Times New Roman" w:hAnsi="Times New Roman" w:cs="Times New Roman"/>
+                <w:sz w:val="24"/>
+                <w:szCs w:val="24"/>
+              </w:rPr>
+              <w:t>-1</w:t>
+            </w:r>
           </w:p>
         </w:tc>
         <w:tc>
@@ -14461,6 +19670,14 @@
                 <w:szCs w:val="24"/>
               </w:rPr>
             </w:pPr>
+            <w:r>
+              <w:rPr>
+                <w:rFonts w:ascii="Times New Roman" w:hAnsi="Times New Roman" w:cs="Times New Roman"/>
+                <w:sz w:val="24"/>
+                <w:szCs w:val="24"/>
+              </w:rPr>
+              <w:t>-4</w:t>
+            </w:r>
           </w:p>
         </w:tc>
       </w:tr>
@@ -14501,6 +19718,14 @@
                 <w:szCs w:val="24"/>
               </w:rPr>
             </w:pPr>
+            <w:r>
+              <w:rPr>
+                <w:rFonts w:ascii="Times New Roman" w:hAnsi="Times New Roman" w:cs="Times New Roman"/>
+                <w:sz w:val="24"/>
+                <w:szCs w:val="24"/>
+              </w:rPr>
+              <w:t>3</w:t>
+            </w:r>
           </w:p>
         </w:tc>
         <w:tc>
@@ -14516,6 +19741,14 @@
                 <w:szCs w:val="24"/>
               </w:rPr>
             </w:pPr>
+            <w:r>
+              <w:rPr>
+                <w:rFonts w:ascii="Times New Roman" w:hAnsi="Times New Roman" w:cs="Times New Roman"/>
+                <w:sz w:val="24"/>
+                <w:szCs w:val="24"/>
+              </w:rPr>
+              <w:t>3</w:t>
+            </w:r>
           </w:p>
         </w:tc>
         <w:tc>
@@ -14531,6 +19764,14 @@
                 <w:szCs w:val="24"/>
               </w:rPr>
             </w:pPr>
+            <w:r>
+              <w:rPr>
+                <w:rFonts w:ascii="Times New Roman" w:hAnsi="Times New Roman" w:cs="Times New Roman"/>
+                <w:sz w:val="24"/>
+                <w:szCs w:val="24"/>
+              </w:rPr>
+              <w:t>+1</w:t>
+            </w:r>
           </w:p>
         </w:tc>
         <w:tc>
@@ -14546,6 +19787,14 @@
                 <w:szCs w:val="24"/>
               </w:rPr>
             </w:pPr>
+            <w:r>
+              <w:rPr>
+                <w:rFonts w:ascii="Times New Roman" w:hAnsi="Times New Roman" w:cs="Times New Roman"/>
+                <w:sz w:val="24"/>
+                <w:szCs w:val="24"/>
+              </w:rPr>
+              <w:t>+9</w:t>
+            </w:r>
           </w:p>
         </w:tc>
       </w:tr>
@@ -14612,6 +19861,14 @@
                 <w:szCs w:val="24"/>
               </w:rPr>
             </w:pPr>
+            <w:r>
+              <w:rPr>
+                <w:rFonts w:ascii="Times New Roman" w:hAnsi="Times New Roman" w:cs="Times New Roman"/>
+                <w:sz w:val="24"/>
+                <w:szCs w:val="24"/>
+              </w:rPr>
+              <w:t>3</w:t>
+            </w:r>
           </w:p>
         </w:tc>
         <w:tc>
@@ -14627,6 +19884,14 @@
                 <w:szCs w:val="24"/>
               </w:rPr>
             </w:pPr>
+            <w:r>
+              <w:rPr>
+                <w:rFonts w:ascii="Times New Roman" w:hAnsi="Times New Roman" w:cs="Times New Roman"/>
+                <w:sz w:val="24"/>
+                <w:szCs w:val="24"/>
+              </w:rPr>
+              <w:t>3</w:t>
+            </w:r>
           </w:p>
         </w:tc>
         <w:tc>
@@ -14642,6 +19907,14 @@
                 <w:szCs w:val="24"/>
               </w:rPr>
             </w:pPr>
+            <w:r>
+              <w:rPr>
+                <w:rFonts w:ascii="Times New Roman" w:hAnsi="Times New Roman" w:cs="Times New Roman"/>
+                <w:sz w:val="24"/>
+                <w:szCs w:val="24"/>
+              </w:rPr>
+              <w:t>+1</w:t>
+            </w:r>
           </w:p>
         </w:tc>
         <w:tc>
@@ -14657,6 +19930,14 @@
                 <w:szCs w:val="24"/>
               </w:rPr>
             </w:pPr>
+            <w:r>
+              <w:rPr>
+                <w:rFonts w:ascii="Times New Roman" w:hAnsi="Times New Roman" w:cs="Times New Roman"/>
+                <w:sz w:val="24"/>
+                <w:szCs w:val="24"/>
+              </w:rPr>
+              <w:t>+9</w:t>
+            </w:r>
           </w:p>
         </w:tc>
       </w:tr>
@@ -14715,6 +19996,14 @@
                 <w:szCs w:val="24"/>
               </w:rPr>
             </w:pPr>
+            <w:r>
+              <w:rPr>
+                <w:rFonts w:ascii="Times New Roman" w:hAnsi="Times New Roman" w:cs="Times New Roman"/>
+                <w:sz w:val="24"/>
+                <w:szCs w:val="24"/>
+              </w:rPr>
+              <w:t>3</w:t>
+            </w:r>
           </w:p>
         </w:tc>
         <w:tc>
@@ -14730,6 +20019,14 @@
                 <w:szCs w:val="24"/>
               </w:rPr>
             </w:pPr>
+            <w:r>
+              <w:rPr>
+                <w:rFonts w:ascii="Times New Roman" w:hAnsi="Times New Roman" w:cs="Times New Roman"/>
+                <w:sz w:val="24"/>
+                <w:szCs w:val="24"/>
+              </w:rPr>
+              <w:t>3</w:t>
+            </w:r>
           </w:p>
         </w:tc>
         <w:tc>
@@ -14745,6 +20042,14 @@
                 <w:szCs w:val="24"/>
               </w:rPr>
             </w:pPr>
+            <w:r>
+              <w:rPr>
+                <w:rFonts w:ascii="Times New Roman" w:hAnsi="Times New Roman" w:cs="Times New Roman"/>
+                <w:sz w:val="24"/>
+                <w:szCs w:val="24"/>
+              </w:rPr>
+              <w:t>-1</w:t>
+            </w:r>
           </w:p>
         </w:tc>
         <w:tc>
@@ -14760,6 +20065,14 @@
                 <w:szCs w:val="24"/>
               </w:rPr>
             </w:pPr>
+            <w:r>
+              <w:rPr>
+                <w:rFonts w:ascii="Times New Roman" w:hAnsi="Times New Roman" w:cs="Times New Roman"/>
+                <w:sz w:val="24"/>
+                <w:szCs w:val="24"/>
+              </w:rPr>
+              <w:t>-9</w:t>
+            </w:r>
           </w:p>
         </w:tc>
       </w:tr>
@@ -14800,6 +20113,14 @@
                 <w:szCs w:val="24"/>
               </w:rPr>
             </w:pPr>
+            <w:r>
+              <w:rPr>
+                <w:rFonts w:ascii="Times New Roman" w:hAnsi="Times New Roman" w:cs="Times New Roman"/>
+                <w:sz w:val="24"/>
+                <w:szCs w:val="24"/>
+              </w:rPr>
+              <w:t>3</w:t>
+            </w:r>
           </w:p>
         </w:tc>
         <w:tc>
@@ -14815,6 +20136,14 @@
                 <w:szCs w:val="24"/>
               </w:rPr>
             </w:pPr>
+            <w:r>
+              <w:rPr>
+                <w:rFonts w:ascii="Times New Roman" w:hAnsi="Times New Roman" w:cs="Times New Roman"/>
+                <w:sz w:val="24"/>
+                <w:szCs w:val="24"/>
+              </w:rPr>
+              <w:t>3</w:t>
+            </w:r>
           </w:p>
         </w:tc>
         <w:tc>
@@ -14830,6 +20159,14 @@
                 <w:szCs w:val="24"/>
               </w:rPr>
             </w:pPr>
+            <w:r>
+              <w:rPr>
+                <w:rFonts w:ascii="Times New Roman" w:hAnsi="Times New Roman" w:cs="Times New Roman"/>
+                <w:sz w:val="24"/>
+                <w:szCs w:val="24"/>
+              </w:rPr>
+              <w:t>-1</w:t>
+            </w:r>
           </w:p>
         </w:tc>
         <w:tc>
@@ -14845,6 +20182,14 @@
                 <w:szCs w:val="24"/>
               </w:rPr>
             </w:pPr>
+            <w:r>
+              <w:rPr>
+                <w:rFonts w:ascii="Times New Roman" w:hAnsi="Times New Roman" w:cs="Times New Roman"/>
+                <w:sz w:val="24"/>
+                <w:szCs w:val="24"/>
+              </w:rPr>
+              <w:t>-9</w:t>
+            </w:r>
           </w:p>
         </w:tc>
       </w:tr>
@@ -14885,6 +20230,14 @@
                 <w:szCs w:val="24"/>
               </w:rPr>
             </w:pPr>
+            <w:r>
+              <w:rPr>
+                <w:rFonts w:ascii="Times New Roman" w:hAnsi="Times New Roman" w:cs="Times New Roman"/>
+                <w:sz w:val="24"/>
+                <w:szCs w:val="24"/>
+              </w:rPr>
+              <w:t>3</w:t>
+            </w:r>
           </w:p>
         </w:tc>
         <w:tc>
@@ -14900,6 +20253,14 @@
                 <w:szCs w:val="24"/>
               </w:rPr>
             </w:pPr>
+            <w:r>
+              <w:rPr>
+                <w:rFonts w:ascii="Times New Roman" w:hAnsi="Times New Roman" w:cs="Times New Roman"/>
+                <w:sz w:val="24"/>
+                <w:szCs w:val="24"/>
+              </w:rPr>
+              <w:t>3</w:t>
+            </w:r>
           </w:p>
         </w:tc>
         <w:tc>
@@ -14915,6 +20276,14 @@
                 <w:szCs w:val="24"/>
               </w:rPr>
             </w:pPr>
+            <w:r>
+              <w:rPr>
+                <w:rFonts w:ascii="Times New Roman" w:hAnsi="Times New Roman" w:cs="Times New Roman"/>
+                <w:sz w:val="24"/>
+                <w:szCs w:val="24"/>
+              </w:rPr>
+              <w:t>-1</w:t>
+            </w:r>
           </w:p>
         </w:tc>
         <w:tc>
@@ -14930,6 +20299,14 @@
                 <w:szCs w:val="24"/>
               </w:rPr>
             </w:pPr>
+            <w:r>
+              <w:rPr>
+                <w:rFonts w:ascii="Times New Roman" w:hAnsi="Times New Roman" w:cs="Times New Roman"/>
+                <w:sz w:val="24"/>
+                <w:szCs w:val="24"/>
+              </w:rPr>
+              <w:t>-9</w:t>
+            </w:r>
           </w:p>
         </w:tc>
       </w:tr>
@@ -14970,6 +20347,14 @@
                 <w:szCs w:val="24"/>
               </w:rPr>
             </w:pPr>
+            <w:r>
+              <w:rPr>
+                <w:rFonts w:ascii="Times New Roman" w:hAnsi="Times New Roman" w:cs="Times New Roman"/>
+                <w:sz w:val="24"/>
+                <w:szCs w:val="24"/>
+              </w:rPr>
+              <w:t>3</w:t>
+            </w:r>
           </w:p>
         </w:tc>
         <w:tc>
@@ -14985,6 +20370,14 @@
                 <w:szCs w:val="24"/>
               </w:rPr>
             </w:pPr>
+            <w:r>
+              <w:rPr>
+                <w:rFonts w:ascii="Times New Roman" w:hAnsi="Times New Roman" w:cs="Times New Roman"/>
+                <w:sz w:val="24"/>
+                <w:szCs w:val="24"/>
+              </w:rPr>
+              <w:t>2</w:t>
+            </w:r>
           </w:p>
         </w:tc>
         <w:tc>
@@ -15000,6 +20393,14 @@
                 <w:szCs w:val="24"/>
               </w:rPr>
             </w:pPr>
+            <w:r>
+              <w:rPr>
+                <w:rFonts w:ascii="Times New Roman" w:hAnsi="Times New Roman" w:cs="Times New Roman"/>
+                <w:sz w:val="24"/>
+                <w:szCs w:val="24"/>
+              </w:rPr>
+              <w:t>+1</w:t>
+            </w:r>
           </w:p>
         </w:tc>
         <w:tc>
@@ -15015,6 +20416,14 @@
                 <w:szCs w:val="24"/>
               </w:rPr>
             </w:pPr>
+            <w:r>
+              <w:rPr>
+                <w:rFonts w:ascii="Times New Roman" w:hAnsi="Times New Roman" w:cs="Times New Roman"/>
+                <w:sz w:val="24"/>
+                <w:szCs w:val="24"/>
+              </w:rPr>
+              <w:t>+6</w:t>
+            </w:r>
           </w:p>
         </w:tc>
       </w:tr>
@@ -15055,6 +20464,14 @@
                 <w:szCs w:val="24"/>
               </w:rPr>
             </w:pPr>
+            <w:r>
+              <w:rPr>
+                <w:rFonts w:ascii="Times New Roman" w:hAnsi="Times New Roman" w:cs="Times New Roman"/>
+                <w:sz w:val="24"/>
+                <w:szCs w:val="24"/>
+              </w:rPr>
+              <w:t>3</w:t>
+            </w:r>
           </w:p>
         </w:tc>
         <w:tc>
@@ -15070,6 +20487,14 @@
                 <w:szCs w:val="24"/>
               </w:rPr>
             </w:pPr>
+            <w:r>
+              <w:rPr>
+                <w:rFonts w:ascii="Times New Roman" w:hAnsi="Times New Roman" w:cs="Times New Roman"/>
+                <w:sz w:val="24"/>
+                <w:szCs w:val="24"/>
+              </w:rPr>
+              <w:t>3</w:t>
+            </w:r>
           </w:p>
         </w:tc>
         <w:tc>
@@ -15085,6 +20510,14 @@
                 <w:szCs w:val="24"/>
               </w:rPr>
             </w:pPr>
+            <w:r>
+              <w:rPr>
+                <w:rFonts w:ascii="Times New Roman" w:hAnsi="Times New Roman" w:cs="Times New Roman"/>
+                <w:sz w:val="24"/>
+                <w:szCs w:val="24"/>
+              </w:rPr>
+              <w:t>-1</w:t>
+            </w:r>
           </w:p>
         </w:tc>
         <w:tc>
@@ -15100,6 +20533,14 @@
                 <w:szCs w:val="24"/>
               </w:rPr>
             </w:pPr>
+            <w:r>
+              <w:rPr>
+                <w:rFonts w:ascii="Times New Roman" w:hAnsi="Times New Roman" w:cs="Times New Roman"/>
+                <w:sz w:val="24"/>
+                <w:szCs w:val="24"/>
+              </w:rPr>
+              <w:t>-9</w:t>
+            </w:r>
           </w:p>
         </w:tc>
       </w:tr>
@@ -15158,6 +20599,14 @@
                 <w:szCs w:val="24"/>
               </w:rPr>
             </w:pPr>
+            <w:r>
+              <w:rPr>
+                <w:rFonts w:ascii="Times New Roman" w:hAnsi="Times New Roman" w:cs="Times New Roman"/>
+                <w:sz w:val="24"/>
+                <w:szCs w:val="24"/>
+              </w:rPr>
+              <w:t>2</w:t>
+            </w:r>
           </w:p>
         </w:tc>
         <w:tc>
@@ -15173,6 +20622,14 @@
                 <w:szCs w:val="24"/>
               </w:rPr>
             </w:pPr>
+            <w:r>
+              <w:rPr>
+                <w:rFonts w:ascii="Times New Roman" w:hAnsi="Times New Roman" w:cs="Times New Roman"/>
+                <w:sz w:val="24"/>
+                <w:szCs w:val="24"/>
+              </w:rPr>
+              <w:t>2</w:t>
+            </w:r>
           </w:p>
         </w:tc>
         <w:tc>
@@ -15188,6 +20645,14 @@
                 <w:szCs w:val="24"/>
               </w:rPr>
             </w:pPr>
+            <w:r>
+              <w:rPr>
+                <w:rFonts w:ascii="Times New Roman" w:hAnsi="Times New Roman" w:cs="Times New Roman"/>
+                <w:sz w:val="24"/>
+                <w:szCs w:val="24"/>
+              </w:rPr>
+              <w:t>+1</w:t>
+            </w:r>
           </w:p>
         </w:tc>
         <w:tc>
@@ -15203,6 +20668,16 @@
                 <w:szCs w:val="24"/>
               </w:rPr>
             </w:pPr>
+            <w:r>
+              <w:rPr>
+                <w:rFonts w:ascii="Times New Roman" w:hAnsi="Times New Roman" w:cs="Times New Roman"/>
+                <w:sz w:val="24"/>
+                <w:szCs w:val="24"/>
+              </w:rPr>
+              <w:t>+4</w:t>
+            </w:r>
+            <w:bookmarkStart w:id="0" w:name="_GoBack"/>
+            <w:bookmarkEnd w:id="0"/>
           </w:p>
         </w:tc>
       </w:tr>
@@ -15230,7 +20705,7 @@
 </file>
 
 <file path=word/endnotes.xml><?xml version="1.0" encoding="utf-8"?>
-<w:endnotes xmlns:wpc="http://schemas.microsoft.com/office/word/2010/wordprocessingCanvas" xmlns:cx="http://schemas.microsoft.com/office/drawing/2014/chartex" xmlns:cx1="http://schemas.microsoft.com/office/drawing/2015/9/8/chartex" xmlns:cx2="http://schemas.microsoft.com/office/drawing/2015/10/21/chartex" xmlns:cx3="http://schemas.microsoft.com/office/drawing/2016/5/9/chartex" xmlns:cx4="http://schemas.microsoft.com/office/drawing/2016/5/10/chartex" xmlns:cx5="http://schemas.microsoft.com/office/drawing/2016/5/11/chartex" xmlns:cx6="http://schemas.microsoft.com/office/drawing/2016/5/12/chartex" xmlns:cx7="http://schemas.microsoft.com/office/drawing/2016/5/13/chartex" xmlns:cx8="http://schemas.microsoft.com/office/drawing/2016/5/14/chartex" xmlns:mc="http://schemas.openxmlformats.org/markup-compatibility/2006" xmlns:aink="http://schemas.microsoft.com/office/drawing/2016/ink" xmlns:am3d="http://schemas.microsoft.com/office/drawing/2017/model3d" xmlns:o="urn:schemas-microsoft-com:office:office" xmlns:r="http://schemas.openxmlformats.org/officeDocument/2006/relationships" xmlns:m="http://schemas.openxmlformats.org/officeDocument/2006/math" xmlns:v="urn:schemas-microsoft-com:vml" xmlns:wp14="http://schemas.microsoft.com/office/word/2010/wordprocessingDrawing" xmlns:wp="http://schemas.openxmlformats.org/drawingml/2006/wordprocessingDrawing" xmlns:w10="urn:schemas-microsoft-com:office:word" xmlns:w="http://schemas.openxmlformats.org/wordprocessingml/2006/main" xmlns:w14="http://schemas.microsoft.com/office/word/2010/wordml" xmlns:w15="http://schemas.microsoft.com/office/word/2012/wordml" xmlns:w16cid="http://schemas.microsoft.com/office/word/2016/wordml/cid" xmlns:w16se="http://schemas.microsoft.com/office/word/2015/wordml/symex" xmlns:wpg="http://schemas.microsoft.com/office/word/2010/wordprocessingGroup" xmlns:wpi="http://schemas.microsoft.com/office/word/2010/wordprocessingInk" xmlns:wne="http://schemas.microsoft.com/office/word/2006/wordml" xmlns:wps="http://schemas.microsoft.com/office/word/2010/wordprocessingShape" mc:Ignorable="w14 w15 w16se w16cid wp14">
+<w:endnotes xmlns:wpc="http://schemas.microsoft.com/office/word/2010/wordprocessingCanvas" xmlns:cx="http://schemas.microsoft.com/office/drawing/2014/chartex" xmlns:cx1="http://schemas.microsoft.com/office/drawing/2015/9/8/chartex" xmlns:cx2="http://schemas.microsoft.com/office/drawing/2015/10/21/chartex" xmlns:cx3="http://schemas.microsoft.com/office/drawing/2016/5/9/chartex" xmlns:cx4="http://schemas.microsoft.com/office/drawing/2016/5/10/chartex" xmlns:cx5="http://schemas.microsoft.com/office/drawing/2016/5/11/chartex" xmlns:cx6="http://schemas.microsoft.com/office/drawing/2016/5/12/chartex" xmlns:cx7="http://schemas.microsoft.com/office/drawing/2016/5/13/chartex" xmlns:cx8="http://schemas.microsoft.com/office/drawing/2016/5/14/chartex" xmlns:mc="http://schemas.openxmlformats.org/markup-compatibility/2006" xmlns:aink="http://schemas.microsoft.com/office/drawing/2016/ink" xmlns:am3d="http://schemas.microsoft.com/office/drawing/2017/model3d" xmlns:o="urn:schemas-microsoft-com:office:office" xmlns:r="http://schemas.openxmlformats.org/officeDocument/2006/relationships" xmlns:m="http://schemas.openxmlformats.org/officeDocument/2006/math" xmlns:v="urn:schemas-microsoft-com:vml" xmlns:wp14="http://schemas.microsoft.com/office/word/2010/wordprocessingDrawing" xmlns:wp="http://schemas.openxmlformats.org/drawingml/2006/wordprocessingDrawing" xmlns:w10="urn:schemas-microsoft-com:office:word" xmlns:w="http://schemas.openxmlformats.org/wordprocessingml/2006/main" xmlns:w14="http://schemas.microsoft.com/office/word/2010/wordml" xmlns:w15="http://schemas.microsoft.com/office/word/2012/wordml" xmlns:w16cex="http://schemas.microsoft.com/office/word/2018/wordml/cex" xmlns:w16cid="http://schemas.microsoft.com/office/word/2016/wordml/cid" xmlns:w16="http://schemas.microsoft.com/office/word/2018/wordml" xmlns:w16se="http://schemas.microsoft.com/office/word/2015/wordml/symex" xmlns:wpg="http://schemas.microsoft.com/office/word/2010/wordprocessingGroup" xmlns:wpi="http://schemas.microsoft.com/office/word/2010/wordprocessingInk" xmlns:wne="http://schemas.microsoft.com/office/word/2006/wordml" xmlns:wps="http://schemas.microsoft.com/office/word/2010/wordprocessingShape" mc:Ignorable="w14 w15 w16se w16cid w16 w16cex wp14">
   <w:endnote w:type="separator" w:id="-1">
     <w:p>
       <w:pPr>
@@ -15255,7 +20730,7 @@
 </file>
 
 <file path=word/footer1.xml><?xml version="1.0" encoding="utf-8"?>
-<w:ftr xmlns:wpc="http://schemas.microsoft.com/office/word/2010/wordprocessingCanvas" xmlns:cx="http://schemas.microsoft.com/office/drawing/2014/chartex" xmlns:cx1="http://schemas.microsoft.com/office/drawing/2015/9/8/chartex" xmlns:cx2="http://schemas.microsoft.com/office/drawing/2015/10/21/chartex" xmlns:cx3="http://schemas.microsoft.com/office/drawing/2016/5/9/chartex" xmlns:cx4="http://schemas.microsoft.com/office/drawing/2016/5/10/chartex" xmlns:cx5="http://schemas.microsoft.com/office/drawing/2016/5/11/chartex" xmlns:cx6="http://schemas.microsoft.com/office/drawing/2016/5/12/chartex" xmlns:cx7="http://schemas.microsoft.com/office/drawing/2016/5/13/chartex" xmlns:cx8="http://schemas.microsoft.com/office/drawing/2016/5/14/chartex" xmlns:mc="http://schemas.openxmlformats.org/markup-compatibility/2006" xmlns:aink="http://schemas.microsoft.com/office/drawing/2016/ink" xmlns:am3d="http://schemas.microsoft.com/office/drawing/2017/model3d" xmlns:o="urn:schemas-microsoft-com:office:office" xmlns:r="http://schemas.openxmlformats.org/officeDocument/2006/relationships" xmlns:m="http://schemas.openxmlformats.org/officeDocument/2006/math" xmlns:v="urn:schemas-microsoft-com:vml" xmlns:wp14="http://schemas.microsoft.com/office/word/2010/wordprocessingDrawing" xmlns:wp="http://schemas.openxmlformats.org/drawingml/2006/wordprocessingDrawing" xmlns:w10="urn:schemas-microsoft-com:office:word" xmlns:w="http://schemas.openxmlformats.org/wordprocessingml/2006/main" xmlns:w14="http://schemas.microsoft.com/office/word/2010/wordml" xmlns:w15="http://schemas.microsoft.com/office/word/2012/wordml" xmlns:w16cid="http://schemas.microsoft.com/office/word/2016/wordml/cid" xmlns:w16se="http://schemas.microsoft.com/office/word/2015/wordml/symex" xmlns:wpg="http://schemas.microsoft.com/office/word/2010/wordprocessingGroup" xmlns:wpi="http://schemas.microsoft.com/office/word/2010/wordprocessingInk" xmlns:wne="http://schemas.microsoft.com/office/word/2006/wordml" xmlns:wps="http://schemas.microsoft.com/office/word/2010/wordprocessingShape" mc:Ignorable="w14 w15 w16se w16cid wp14">
+<w:ftr xmlns:wpc="http://schemas.microsoft.com/office/word/2010/wordprocessingCanvas" xmlns:cx="http://schemas.microsoft.com/office/drawing/2014/chartex" xmlns:cx1="http://schemas.microsoft.com/office/drawing/2015/9/8/chartex" xmlns:cx2="http://schemas.microsoft.com/office/drawing/2015/10/21/chartex" xmlns:cx3="http://schemas.microsoft.com/office/drawing/2016/5/9/chartex" xmlns:cx4="http://schemas.microsoft.com/office/drawing/2016/5/10/chartex" xmlns:cx5="http://schemas.microsoft.com/office/drawing/2016/5/11/chartex" xmlns:cx6="http://schemas.microsoft.com/office/drawing/2016/5/12/chartex" xmlns:cx7="http://schemas.microsoft.com/office/drawing/2016/5/13/chartex" xmlns:cx8="http://schemas.microsoft.com/office/drawing/2016/5/14/chartex" xmlns:mc="http://schemas.openxmlformats.org/markup-compatibility/2006" xmlns:aink="http://schemas.microsoft.com/office/drawing/2016/ink" xmlns:am3d="http://schemas.microsoft.com/office/drawing/2017/model3d" xmlns:o="urn:schemas-microsoft-com:office:office" xmlns:r="http://schemas.openxmlformats.org/officeDocument/2006/relationships" xmlns:m="http://schemas.openxmlformats.org/officeDocument/2006/math" xmlns:v="urn:schemas-microsoft-com:vml" xmlns:wp14="http://schemas.microsoft.com/office/word/2010/wordprocessingDrawing" xmlns:wp="http://schemas.openxmlformats.org/drawingml/2006/wordprocessingDrawing" xmlns:w10="urn:schemas-microsoft-com:office:word" xmlns:w="http://schemas.openxmlformats.org/wordprocessingml/2006/main" xmlns:w14="http://schemas.microsoft.com/office/word/2010/wordml" xmlns:w15="http://schemas.microsoft.com/office/word/2012/wordml" xmlns:w16cex="http://schemas.microsoft.com/office/word/2018/wordml/cex" xmlns:w16cid="http://schemas.microsoft.com/office/word/2016/wordml/cid" xmlns:w16="http://schemas.microsoft.com/office/word/2018/wordml" xmlns:w16se="http://schemas.microsoft.com/office/word/2015/wordml/symex" xmlns:wpg="http://schemas.microsoft.com/office/word/2010/wordprocessingGroup" xmlns:wpi="http://schemas.microsoft.com/office/word/2010/wordprocessingInk" xmlns:wne="http://schemas.microsoft.com/office/word/2006/wordml" xmlns:wps="http://schemas.microsoft.com/office/word/2010/wordprocessingShape" mc:Ignorable="w14 w15 w16se w16cid w16 w16cex wp14">
   <w:sdt>
     <w:sdtPr>
       <w:id w:val="745619625"/>
@@ -15335,7 +20810,7 @@
 </file>
 
 <file path=word/footnotes.xml><?xml version="1.0" encoding="utf-8"?>
-<w:footnotes xmlns:wpc="http://schemas.microsoft.com/office/word/2010/wordprocessingCanvas" xmlns:cx="http://schemas.microsoft.com/office/drawing/2014/chartex" xmlns:cx1="http://schemas.microsoft.com/office/drawing/2015/9/8/chartex" xmlns:cx2="http://schemas.microsoft.com/office/drawing/2015/10/21/chartex" xmlns:cx3="http://schemas.microsoft.com/office/drawing/2016/5/9/chartex" xmlns:cx4="http://schemas.microsoft.com/office/drawing/2016/5/10/chartex" xmlns:cx5="http://schemas.microsoft.com/office/drawing/2016/5/11/chartex" xmlns:cx6="http://schemas.microsoft.com/office/drawing/2016/5/12/chartex" xmlns:cx7="http://schemas.microsoft.com/office/drawing/2016/5/13/chartex" xmlns:cx8="http://schemas.microsoft.com/office/drawing/2016/5/14/chartex" xmlns:mc="http://schemas.openxmlformats.org/markup-compatibility/2006" xmlns:aink="http://schemas.microsoft.com/office/drawing/2016/ink" xmlns:am3d="http://schemas.microsoft.com/office/drawing/2017/model3d" xmlns:o="urn:schemas-microsoft-com:office:office" xmlns:r="http://schemas.openxmlformats.org/officeDocument/2006/relationships" xmlns:m="http://schemas.openxmlformats.org/officeDocument/2006/math" xmlns:v="urn:schemas-microsoft-com:vml" xmlns:wp14="http://schemas.microsoft.com/office/word/2010/wordprocessingDrawing" xmlns:wp="http://schemas.openxmlformats.org/drawingml/2006/wordprocessingDrawing" xmlns:w10="urn:schemas-microsoft-com:office:word" xmlns:w="http://schemas.openxmlformats.org/wordprocessingml/2006/main" xmlns:w14="http://schemas.microsoft.com/office/word/2010/wordml" xmlns:w15="http://schemas.microsoft.com/office/word/2012/wordml" xmlns:w16cid="http://schemas.microsoft.com/office/word/2016/wordml/cid" xmlns:w16se="http://schemas.microsoft.com/office/word/2015/wordml/symex" xmlns:wpg="http://schemas.microsoft.com/office/word/2010/wordprocessingGroup" xmlns:wpi="http://schemas.microsoft.com/office/word/2010/wordprocessingInk" xmlns:wne="http://schemas.microsoft.com/office/word/2006/wordml" xmlns:wps="http://schemas.microsoft.com/office/word/2010/wordprocessingShape" mc:Ignorable="w14 w15 w16se w16cid wp14">
+<w:footnotes xmlns:wpc="http://schemas.microsoft.com/office/word/2010/wordprocessingCanvas" xmlns:cx="http://schemas.microsoft.com/office/drawing/2014/chartex" xmlns:cx1="http://schemas.microsoft.com/office/drawing/2015/9/8/chartex" xmlns:cx2="http://schemas.microsoft.com/office/drawing/2015/10/21/chartex" xmlns:cx3="http://schemas.microsoft.com/office/drawing/2016/5/9/chartex" xmlns:cx4="http://schemas.microsoft.com/office/drawing/2016/5/10/chartex" xmlns:cx5="http://schemas.microsoft.com/office/drawing/2016/5/11/chartex" xmlns:cx6="http://schemas.microsoft.com/office/drawing/2016/5/12/chartex" xmlns:cx7="http://schemas.microsoft.com/office/drawing/2016/5/13/chartex" xmlns:cx8="http://schemas.microsoft.com/office/drawing/2016/5/14/chartex" xmlns:mc="http://schemas.openxmlformats.org/markup-compatibility/2006" xmlns:aink="http://schemas.microsoft.com/office/drawing/2016/ink" xmlns:am3d="http://schemas.microsoft.com/office/drawing/2017/model3d" xmlns:o="urn:schemas-microsoft-com:office:office" xmlns:r="http://schemas.openxmlformats.org/officeDocument/2006/relationships" xmlns:m="http://schemas.openxmlformats.org/officeDocument/2006/math" xmlns:v="urn:schemas-microsoft-com:vml" xmlns:wp14="http://schemas.microsoft.com/office/word/2010/wordprocessingDrawing" xmlns:wp="http://schemas.openxmlformats.org/drawingml/2006/wordprocessingDrawing" xmlns:w10="urn:schemas-microsoft-com:office:word" xmlns:w="http://schemas.openxmlformats.org/wordprocessingml/2006/main" xmlns:w14="http://schemas.microsoft.com/office/word/2010/wordml" xmlns:w15="http://schemas.microsoft.com/office/word/2012/wordml" xmlns:w16cex="http://schemas.microsoft.com/office/word/2018/wordml/cex" xmlns:w16cid="http://schemas.microsoft.com/office/word/2016/wordml/cid" xmlns:w16="http://schemas.microsoft.com/office/word/2018/wordml" xmlns:w16se="http://schemas.microsoft.com/office/word/2015/wordml/symex" xmlns:wpg="http://schemas.microsoft.com/office/word/2010/wordprocessingGroup" xmlns:wpi="http://schemas.microsoft.com/office/word/2010/wordprocessingInk" xmlns:wne="http://schemas.microsoft.com/office/word/2006/wordml" xmlns:wps="http://schemas.microsoft.com/office/word/2010/wordprocessingShape" mc:Ignorable="w14 w15 w16se w16cid w16 w16cex wp14">
   <w:footnote w:type="separator" w:id="-1">
     <w:p>
       <w:pPr>
@@ -15360,7 +20835,7 @@
 </file>
 
 <file path=word/styles.xml><?xml version="1.0" encoding="utf-8"?>
-<w:styles xmlns:mc="http://schemas.openxmlformats.org/markup-compatibility/2006" xmlns:r="http://schemas.openxmlformats.org/officeDocument/2006/relationships" xmlns:w="http://schemas.openxmlformats.org/wordprocessingml/2006/main" xmlns:w14="http://schemas.microsoft.com/office/word/2010/wordml" xmlns:w15="http://schemas.microsoft.com/office/word/2012/wordml" xmlns:w16cid="http://schemas.microsoft.com/office/word/2016/wordml/cid" xmlns:w16se="http://schemas.microsoft.com/office/word/2015/wordml/symex" mc:Ignorable="w14 w15 w16se w16cid">
+<w:styles xmlns:mc="http://schemas.openxmlformats.org/markup-compatibility/2006" xmlns:r="http://schemas.openxmlformats.org/officeDocument/2006/relationships" xmlns:w="http://schemas.openxmlformats.org/wordprocessingml/2006/main" xmlns:w14="http://schemas.microsoft.com/office/word/2010/wordml" xmlns:w15="http://schemas.microsoft.com/office/word/2012/wordml" xmlns:w16cex="http://schemas.microsoft.com/office/word/2018/wordml/cex" xmlns:w16cid="http://schemas.microsoft.com/office/word/2016/wordml/cid" xmlns:w16="http://schemas.microsoft.com/office/word/2018/wordml" xmlns:w16se="http://schemas.microsoft.com/office/word/2015/wordml/symex" mc:Ignorable="w14 w15 w16se w16cid w16 w16cex">
   <w:docDefaults>
     <w:rPrDefault>
       <w:rPr>
@@ -15376,7 +20851,7 @@
       </w:pPr>
     </w:pPrDefault>
   </w:docDefaults>
-  <w:latentStyles w:defLockedState="0" w:defUIPriority="99" w:defSemiHidden="0" w:defUnhideWhenUsed="0" w:defQFormat="0" w:count="375">
+  <w:latentStyles w:defLockedState="0" w:defUIPriority="99" w:defSemiHidden="0" w:defUnhideWhenUsed="0" w:defQFormat="0" w:count="376">
     <w:lsdException w:name="Normal" w:uiPriority="0" w:qFormat="1"/>
     <w:lsdException w:name="heading 1" w:uiPriority="9" w:qFormat="1"/>
     <w:lsdException w:name="heading 2" w:semiHidden="1" w:uiPriority="9" w:unhideWhenUsed="1" w:qFormat="1"/>
@@ -15525,11 +21000,11 @@
     <w:lsdException w:name="Table Elegant" w:semiHidden="1" w:unhideWhenUsed="1"/>
     <w:lsdException w:name="Table Professional" w:semiHidden="1" w:unhideWhenUsed="1"/>
     <w:lsdException w:name="Table Subtle 1" w:semiHidden="1" w:unhideWhenUsed="1"/>
+    <w:lsdException w:name="Table Subtle 2" w:semiHidden="1" w:unhideWhenUsed="1"/>
     <w:lsdException w:name="Table Web 1" w:semiHidden="1" w:unhideWhenUsed="1"/>
     <w:lsdException w:name="Table Web 2" w:semiHidden="1" w:unhideWhenUsed="1"/>
     <w:lsdException w:name="Balloon Text" w:semiHidden="1" w:unhideWhenUsed="1"/>
     <w:lsdException w:name="Table Grid" w:uiPriority="39"/>
-    <w:lsdException w:name="Table Theme" w:semiHidden="1" w:unhideWhenUsed="1"/>
     <w:lsdException w:name="Placeholder Text" w:semiHidden="1"/>
     <w:lsdException w:name="No Spacing" w:uiPriority="1" w:qFormat="1"/>
     <w:lsdException w:name="Light Shading" w:uiPriority="60"/>
@@ -15749,6 +21224,7 @@
     <w:lsdException w:name="Smart Hyperlink" w:semiHidden="1" w:unhideWhenUsed="1"/>
     <w:lsdException w:name="Hashtag" w:semiHidden="1" w:unhideWhenUsed="1"/>
     <w:lsdException w:name="Unresolved Mention" w:semiHidden="1" w:unhideWhenUsed="1"/>
+    <w:lsdException w:name="Smart Link" w:semiHidden="1" w:unhideWhenUsed="1"/>
   </w:latentStyles>
   <w:style w:type="paragraph" w:default="1" w:styleId="a">
     <w:name w:val="Normal"/>
@@ -16113,7 +21589,7 @@
 </file>
 
 <file path=customXml/itemProps1.xml><?xml version="1.0" encoding="utf-8"?>
-<ds:datastoreItem xmlns:ds="http://schemas.openxmlformats.org/officeDocument/2006/customXml" ds:itemID="{C5F20554-8721-4A88-BEC5-CA94BF396103}">
+<ds:datastoreItem xmlns:ds="http://schemas.openxmlformats.org/officeDocument/2006/customXml" ds:itemID="{40B0BCFA-8DC6-46C3-BCD6-4C701A0DF046}">
   <ds:schemaRefs>
     <ds:schemaRef ds:uri="http://schemas.openxmlformats.org/officeDocument/2006/bibliography"/>
   </ds:schemaRefs>
